--- a/public/templates/BERKAS PEMBAYARAN PPL TERMIN II (1).docx
+++ b/public/templates/BERKAS PEMBAYARAN PPL TERMIN II (1).docx
@@ -440,7 +440,47 @@
           <w:sz w:val="24"/>
           <w:szCs w:val="24"/>
         </w:rPr>
-        <w:t>Dengan ini menyatakan:  </w:t>
+        <w:t xml:space="preserve">Dengan </w:t>
+      </w:r>
+      <w:proofErr w:type="spellStart"/>
+      <w:r>
+        <w:rPr>
+          <w:rFonts w:ascii="Bookman Old Style" w:eastAsia="Bookman Old Style" w:hAnsi="Bookman Old Style" w:cs="Bookman Old Style"/>
+          <w:color w:val="000000"/>
+          <w:sz w:val="24"/>
+          <w:szCs w:val="24"/>
+        </w:rPr>
+        <w:t>ini</w:t>
+      </w:r>
+      <w:proofErr w:type="spellEnd"/>
+      <w:r>
+        <w:rPr>
+          <w:rFonts w:ascii="Bookman Old Style" w:eastAsia="Bookman Old Style" w:hAnsi="Bookman Old Style" w:cs="Bookman Old Style"/>
+          <w:color w:val="000000"/>
+          <w:sz w:val="24"/>
+          <w:szCs w:val="24"/>
+        </w:rPr>
+        <w:t xml:space="preserve"> </w:t>
+      </w:r>
+      <w:proofErr w:type="spellStart"/>
+      <w:r>
+        <w:rPr>
+          <w:rFonts w:ascii="Bookman Old Style" w:eastAsia="Bookman Old Style" w:hAnsi="Bookman Old Style" w:cs="Bookman Old Style"/>
+          <w:color w:val="000000"/>
+          <w:sz w:val="24"/>
+          <w:szCs w:val="24"/>
+        </w:rPr>
+        <w:t>menyatakan</w:t>
+      </w:r>
+      <w:proofErr w:type="spellEnd"/>
+      <w:r>
+        <w:rPr>
+          <w:rFonts w:ascii="Bookman Old Style" w:eastAsia="Bookman Old Style" w:hAnsi="Bookman Old Style" w:cs="Bookman Old Style"/>
+          <w:color w:val="000000"/>
+          <w:sz w:val="24"/>
+          <w:szCs w:val="24"/>
+        </w:rPr>
+        <w:t>:  </w:t>
       </w:r>
     </w:p>
     <w:p>
@@ -1173,7 +1213,16 @@
                 <w:sz w:val="24"/>
                 <w:szCs w:val="24"/>
               </w:rPr>
-              <w:t>(N</w:t>
+              <w:t>(</w:t>
+            </w:r>
+            <w:proofErr w:type="spellStart"/>
+            <w:r>
+              <w:rPr>
+                <w:rFonts w:ascii="Bookman Old Style" w:eastAsia="Bookman Old Style" w:hAnsi="Bookman Old Style" w:cs="Bookman Old Style"/>
+                <w:sz w:val="24"/>
+                <w:szCs w:val="24"/>
+              </w:rPr>
+              <w:t>N</w:t>
             </w:r>
             <w:r>
               <w:rPr>
@@ -1183,6 +1232,7 @@
               </w:rPr>
               <w:t>uraliyah</w:t>
             </w:r>
+            <w:proofErr w:type="spellEnd"/>
             <w:r>
               <w:rPr>
                 <w:rFonts w:ascii="Bookman Old Style" w:eastAsia="Bookman Old Style" w:hAnsi="Bookman Old Style" w:cs="Bookman Old Style"/>
@@ -2344,7 +2394,47 @@
           <w:sz w:val="24"/>
           <w:szCs w:val="24"/>
         </w:rPr>
-        <w:t>Dengan ini menyatakan:  </w:t>
+        <w:t xml:space="preserve">Dengan </w:t>
+      </w:r>
+      <w:proofErr w:type="spellStart"/>
+      <w:r>
+        <w:rPr>
+          <w:rFonts w:ascii="Bookman Old Style" w:eastAsia="Bookman Old Style" w:hAnsi="Bookman Old Style" w:cs="Bookman Old Style"/>
+          <w:color w:val="000000"/>
+          <w:sz w:val="24"/>
+          <w:szCs w:val="24"/>
+        </w:rPr>
+        <w:t>ini</w:t>
+      </w:r>
+      <w:proofErr w:type="spellEnd"/>
+      <w:r>
+        <w:rPr>
+          <w:rFonts w:ascii="Bookman Old Style" w:eastAsia="Bookman Old Style" w:hAnsi="Bookman Old Style" w:cs="Bookman Old Style"/>
+          <w:color w:val="000000"/>
+          <w:sz w:val="24"/>
+          <w:szCs w:val="24"/>
+        </w:rPr>
+        <w:t xml:space="preserve"> </w:t>
+      </w:r>
+      <w:proofErr w:type="spellStart"/>
+      <w:r>
+        <w:rPr>
+          <w:rFonts w:ascii="Bookman Old Style" w:eastAsia="Bookman Old Style" w:hAnsi="Bookman Old Style" w:cs="Bookman Old Style"/>
+          <w:color w:val="000000"/>
+          <w:sz w:val="24"/>
+          <w:szCs w:val="24"/>
+        </w:rPr>
+        <w:t>menyatakan</w:t>
+      </w:r>
+      <w:proofErr w:type="spellEnd"/>
+      <w:r>
+        <w:rPr>
+          <w:rFonts w:ascii="Bookman Old Style" w:eastAsia="Bookman Old Style" w:hAnsi="Bookman Old Style" w:cs="Bookman Old Style"/>
+          <w:color w:val="000000"/>
+          <w:sz w:val="24"/>
+          <w:szCs w:val="24"/>
+        </w:rPr>
+        <w:t>:  </w:t>
       </w:r>
     </w:p>
     <w:p>
@@ -2381,25 +2471,285 @@
           <w:sz w:val="24"/>
           <w:szCs w:val="24"/>
         </w:rPr>
-        <w:t xml:space="preserve"> telah melaksanakan pekerjaan Pendataan Lapangan  Sensus Ekonomi 2026 pada Badan Pusat Statistik Kota Jakarta Timur berdasarkan Perjanjian Kerja Nomor: </w:t>
-      </w:r>
-      <w:r>
-        <w:rPr>
-          <w:rFonts w:ascii="Bookman Old Style" w:eastAsia="Bookman Old Style" w:hAnsi="Bookman Old Style" w:cs="Bookman Old Style"/>
-          <w:color w:val="000000"/>
-          <w:sz w:val="24"/>
-          <w:szCs w:val="24"/>
-        </w:rPr>
-        <w:t>{nomor_spk}</w:t>
-      </w:r>
-      <w:r>
-        <w:rPr>
-          <w:rFonts w:ascii="Bookman Old Style" w:eastAsia="Bookman Old Style" w:hAnsi="Bookman Old Style" w:cs="Bookman Old Style"/>
-          <w:color w:val="000000"/>
-          <w:sz w:val="24"/>
-          <w:szCs w:val="24"/>
-        </w:rPr>
-        <w:t xml:space="preserve">, sesuai dengan target pekerjaan termin </w:t>
+        <w:t xml:space="preserve"> </w:t>
+      </w:r>
+      <w:proofErr w:type="spellStart"/>
+      <w:r>
+        <w:rPr>
+          <w:rFonts w:ascii="Bookman Old Style" w:eastAsia="Bookman Old Style" w:hAnsi="Bookman Old Style" w:cs="Bookman Old Style"/>
+          <w:color w:val="000000"/>
+          <w:sz w:val="24"/>
+          <w:szCs w:val="24"/>
+        </w:rPr>
+        <w:t>telah</w:t>
+      </w:r>
+      <w:proofErr w:type="spellEnd"/>
+      <w:r>
+        <w:rPr>
+          <w:rFonts w:ascii="Bookman Old Style" w:eastAsia="Bookman Old Style" w:hAnsi="Bookman Old Style" w:cs="Bookman Old Style"/>
+          <w:color w:val="000000"/>
+          <w:sz w:val="24"/>
+          <w:szCs w:val="24"/>
+        </w:rPr>
+        <w:t xml:space="preserve"> </w:t>
+      </w:r>
+      <w:proofErr w:type="spellStart"/>
+      <w:r>
+        <w:rPr>
+          <w:rFonts w:ascii="Bookman Old Style" w:eastAsia="Bookman Old Style" w:hAnsi="Bookman Old Style" w:cs="Bookman Old Style"/>
+          <w:color w:val="000000"/>
+          <w:sz w:val="24"/>
+          <w:szCs w:val="24"/>
+        </w:rPr>
+        <w:t>melaksanakan</w:t>
+      </w:r>
+      <w:proofErr w:type="spellEnd"/>
+      <w:r>
+        <w:rPr>
+          <w:rFonts w:ascii="Bookman Old Style" w:eastAsia="Bookman Old Style" w:hAnsi="Bookman Old Style" w:cs="Bookman Old Style"/>
+          <w:color w:val="000000"/>
+          <w:sz w:val="24"/>
+          <w:szCs w:val="24"/>
+        </w:rPr>
+        <w:t xml:space="preserve"> </w:t>
+      </w:r>
+      <w:proofErr w:type="spellStart"/>
+      <w:r>
+        <w:rPr>
+          <w:rFonts w:ascii="Bookman Old Style" w:eastAsia="Bookman Old Style" w:hAnsi="Bookman Old Style" w:cs="Bookman Old Style"/>
+          <w:color w:val="000000"/>
+          <w:sz w:val="24"/>
+          <w:szCs w:val="24"/>
+        </w:rPr>
+        <w:t>pekerjaan</w:t>
+      </w:r>
+      <w:proofErr w:type="spellEnd"/>
+      <w:r>
+        <w:rPr>
+          <w:rFonts w:ascii="Bookman Old Style" w:eastAsia="Bookman Old Style" w:hAnsi="Bookman Old Style" w:cs="Bookman Old Style"/>
+          <w:color w:val="000000"/>
+          <w:sz w:val="24"/>
+          <w:szCs w:val="24"/>
+        </w:rPr>
+        <w:t xml:space="preserve"> </w:t>
+      </w:r>
+      <w:proofErr w:type="spellStart"/>
+      <w:r>
+        <w:rPr>
+          <w:rFonts w:ascii="Bookman Old Style" w:eastAsia="Bookman Old Style" w:hAnsi="Bookman Old Style" w:cs="Bookman Old Style"/>
+          <w:color w:val="000000"/>
+          <w:sz w:val="24"/>
+          <w:szCs w:val="24"/>
+        </w:rPr>
+        <w:t>Pendataan</w:t>
+      </w:r>
+      <w:proofErr w:type="spellEnd"/>
+      <w:r>
+        <w:rPr>
+          <w:rFonts w:ascii="Bookman Old Style" w:eastAsia="Bookman Old Style" w:hAnsi="Bookman Old Style" w:cs="Bookman Old Style"/>
+          <w:color w:val="000000"/>
+          <w:sz w:val="24"/>
+          <w:szCs w:val="24"/>
+        </w:rPr>
+        <w:t xml:space="preserve"> Lapangan  Sensus Ekonomi 2026 pada Badan Pusat </w:t>
+      </w:r>
+      <w:proofErr w:type="spellStart"/>
+      <w:r>
+        <w:rPr>
+          <w:rFonts w:ascii="Bookman Old Style" w:eastAsia="Bookman Old Style" w:hAnsi="Bookman Old Style" w:cs="Bookman Old Style"/>
+          <w:color w:val="000000"/>
+          <w:sz w:val="24"/>
+          <w:szCs w:val="24"/>
+        </w:rPr>
+        <w:t>Statistik</w:t>
+      </w:r>
+      <w:proofErr w:type="spellEnd"/>
+      <w:r>
+        <w:rPr>
+          <w:rFonts w:ascii="Bookman Old Style" w:eastAsia="Bookman Old Style" w:hAnsi="Bookman Old Style" w:cs="Bookman Old Style"/>
+          <w:color w:val="000000"/>
+          <w:sz w:val="24"/>
+          <w:szCs w:val="24"/>
+        </w:rPr>
+        <w:t xml:space="preserve"> Kota Jakarta Timur </w:t>
+      </w:r>
+      <w:proofErr w:type="spellStart"/>
+      <w:r>
+        <w:rPr>
+          <w:rFonts w:ascii="Bookman Old Style" w:eastAsia="Bookman Old Style" w:hAnsi="Bookman Old Style" w:cs="Bookman Old Style"/>
+          <w:color w:val="000000"/>
+          <w:sz w:val="24"/>
+          <w:szCs w:val="24"/>
+        </w:rPr>
+        <w:t>berdasarkan</w:t>
+      </w:r>
+      <w:proofErr w:type="spellEnd"/>
+      <w:r>
+        <w:rPr>
+          <w:rFonts w:ascii="Bookman Old Style" w:eastAsia="Bookman Old Style" w:hAnsi="Bookman Old Style" w:cs="Bookman Old Style"/>
+          <w:color w:val="000000"/>
+          <w:sz w:val="24"/>
+          <w:szCs w:val="24"/>
+        </w:rPr>
+        <w:t xml:space="preserve"> </w:t>
+      </w:r>
+      <w:proofErr w:type="spellStart"/>
+      <w:r>
+        <w:rPr>
+          <w:rFonts w:ascii="Bookman Old Style" w:eastAsia="Bookman Old Style" w:hAnsi="Bookman Old Style" w:cs="Bookman Old Style"/>
+          <w:color w:val="000000"/>
+          <w:sz w:val="24"/>
+          <w:szCs w:val="24"/>
+        </w:rPr>
+        <w:t>Perjanjian</w:t>
+      </w:r>
+      <w:proofErr w:type="spellEnd"/>
+      <w:r>
+        <w:rPr>
+          <w:rFonts w:ascii="Bookman Old Style" w:eastAsia="Bookman Old Style" w:hAnsi="Bookman Old Style" w:cs="Bookman Old Style"/>
+          <w:color w:val="000000"/>
+          <w:sz w:val="24"/>
+          <w:szCs w:val="24"/>
+        </w:rPr>
+        <w:t xml:space="preserve"> </w:t>
+      </w:r>
+      <w:proofErr w:type="spellStart"/>
+      <w:r>
+        <w:rPr>
+          <w:rFonts w:ascii="Bookman Old Style" w:eastAsia="Bookman Old Style" w:hAnsi="Bookman Old Style" w:cs="Bookman Old Style"/>
+          <w:color w:val="000000"/>
+          <w:sz w:val="24"/>
+          <w:szCs w:val="24"/>
+        </w:rPr>
+        <w:t>Kerja</w:t>
+      </w:r>
+      <w:proofErr w:type="spellEnd"/>
+      <w:r>
+        <w:rPr>
+          <w:rFonts w:ascii="Bookman Old Style" w:eastAsia="Bookman Old Style" w:hAnsi="Bookman Old Style" w:cs="Bookman Old Style"/>
+          <w:color w:val="000000"/>
+          <w:sz w:val="24"/>
+          <w:szCs w:val="24"/>
+        </w:rPr>
+        <w:t xml:space="preserve"> Nomor: </w:t>
+      </w:r>
+      <w:r>
+        <w:rPr>
+          <w:rFonts w:ascii="Bookman Old Style" w:eastAsia="Bookman Old Style" w:hAnsi="Bookman Old Style" w:cs="Bookman Old Style"/>
+          <w:color w:val="000000"/>
+          <w:sz w:val="24"/>
+          <w:szCs w:val="24"/>
+        </w:rPr>
+        <w:t>{</w:t>
+      </w:r>
+      <w:proofErr w:type="spellStart"/>
+      <w:r>
+        <w:rPr>
+          <w:rFonts w:ascii="Bookman Old Style" w:eastAsia="Bookman Old Style" w:hAnsi="Bookman Old Style" w:cs="Bookman Old Style"/>
+          <w:color w:val="000000"/>
+          <w:sz w:val="24"/>
+          <w:szCs w:val="24"/>
+        </w:rPr>
+        <w:t>nomor_spk</w:t>
+      </w:r>
+      <w:proofErr w:type="spellEnd"/>
+      <w:r>
+        <w:rPr>
+          <w:rFonts w:ascii="Bookman Old Style" w:eastAsia="Bookman Old Style" w:hAnsi="Bookman Old Style" w:cs="Bookman Old Style"/>
+          <w:color w:val="000000"/>
+          <w:sz w:val="24"/>
+          <w:szCs w:val="24"/>
+        </w:rPr>
+        <w:t>}</w:t>
+      </w:r>
+      <w:r>
+        <w:rPr>
+          <w:rFonts w:ascii="Bookman Old Style" w:eastAsia="Bookman Old Style" w:hAnsi="Bookman Old Style" w:cs="Bookman Old Style"/>
+          <w:color w:val="000000"/>
+          <w:sz w:val="24"/>
+          <w:szCs w:val="24"/>
+        </w:rPr>
+        <w:t xml:space="preserve">, </w:t>
+      </w:r>
+      <w:proofErr w:type="spellStart"/>
+      <w:r>
+        <w:rPr>
+          <w:rFonts w:ascii="Bookman Old Style" w:eastAsia="Bookman Old Style" w:hAnsi="Bookman Old Style" w:cs="Bookman Old Style"/>
+          <w:color w:val="000000"/>
+          <w:sz w:val="24"/>
+          <w:szCs w:val="24"/>
+        </w:rPr>
+        <w:t>sesuai</w:t>
+      </w:r>
+      <w:proofErr w:type="spellEnd"/>
+      <w:r>
+        <w:rPr>
+          <w:rFonts w:ascii="Bookman Old Style" w:eastAsia="Bookman Old Style" w:hAnsi="Bookman Old Style" w:cs="Bookman Old Style"/>
+          <w:color w:val="000000"/>
+          <w:sz w:val="24"/>
+          <w:szCs w:val="24"/>
+        </w:rPr>
+        <w:t xml:space="preserve"> </w:t>
+      </w:r>
+      <w:proofErr w:type="spellStart"/>
+      <w:r>
+        <w:rPr>
+          <w:rFonts w:ascii="Bookman Old Style" w:eastAsia="Bookman Old Style" w:hAnsi="Bookman Old Style" w:cs="Bookman Old Style"/>
+          <w:color w:val="000000"/>
+          <w:sz w:val="24"/>
+          <w:szCs w:val="24"/>
+        </w:rPr>
+        <w:t>dengan</w:t>
+      </w:r>
+      <w:proofErr w:type="spellEnd"/>
+      <w:r>
+        <w:rPr>
+          <w:rFonts w:ascii="Bookman Old Style" w:eastAsia="Bookman Old Style" w:hAnsi="Bookman Old Style" w:cs="Bookman Old Style"/>
+          <w:color w:val="000000"/>
+          <w:sz w:val="24"/>
+          <w:szCs w:val="24"/>
+        </w:rPr>
+        <w:t xml:space="preserve"> target </w:t>
+      </w:r>
+      <w:proofErr w:type="spellStart"/>
+      <w:r>
+        <w:rPr>
+          <w:rFonts w:ascii="Bookman Old Style" w:eastAsia="Bookman Old Style" w:hAnsi="Bookman Old Style" w:cs="Bookman Old Style"/>
+          <w:color w:val="000000"/>
+          <w:sz w:val="24"/>
+          <w:szCs w:val="24"/>
+        </w:rPr>
+        <w:t>pekerjaan</w:t>
+      </w:r>
+      <w:proofErr w:type="spellEnd"/>
+      <w:r>
+        <w:rPr>
+          <w:rFonts w:ascii="Bookman Old Style" w:eastAsia="Bookman Old Style" w:hAnsi="Bookman Old Style" w:cs="Bookman Old Style"/>
+          <w:color w:val="000000"/>
+          <w:sz w:val="24"/>
+          <w:szCs w:val="24"/>
+        </w:rPr>
+        <w:t xml:space="preserve"> </w:t>
+      </w:r>
+      <w:proofErr w:type="spellStart"/>
+      <w:r>
+        <w:rPr>
+          <w:rFonts w:ascii="Bookman Old Style" w:eastAsia="Bookman Old Style" w:hAnsi="Bookman Old Style" w:cs="Bookman Old Style"/>
+          <w:color w:val="000000"/>
+          <w:sz w:val="24"/>
+          <w:szCs w:val="24"/>
+        </w:rPr>
+        <w:t>termin</w:t>
+      </w:r>
+      <w:proofErr w:type="spellEnd"/>
+      <w:r>
+        <w:rPr>
+          <w:rFonts w:ascii="Bookman Old Style" w:eastAsia="Bookman Old Style" w:hAnsi="Bookman Old Style" w:cs="Bookman Old Style"/>
+          <w:color w:val="000000"/>
+          <w:sz w:val="24"/>
+          <w:szCs w:val="24"/>
+        </w:rPr>
+        <w:t xml:space="preserve"> </w:t>
       </w:r>
       <w:r>
         <w:rPr>
@@ -2416,17 +2766,19 @@
           <w:sz w:val="24"/>
           <w:szCs w:val="24"/>
         </w:rPr>
-        <w:t>I yang ditetapkan sebesar</w:t>
-      </w:r>
-      <w:r>
-        <w:rPr>
-          <w:rFonts w:ascii="Bookman Old Style" w:eastAsia="Bookman Old Style" w:hAnsi="Bookman Old Style" w:cs="Bookman Old Style"/>
-          <w:color w:val="000000"/>
-          <w:sz w:val="24"/>
-          <w:szCs w:val="24"/>
-        </w:rPr>
-        <w:t xml:space="preserve"> {sls_ongoing}</w:t>
-      </w:r>
+        <w:t xml:space="preserve">I yang </w:t>
+      </w:r>
+      <w:proofErr w:type="spellStart"/>
+      <w:r>
+        <w:rPr>
+          <w:rFonts w:ascii="Bookman Old Style" w:eastAsia="Bookman Old Style" w:hAnsi="Bookman Old Style" w:cs="Bookman Old Style"/>
+          <w:color w:val="000000"/>
+          <w:sz w:val="24"/>
+          <w:szCs w:val="24"/>
+        </w:rPr>
+        <w:t>ditetapkan</w:t>
+      </w:r>
+      <w:proofErr w:type="spellEnd"/>
       <w:r>
         <w:rPr>
           <w:rFonts w:ascii="Bookman Old Style" w:eastAsia="Bookman Old Style" w:hAnsi="Bookman Old Style" w:cs="Bookman Old Style"/>
@@ -2436,14 +2788,109 @@
         </w:rPr>
         <w:t xml:space="preserve"> </w:t>
       </w:r>
-      <w:r>
-        <w:rPr>
-          <w:rFonts w:ascii="Bookman Old Style" w:eastAsia="Bookman Old Style" w:hAnsi="Bookman Old Style" w:cs="Bookman Old Style"/>
-          <w:sz w:val="24"/>
-          <w:szCs w:val="24"/>
-        </w:rPr>
-        <w:t>SLS/Sub-SLS dan/atau usaha besar</w:t>
-      </w:r>
+      <w:proofErr w:type="spellStart"/>
+      <w:r>
+        <w:rPr>
+          <w:rFonts w:ascii="Bookman Old Style" w:eastAsia="Bookman Old Style" w:hAnsi="Bookman Old Style" w:cs="Bookman Old Style"/>
+          <w:color w:val="000000"/>
+          <w:sz w:val="24"/>
+          <w:szCs w:val="24"/>
+        </w:rPr>
+        <w:t>sebesar</w:t>
+      </w:r>
+      <w:proofErr w:type="spellEnd"/>
+      <w:r>
+        <w:rPr>
+          <w:rFonts w:ascii="Bookman Old Style" w:eastAsia="Bookman Old Style" w:hAnsi="Bookman Old Style" w:cs="Bookman Old Style"/>
+          <w:color w:val="000000"/>
+          <w:sz w:val="24"/>
+          <w:szCs w:val="24"/>
+        </w:rPr>
+        <w:t xml:space="preserve"> {</w:t>
+      </w:r>
+      <w:proofErr w:type="spellStart"/>
+      <w:r>
+        <w:rPr>
+          <w:rFonts w:ascii="Bookman Old Style" w:eastAsia="Bookman Old Style" w:hAnsi="Bookman Old Style" w:cs="Bookman Old Style"/>
+          <w:color w:val="000000"/>
+          <w:sz w:val="24"/>
+          <w:szCs w:val="24"/>
+        </w:rPr>
+        <w:t>sls_ongoing</w:t>
+      </w:r>
+      <w:proofErr w:type="spellEnd"/>
+      <w:r>
+        <w:rPr>
+          <w:rFonts w:ascii="Bookman Old Style" w:eastAsia="Bookman Old Style" w:hAnsi="Bookman Old Style" w:cs="Bookman Old Style"/>
+          <w:color w:val="000000"/>
+          <w:sz w:val="24"/>
+          <w:szCs w:val="24"/>
+        </w:rPr>
+        <w:t>}</w:t>
+      </w:r>
+      <w:r>
+        <w:rPr>
+          <w:rFonts w:ascii="Bookman Old Style" w:eastAsia="Bookman Old Style" w:hAnsi="Bookman Old Style" w:cs="Bookman Old Style"/>
+          <w:color w:val="000000"/>
+          <w:sz w:val="24"/>
+          <w:szCs w:val="24"/>
+        </w:rPr>
+        <w:t xml:space="preserve"> </w:t>
+      </w:r>
+      <w:r>
+        <w:rPr>
+          <w:rFonts w:ascii="Bookman Old Style" w:eastAsia="Bookman Old Style" w:hAnsi="Bookman Old Style" w:cs="Bookman Old Style"/>
+          <w:sz w:val="24"/>
+          <w:szCs w:val="24"/>
+        </w:rPr>
+        <w:t>SLS/Sub-SLS dan/</w:t>
+      </w:r>
+      <w:proofErr w:type="spellStart"/>
+      <w:r>
+        <w:rPr>
+          <w:rFonts w:ascii="Bookman Old Style" w:eastAsia="Bookman Old Style" w:hAnsi="Bookman Old Style" w:cs="Bookman Old Style"/>
+          <w:sz w:val="24"/>
+          <w:szCs w:val="24"/>
+        </w:rPr>
+        <w:t>atau</w:t>
+      </w:r>
+      <w:proofErr w:type="spellEnd"/>
+      <w:r>
+        <w:rPr>
+          <w:rFonts w:ascii="Bookman Old Style" w:eastAsia="Bookman Old Style" w:hAnsi="Bookman Old Style" w:cs="Bookman Old Style"/>
+          <w:sz w:val="24"/>
+          <w:szCs w:val="24"/>
+        </w:rPr>
+        <w:t xml:space="preserve"> </w:t>
+      </w:r>
+      <w:proofErr w:type="spellStart"/>
+      <w:r>
+        <w:rPr>
+          <w:rFonts w:ascii="Bookman Old Style" w:eastAsia="Bookman Old Style" w:hAnsi="Bookman Old Style" w:cs="Bookman Old Style"/>
+          <w:sz w:val="24"/>
+          <w:szCs w:val="24"/>
+        </w:rPr>
+        <w:t>usaha</w:t>
+      </w:r>
+      <w:proofErr w:type="spellEnd"/>
+      <w:r>
+        <w:rPr>
+          <w:rFonts w:ascii="Bookman Old Style" w:eastAsia="Bookman Old Style" w:hAnsi="Bookman Old Style" w:cs="Bookman Old Style"/>
+          <w:sz w:val="24"/>
+          <w:szCs w:val="24"/>
+        </w:rPr>
+        <w:t xml:space="preserve"> </w:t>
+      </w:r>
+      <w:proofErr w:type="spellStart"/>
+      <w:r>
+        <w:rPr>
+          <w:rFonts w:ascii="Bookman Old Style" w:eastAsia="Bookman Old Style" w:hAnsi="Bookman Old Style" w:cs="Bookman Old Style"/>
+          <w:sz w:val="24"/>
+          <w:szCs w:val="24"/>
+        </w:rPr>
+        <w:t>besar</w:t>
+      </w:r>
+      <w:proofErr w:type="spellEnd"/>
       <w:r>
         <w:rPr>
           <w:rFonts w:ascii="Bookman Old Style" w:eastAsia="Bookman Old Style" w:hAnsi="Bookman Old Style" w:cs="Bookman Old Style"/>
@@ -2488,7 +2935,287 @@
           <w:sz w:val="24"/>
           <w:szCs w:val="24"/>
         </w:rPr>
-        <w:t xml:space="preserve"> telah menyelesaikan pekerjaan termin II Pendataan Lapangan Sensus Ekonomi 2026 berdasarkan hasil pemeriksaan dan evaluasi pekerjaan sebagaimana tercantum dalam lampiran. </w:t>
+        <w:t xml:space="preserve"> </w:t>
+      </w:r>
+      <w:proofErr w:type="spellStart"/>
+      <w:r>
+        <w:rPr>
+          <w:rFonts w:ascii="Bookman Old Style" w:eastAsia="Bookman Old Style" w:hAnsi="Bookman Old Style" w:cs="Bookman Old Style"/>
+          <w:color w:val="000000"/>
+          <w:sz w:val="24"/>
+          <w:szCs w:val="24"/>
+        </w:rPr>
+        <w:t>telah</w:t>
+      </w:r>
+      <w:proofErr w:type="spellEnd"/>
+      <w:r>
+        <w:rPr>
+          <w:rFonts w:ascii="Bookman Old Style" w:eastAsia="Bookman Old Style" w:hAnsi="Bookman Old Style" w:cs="Bookman Old Style"/>
+          <w:color w:val="000000"/>
+          <w:sz w:val="24"/>
+          <w:szCs w:val="24"/>
+        </w:rPr>
+        <w:t xml:space="preserve"> </w:t>
+      </w:r>
+      <w:proofErr w:type="spellStart"/>
+      <w:r>
+        <w:rPr>
+          <w:rFonts w:ascii="Bookman Old Style" w:eastAsia="Bookman Old Style" w:hAnsi="Bookman Old Style" w:cs="Bookman Old Style"/>
+          <w:color w:val="000000"/>
+          <w:sz w:val="24"/>
+          <w:szCs w:val="24"/>
+        </w:rPr>
+        <w:t>menyelesaikan</w:t>
+      </w:r>
+      <w:proofErr w:type="spellEnd"/>
+      <w:r>
+        <w:rPr>
+          <w:rFonts w:ascii="Bookman Old Style" w:eastAsia="Bookman Old Style" w:hAnsi="Bookman Old Style" w:cs="Bookman Old Style"/>
+          <w:color w:val="000000"/>
+          <w:sz w:val="24"/>
+          <w:szCs w:val="24"/>
+        </w:rPr>
+        <w:t xml:space="preserve"> </w:t>
+      </w:r>
+      <w:proofErr w:type="spellStart"/>
+      <w:r>
+        <w:rPr>
+          <w:rFonts w:ascii="Bookman Old Style" w:eastAsia="Bookman Old Style" w:hAnsi="Bookman Old Style" w:cs="Bookman Old Style"/>
+          <w:color w:val="000000"/>
+          <w:sz w:val="24"/>
+          <w:szCs w:val="24"/>
+        </w:rPr>
+        <w:t>pekerjaan</w:t>
+      </w:r>
+      <w:proofErr w:type="spellEnd"/>
+      <w:r>
+        <w:rPr>
+          <w:rFonts w:ascii="Bookman Old Style" w:eastAsia="Bookman Old Style" w:hAnsi="Bookman Old Style" w:cs="Bookman Old Style"/>
+          <w:color w:val="000000"/>
+          <w:sz w:val="24"/>
+          <w:szCs w:val="24"/>
+        </w:rPr>
+        <w:t xml:space="preserve"> </w:t>
+      </w:r>
+      <w:proofErr w:type="spellStart"/>
+      <w:r>
+        <w:rPr>
+          <w:rFonts w:ascii="Bookman Old Style" w:eastAsia="Bookman Old Style" w:hAnsi="Bookman Old Style" w:cs="Bookman Old Style"/>
+          <w:color w:val="000000"/>
+          <w:sz w:val="24"/>
+          <w:szCs w:val="24"/>
+        </w:rPr>
+        <w:t>termin</w:t>
+      </w:r>
+      <w:proofErr w:type="spellEnd"/>
+      <w:r>
+        <w:rPr>
+          <w:rFonts w:ascii="Bookman Old Style" w:eastAsia="Bookman Old Style" w:hAnsi="Bookman Old Style" w:cs="Bookman Old Style"/>
+          <w:color w:val="000000"/>
+          <w:sz w:val="24"/>
+          <w:szCs w:val="24"/>
+        </w:rPr>
+        <w:t xml:space="preserve"> II </w:t>
+      </w:r>
+      <w:proofErr w:type="spellStart"/>
+      <w:r>
+        <w:rPr>
+          <w:rFonts w:ascii="Bookman Old Style" w:eastAsia="Bookman Old Style" w:hAnsi="Bookman Old Style" w:cs="Bookman Old Style"/>
+          <w:color w:val="000000"/>
+          <w:sz w:val="24"/>
+          <w:szCs w:val="24"/>
+        </w:rPr>
+        <w:t>Pendataan</w:t>
+      </w:r>
+      <w:proofErr w:type="spellEnd"/>
+      <w:r>
+        <w:rPr>
+          <w:rFonts w:ascii="Bookman Old Style" w:eastAsia="Bookman Old Style" w:hAnsi="Bookman Old Style" w:cs="Bookman Old Style"/>
+          <w:color w:val="000000"/>
+          <w:sz w:val="24"/>
+          <w:szCs w:val="24"/>
+        </w:rPr>
+        <w:t xml:space="preserve"> Lapangan Sensus Ekonomi 2026 </w:t>
+      </w:r>
+      <w:proofErr w:type="spellStart"/>
+      <w:r>
+        <w:rPr>
+          <w:rFonts w:ascii="Bookman Old Style" w:eastAsia="Bookman Old Style" w:hAnsi="Bookman Old Style" w:cs="Bookman Old Style"/>
+          <w:color w:val="000000"/>
+          <w:sz w:val="24"/>
+          <w:szCs w:val="24"/>
+        </w:rPr>
+        <w:t>berdasarkan</w:t>
+      </w:r>
+      <w:proofErr w:type="spellEnd"/>
+      <w:r>
+        <w:rPr>
+          <w:rFonts w:ascii="Bookman Old Style" w:eastAsia="Bookman Old Style" w:hAnsi="Bookman Old Style" w:cs="Bookman Old Style"/>
+          <w:color w:val="000000"/>
+          <w:sz w:val="24"/>
+          <w:szCs w:val="24"/>
+        </w:rPr>
+        <w:t xml:space="preserve"> </w:t>
+      </w:r>
+      <w:proofErr w:type="spellStart"/>
+      <w:r>
+        <w:rPr>
+          <w:rFonts w:ascii="Bookman Old Style" w:eastAsia="Bookman Old Style" w:hAnsi="Bookman Old Style" w:cs="Bookman Old Style"/>
+          <w:color w:val="000000"/>
+          <w:sz w:val="24"/>
+          <w:szCs w:val="24"/>
+        </w:rPr>
+        <w:t>hasil</w:t>
+      </w:r>
+      <w:proofErr w:type="spellEnd"/>
+      <w:r>
+        <w:rPr>
+          <w:rFonts w:ascii="Bookman Old Style" w:eastAsia="Bookman Old Style" w:hAnsi="Bookman Old Style" w:cs="Bookman Old Style"/>
+          <w:color w:val="000000"/>
+          <w:sz w:val="24"/>
+          <w:szCs w:val="24"/>
+        </w:rPr>
+        <w:t xml:space="preserve"> </w:t>
+      </w:r>
+      <w:proofErr w:type="spellStart"/>
+      <w:r>
+        <w:rPr>
+          <w:rFonts w:ascii="Bookman Old Style" w:eastAsia="Bookman Old Style" w:hAnsi="Bookman Old Style" w:cs="Bookman Old Style"/>
+          <w:color w:val="000000"/>
+          <w:sz w:val="24"/>
+          <w:szCs w:val="24"/>
+        </w:rPr>
+        <w:t>pemeriksaan</w:t>
+      </w:r>
+      <w:proofErr w:type="spellEnd"/>
+      <w:r>
+        <w:rPr>
+          <w:rFonts w:ascii="Bookman Old Style" w:eastAsia="Bookman Old Style" w:hAnsi="Bookman Old Style" w:cs="Bookman Old Style"/>
+          <w:color w:val="000000"/>
+          <w:sz w:val="24"/>
+          <w:szCs w:val="24"/>
+        </w:rPr>
+        <w:t xml:space="preserve"> dan </w:t>
+      </w:r>
+      <w:proofErr w:type="spellStart"/>
+      <w:r>
+        <w:rPr>
+          <w:rFonts w:ascii="Bookman Old Style" w:eastAsia="Bookman Old Style" w:hAnsi="Bookman Old Style" w:cs="Bookman Old Style"/>
+          <w:color w:val="000000"/>
+          <w:sz w:val="24"/>
+          <w:szCs w:val="24"/>
+        </w:rPr>
+        <w:t>evaluasi</w:t>
+      </w:r>
+      <w:proofErr w:type="spellEnd"/>
+      <w:r>
+        <w:rPr>
+          <w:rFonts w:ascii="Bookman Old Style" w:eastAsia="Bookman Old Style" w:hAnsi="Bookman Old Style" w:cs="Bookman Old Style"/>
+          <w:color w:val="000000"/>
+          <w:sz w:val="24"/>
+          <w:szCs w:val="24"/>
+        </w:rPr>
+        <w:t xml:space="preserve"> </w:t>
+      </w:r>
+      <w:proofErr w:type="spellStart"/>
+      <w:r>
+        <w:rPr>
+          <w:rFonts w:ascii="Bookman Old Style" w:eastAsia="Bookman Old Style" w:hAnsi="Bookman Old Style" w:cs="Bookman Old Style"/>
+          <w:color w:val="000000"/>
+          <w:sz w:val="24"/>
+          <w:szCs w:val="24"/>
+        </w:rPr>
+        <w:t>pekerjaan</w:t>
+      </w:r>
+      <w:proofErr w:type="spellEnd"/>
+      <w:r>
+        <w:rPr>
+          <w:rFonts w:ascii="Bookman Old Style" w:eastAsia="Bookman Old Style" w:hAnsi="Bookman Old Style" w:cs="Bookman Old Style"/>
+          <w:color w:val="000000"/>
+          <w:sz w:val="24"/>
+          <w:szCs w:val="24"/>
+        </w:rPr>
+        <w:t xml:space="preserve"> </w:t>
+      </w:r>
+      <w:proofErr w:type="spellStart"/>
+      <w:r>
+        <w:rPr>
+          <w:rFonts w:ascii="Bookman Old Style" w:eastAsia="Bookman Old Style" w:hAnsi="Bookman Old Style" w:cs="Bookman Old Style"/>
+          <w:color w:val="000000"/>
+          <w:sz w:val="24"/>
+          <w:szCs w:val="24"/>
+        </w:rPr>
+        <w:t>sebagaimana</w:t>
+      </w:r>
+      <w:proofErr w:type="spellEnd"/>
+      <w:r>
+        <w:rPr>
+          <w:rFonts w:ascii="Bookman Old Style" w:eastAsia="Bookman Old Style" w:hAnsi="Bookman Old Style" w:cs="Bookman Old Style"/>
+          <w:color w:val="000000"/>
+          <w:sz w:val="24"/>
+          <w:szCs w:val="24"/>
+        </w:rPr>
+        <w:t xml:space="preserve"> </w:t>
+      </w:r>
+      <w:proofErr w:type="spellStart"/>
+      <w:r>
+        <w:rPr>
+          <w:rFonts w:ascii="Bookman Old Style" w:eastAsia="Bookman Old Style" w:hAnsi="Bookman Old Style" w:cs="Bookman Old Style"/>
+          <w:color w:val="000000"/>
+          <w:sz w:val="24"/>
+          <w:szCs w:val="24"/>
+        </w:rPr>
+        <w:t>tercantum</w:t>
+      </w:r>
+      <w:proofErr w:type="spellEnd"/>
+      <w:r>
+        <w:rPr>
+          <w:rFonts w:ascii="Bookman Old Style" w:eastAsia="Bookman Old Style" w:hAnsi="Bookman Old Style" w:cs="Bookman Old Style"/>
+          <w:color w:val="000000"/>
+          <w:sz w:val="24"/>
+          <w:szCs w:val="24"/>
+        </w:rPr>
+        <w:t xml:space="preserve"> </w:t>
+      </w:r>
+      <w:proofErr w:type="spellStart"/>
+      <w:r>
+        <w:rPr>
+          <w:rFonts w:ascii="Bookman Old Style" w:eastAsia="Bookman Old Style" w:hAnsi="Bookman Old Style" w:cs="Bookman Old Style"/>
+          <w:color w:val="000000"/>
+          <w:sz w:val="24"/>
+          <w:szCs w:val="24"/>
+        </w:rPr>
+        <w:t>dalam</w:t>
+      </w:r>
+      <w:proofErr w:type="spellEnd"/>
+      <w:r>
+        <w:rPr>
+          <w:rFonts w:ascii="Bookman Old Style" w:eastAsia="Bookman Old Style" w:hAnsi="Bookman Old Style" w:cs="Bookman Old Style"/>
+          <w:color w:val="000000"/>
+          <w:sz w:val="24"/>
+          <w:szCs w:val="24"/>
+        </w:rPr>
+        <w:t xml:space="preserve"> </w:t>
+      </w:r>
+      <w:proofErr w:type="spellStart"/>
+      <w:r>
+        <w:rPr>
+          <w:rFonts w:ascii="Bookman Old Style" w:eastAsia="Bookman Old Style" w:hAnsi="Bookman Old Style" w:cs="Bookman Old Style"/>
+          <w:color w:val="000000"/>
+          <w:sz w:val="24"/>
+          <w:szCs w:val="24"/>
+        </w:rPr>
+        <w:t>lampiran</w:t>
+      </w:r>
+      <w:proofErr w:type="spellEnd"/>
+      <w:r>
+        <w:rPr>
+          <w:rFonts w:ascii="Bookman Old Style" w:eastAsia="Bookman Old Style" w:hAnsi="Bookman Old Style" w:cs="Bookman Old Style"/>
+          <w:color w:val="000000"/>
+          <w:sz w:val="24"/>
+          <w:szCs w:val="24"/>
+        </w:rPr>
+        <w:t>. </w:t>
       </w:r>
     </w:p>
     <w:p>
@@ -2507,14 +3234,85 @@
           <w:szCs w:val="24"/>
         </w:rPr>
       </w:pPr>
-      <w:r>
-        <w:rPr>
-          <w:rFonts w:ascii="Bookman Old Style" w:eastAsia="Bookman Old Style" w:hAnsi="Bookman Old Style" w:cs="Bookman Old Style"/>
-          <w:color w:val="000000"/>
-          <w:sz w:val="24"/>
-          <w:szCs w:val="24"/>
-        </w:rPr>
-        <w:t xml:space="preserve">Berdasarkan angka 2 tersebut di atas, </w:t>
+      <w:proofErr w:type="spellStart"/>
+      <w:r>
+        <w:rPr>
+          <w:rFonts w:ascii="Bookman Old Style" w:eastAsia="Bookman Old Style" w:hAnsi="Bookman Old Style" w:cs="Bookman Old Style"/>
+          <w:color w:val="000000"/>
+          <w:sz w:val="24"/>
+          <w:szCs w:val="24"/>
+        </w:rPr>
+        <w:t>Berdasarkan</w:t>
+      </w:r>
+      <w:proofErr w:type="spellEnd"/>
+      <w:r>
+        <w:rPr>
+          <w:rFonts w:ascii="Bookman Old Style" w:eastAsia="Bookman Old Style" w:hAnsi="Bookman Old Style" w:cs="Bookman Old Style"/>
+          <w:color w:val="000000"/>
+          <w:sz w:val="24"/>
+          <w:szCs w:val="24"/>
+        </w:rPr>
+        <w:t xml:space="preserve"> </w:t>
+      </w:r>
+      <w:proofErr w:type="spellStart"/>
+      <w:r>
+        <w:rPr>
+          <w:rFonts w:ascii="Bookman Old Style" w:eastAsia="Bookman Old Style" w:hAnsi="Bookman Old Style" w:cs="Bookman Old Style"/>
+          <w:color w:val="000000"/>
+          <w:sz w:val="24"/>
+          <w:szCs w:val="24"/>
+        </w:rPr>
+        <w:t>angka</w:t>
+      </w:r>
+      <w:proofErr w:type="spellEnd"/>
+      <w:r>
+        <w:rPr>
+          <w:rFonts w:ascii="Bookman Old Style" w:eastAsia="Bookman Old Style" w:hAnsi="Bookman Old Style" w:cs="Bookman Old Style"/>
+          <w:color w:val="000000"/>
+          <w:sz w:val="24"/>
+          <w:szCs w:val="24"/>
+        </w:rPr>
+        <w:t xml:space="preserve"> 2 </w:t>
+      </w:r>
+      <w:proofErr w:type="spellStart"/>
+      <w:r>
+        <w:rPr>
+          <w:rFonts w:ascii="Bookman Old Style" w:eastAsia="Bookman Old Style" w:hAnsi="Bookman Old Style" w:cs="Bookman Old Style"/>
+          <w:color w:val="000000"/>
+          <w:sz w:val="24"/>
+          <w:szCs w:val="24"/>
+        </w:rPr>
+        <w:t>tersebut</w:t>
+      </w:r>
+      <w:proofErr w:type="spellEnd"/>
+      <w:r>
+        <w:rPr>
+          <w:rFonts w:ascii="Bookman Old Style" w:eastAsia="Bookman Old Style" w:hAnsi="Bookman Old Style" w:cs="Bookman Old Style"/>
+          <w:color w:val="000000"/>
+          <w:sz w:val="24"/>
+          <w:szCs w:val="24"/>
+        </w:rPr>
+        <w:t xml:space="preserve"> di </w:t>
+      </w:r>
+      <w:proofErr w:type="spellStart"/>
+      <w:r>
+        <w:rPr>
+          <w:rFonts w:ascii="Bookman Old Style" w:eastAsia="Bookman Old Style" w:hAnsi="Bookman Old Style" w:cs="Bookman Old Style"/>
+          <w:color w:val="000000"/>
+          <w:sz w:val="24"/>
+          <w:szCs w:val="24"/>
+        </w:rPr>
+        <w:t>atas</w:t>
+      </w:r>
+      <w:proofErr w:type="spellEnd"/>
+      <w:r>
+        <w:rPr>
+          <w:rFonts w:ascii="Bookman Old Style" w:eastAsia="Bookman Old Style" w:hAnsi="Bookman Old Style" w:cs="Bookman Old Style"/>
+          <w:color w:val="000000"/>
+          <w:sz w:val="24"/>
+          <w:szCs w:val="24"/>
+        </w:rPr>
+        <w:t xml:space="preserve">, </w:t>
       </w:r>
       <w:r>
         <w:rPr>
@@ -2534,7 +3332,107 @@
           <w:sz w:val="24"/>
           <w:szCs w:val="24"/>
         </w:rPr>
-        <w:t xml:space="preserve"> menyerahkan hasil pekerjaan Pendataan Lapangan Sensus Ekonomi 2026 kepada </w:t>
+        <w:t xml:space="preserve"> </w:t>
+      </w:r>
+      <w:proofErr w:type="spellStart"/>
+      <w:r>
+        <w:rPr>
+          <w:rFonts w:ascii="Bookman Old Style" w:eastAsia="Bookman Old Style" w:hAnsi="Bookman Old Style" w:cs="Bookman Old Style"/>
+          <w:color w:val="000000"/>
+          <w:sz w:val="24"/>
+          <w:szCs w:val="24"/>
+        </w:rPr>
+        <w:t>menyerahkan</w:t>
+      </w:r>
+      <w:proofErr w:type="spellEnd"/>
+      <w:r>
+        <w:rPr>
+          <w:rFonts w:ascii="Bookman Old Style" w:eastAsia="Bookman Old Style" w:hAnsi="Bookman Old Style" w:cs="Bookman Old Style"/>
+          <w:color w:val="000000"/>
+          <w:sz w:val="24"/>
+          <w:szCs w:val="24"/>
+        </w:rPr>
+        <w:t xml:space="preserve"> </w:t>
+      </w:r>
+      <w:proofErr w:type="spellStart"/>
+      <w:r>
+        <w:rPr>
+          <w:rFonts w:ascii="Bookman Old Style" w:eastAsia="Bookman Old Style" w:hAnsi="Bookman Old Style" w:cs="Bookman Old Style"/>
+          <w:color w:val="000000"/>
+          <w:sz w:val="24"/>
+          <w:szCs w:val="24"/>
+        </w:rPr>
+        <w:t>hasil</w:t>
+      </w:r>
+      <w:proofErr w:type="spellEnd"/>
+      <w:r>
+        <w:rPr>
+          <w:rFonts w:ascii="Bookman Old Style" w:eastAsia="Bookman Old Style" w:hAnsi="Bookman Old Style" w:cs="Bookman Old Style"/>
+          <w:color w:val="000000"/>
+          <w:sz w:val="24"/>
+          <w:szCs w:val="24"/>
+        </w:rPr>
+        <w:t xml:space="preserve"> </w:t>
+      </w:r>
+      <w:proofErr w:type="spellStart"/>
+      <w:r>
+        <w:rPr>
+          <w:rFonts w:ascii="Bookman Old Style" w:eastAsia="Bookman Old Style" w:hAnsi="Bookman Old Style" w:cs="Bookman Old Style"/>
+          <w:color w:val="000000"/>
+          <w:sz w:val="24"/>
+          <w:szCs w:val="24"/>
+        </w:rPr>
+        <w:t>pekerjaan</w:t>
+      </w:r>
+      <w:proofErr w:type="spellEnd"/>
+      <w:r>
+        <w:rPr>
+          <w:rFonts w:ascii="Bookman Old Style" w:eastAsia="Bookman Old Style" w:hAnsi="Bookman Old Style" w:cs="Bookman Old Style"/>
+          <w:color w:val="000000"/>
+          <w:sz w:val="24"/>
+          <w:szCs w:val="24"/>
+        </w:rPr>
+        <w:t xml:space="preserve"> </w:t>
+      </w:r>
+      <w:proofErr w:type="spellStart"/>
+      <w:r>
+        <w:rPr>
+          <w:rFonts w:ascii="Bookman Old Style" w:eastAsia="Bookman Old Style" w:hAnsi="Bookman Old Style" w:cs="Bookman Old Style"/>
+          <w:color w:val="000000"/>
+          <w:sz w:val="24"/>
+          <w:szCs w:val="24"/>
+        </w:rPr>
+        <w:t>Pendataan</w:t>
+      </w:r>
+      <w:proofErr w:type="spellEnd"/>
+      <w:r>
+        <w:rPr>
+          <w:rFonts w:ascii="Bookman Old Style" w:eastAsia="Bookman Old Style" w:hAnsi="Bookman Old Style" w:cs="Bookman Old Style"/>
+          <w:color w:val="000000"/>
+          <w:sz w:val="24"/>
+          <w:szCs w:val="24"/>
+        </w:rPr>
+        <w:t xml:space="preserve"> Lapangan Sensus Ekonomi 2026 </w:t>
+      </w:r>
+      <w:proofErr w:type="spellStart"/>
+      <w:r>
+        <w:rPr>
+          <w:rFonts w:ascii="Bookman Old Style" w:eastAsia="Bookman Old Style" w:hAnsi="Bookman Old Style" w:cs="Bookman Old Style"/>
+          <w:color w:val="000000"/>
+          <w:sz w:val="24"/>
+          <w:szCs w:val="24"/>
+        </w:rPr>
+        <w:t>kepada</w:t>
+      </w:r>
+      <w:proofErr w:type="spellEnd"/>
+      <w:r>
+        <w:rPr>
+          <w:rFonts w:ascii="Bookman Old Style" w:eastAsia="Bookman Old Style" w:hAnsi="Bookman Old Style" w:cs="Bookman Old Style"/>
+          <w:color w:val="000000"/>
+          <w:sz w:val="24"/>
+          <w:szCs w:val="24"/>
+        </w:rPr>
+        <w:t xml:space="preserve"> </w:t>
       </w:r>
       <w:r>
         <w:rPr>
@@ -2574,7 +3472,167 @@
           <w:sz w:val="24"/>
           <w:szCs w:val="24"/>
         </w:rPr>
-        <w:t xml:space="preserve"> menerima hasil pekerjaan tersebut yang telah sesuai dengan seharusnya;</w:t>
+        <w:t xml:space="preserve"> </w:t>
+      </w:r>
+      <w:proofErr w:type="spellStart"/>
+      <w:r>
+        <w:rPr>
+          <w:rFonts w:ascii="Bookman Old Style" w:eastAsia="Bookman Old Style" w:hAnsi="Bookman Old Style" w:cs="Bookman Old Style"/>
+          <w:color w:val="000000"/>
+          <w:sz w:val="24"/>
+          <w:szCs w:val="24"/>
+        </w:rPr>
+        <w:t>menerima</w:t>
+      </w:r>
+      <w:proofErr w:type="spellEnd"/>
+      <w:r>
+        <w:rPr>
+          <w:rFonts w:ascii="Bookman Old Style" w:eastAsia="Bookman Old Style" w:hAnsi="Bookman Old Style" w:cs="Bookman Old Style"/>
+          <w:color w:val="000000"/>
+          <w:sz w:val="24"/>
+          <w:szCs w:val="24"/>
+        </w:rPr>
+        <w:t xml:space="preserve"> </w:t>
+      </w:r>
+      <w:proofErr w:type="spellStart"/>
+      <w:r>
+        <w:rPr>
+          <w:rFonts w:ascii="Bookman Old Style" w:eastAsia="Bookman Old Style" w:hAnsi="Bookman Old Style" w:cs="Bookman Old Style"/>
+          <w:color w:val="000000"/>
+          <w:sz w:val="24"/>
+          <w:szCs w:val="24"/>
+        </w:rPr>
+        <w:t>hasil</w:t>
+      </w:r>
+      <w:proofErr w:type="spellEnd"/>
+      <w:r>
+        <w:rPr>
+          <w:rFonts w:ascii="Bookman Old Style" w:eastAsia="Bookman Old Style" w:hAnsi="Bookman Old Style" w:cs="Bookman Old Style"/>
+          <w:color w:val="000000"/>
+          <w:sz w:val="24"/>
+          <w:szCs w:val="24"/>
+        </w:rPr>
+        <w:t xml:space="preserve"> </w:t>
+      </w:r>
+      <w:proofErr w:type="spellStart"/>
+      <w:r>
+        <w:rPr>
+          <w:rFonts w:ascii="Bookman Old Style" w:eastAsia="Bookman Old Style" w:hAnsi="Bookman Old Style" w:cs="Bookman Old Style"/>
+          <w:color w:val="000000"/>
+          <w:sz w:val="24"/>
+          <w:szCs w:val="24"/>
+        </w:rPr>
+        <w:t>pekerjaan</w:t>
+      </w:r>
+      <w:proofErr w:type="spellEnd"/>
+      <w:r>
+        <w:rPr>
+          <w:rFonts w:ascii="Bookman Old Style" w:eastAsia="Bookman Old Style" w:hAnsi="Bookman Old Style" w:cs="Bookman Old Style"/>
+          <w:color w:val="000000"/>
+          <w:sz w:val="24"/>
+          <w:szCs w:val="24"/>
+        </w:rPr>
+        <w:t xml:space="preserve"> </w:t>
+      </w:r>
+      <w:proofErr w:type="spellStart"/>
+      <w:r>
+        <w:rPr>
+          <w:rFonts w:ascii="Bookman Old Style" w:eastAsia="Bookman Old Style" w:hAnsi="Bookman Old Style" w:cs="Bookman Old Style"/>
+          <w:color w:val="000000"/>
+          <w:sz w:val="24"/>
+          <w:szCs w:val="24"/>
+        </w:rPr>
+        <w:t>tersebut</w:t>
+      </w:r>
+      <w:proofErr w:type="spellEnd"/>
+      <w:r>
+        <w:rPr>
+          <w:rFonts w:ascii="Bookman Old Style" w:eastAsia="Bookman Old Style" w:hAnsi="Bookman Old Style" w:cs="Bookman Old Style"/>
+          <w:color w:val="000000"/>
+          <w:sz w:val="24"/>
+          <w:szCs w:val="24"/>
+        </w:rPr>
+        <w:t xml:space="preserve"> yang </w:t>
+      </w:r>
+      <w:proofErr w:type="spellStart"/>
+      <w:r>
+        <w:rPr>
+          <w:rFonts w:ascii="Bookman Old Style" w:eastAsia="Bookman Old Style" w:hAnsi="Bookman Old Style" w:cs="Bookman Old Style"/>
+          <w:color w:val="000000"/>
+          <w:sz w:val="24"/>
+          <w:szCs w:val="24"/>
+        </w:rPr>
+        <w:t>telah</w:t>
+      </w:r>
+      <w:proofErr w:type="spellEnd"/>
+      <w:r>
+        <w:rPr>
+          <w:rFonts w:ascii="Bookman Old Style" w:eastAsia="Bookman Old Style" w:hAnsi="Bookman Old Style" w:cs="Bookman Old Style"/>
+          <w:color w:val="000000"/>
+          <w:sz w:val="24"/>
+          <w:szCs w:val="24"/>
+        </w:rPr>
+        <w:t xml:space="preserve"> </w:t>
+      </w:r>
+      <w:proofErr w:type="spellStart"/>
+      <w:r>
+        <w:rPr>
+          <w:rFonts w:ascii="Bookman Old Style" w:eastAsia="Bookman Old Style" w:hAnsi="Bookman Old Style" w:cs="Bookman Old Style"/>
+          <w:color w:val="000000"/>
+          <w:sz w:val="24"/>
+          <w:szCs w:val="24"/>
+        </w:rPr>
+        <w:t>sesuai</w:t>
+      </w:r>
+      <w:proofErr w:type="spellEnd"/>
+      <w:r>
+        <w:rPr>
+          <w:rFonts w:ascii="Bookman Old Style" w:eastAsia="Bookman Old Style" w:hAnsi="Bookman Old Style" w:cs="Bookman Old Style"/>
+          <w:color w:val="000000"/>
+          <w:sz w:val="24"/>
+          <w:szCs w:val="24"/>
+        </w:rPr>
+        <w:t xml:space="preserve"> </w:t>
+      </w:r>
+      <w:proofErr w:type="spellStart"/>
+      <w:r>
+        <w:rPr>
+          <w:rFonts w:ascii="Bookman Old Style" w:eastAsia="Bookman Old Style" w:hAnsi="Bookman Old Style" w:cs="Bookman Old Style"/>
+          <w:color w:val="000000"/>
+          <w:sz w:val="24"/>
+          <w:szCs w:val="24"/>
+        </w:rPr>
+        <w:t>dengan</w:t>
+      </w:r>
+      <w:proofErr w:type="spellEnd"/>
+      <w:r>
+        <w:rPr>
+          <w:rFonts w:ascii="Bookman Old Style" w:eastAsia="Bookman Old Style" w:hAnsi="Bookman Old Style" w:cs="Bookman Old Style"/>
+          <w:color w:val="000000"/>
+          <w:sz w:val="24"/>
+          <w:szCs w:val="24"/>
+        </w:rPr>
+        <w:t xml:space="preserve"> </w:t>
+      </w:r>
+      <w:proofErr w:type="spellStart"/>
+      <w:r>
+        <w:rPr>
+          <w:rFonts w:ascii="Bookman Old Style" w:eastAsia="Bookman Old Style" w:hAnsi="Bookman Old Style" w:cs="Bookman Old Style"/>
+          <w:color w:val="000000"/>
+          <w:sz w:val="24"/>
+          <w:szCs w:val="24"/>
+        </w:rPr>
+        <w:t>seharusnya</w:t>
+      </w:r>
+      <w:proofErr w:type="spellEnd"/>
+      <w:r>
+        <w:rPr>
+          <w:rFonts w:ascii="Bookman Old Style" w:eastAsia="Bookman Old Style" w:hAnsi="Bookman Old Style" w:cs="Bookman Old Style"/>
+          <w:color w:val="000000"/>
+          <w:sz w:val="24"/>
+          <w:szCs w:val="24"/>
+        </w:rPr>
+        <w:t>;</w:t>
       </w:r>
     </w:p>
     <w:p>
@@ -2600,16 +3658,246 @@
           <w:sz w:val="24"/>
           <w:szCs w:val="24"/>
         </w:rPr>
-        <w:t xml:space="preserve">Hasil pekerjaan Pendataan Lapangan Sensus Ekonomi 2026 sebagaimana dimaksud dalam angka 3, berupa dokumen hasil Pendataan Lapangan Sensus Ekonomi 2026, sejumlah </w:t>
-      </w:r>
-      <w:r>
-        <w:rPr>
-          <w:rFonts w:ascii="Bookman Old Style" w:eastAsia="Bookman Old Style" w:hAnsi="Bookman Old Style" w:cs="Bookman Old Style"/>
-          <w:color w:val="000000"/>
-          <w:sz w:val="24"/>
-          <w:szCs w:val="24"/>
-        </w:rPr>
-        <w:t>{s</w:t>
+        <w:t xml:space="preserve">Hasil </w:t>
+      </w:r>
+      <w:proofErr w:type="spellStart"/>
+      <w:r>
+        <w:rPr>
+          <w:rFonts w:ascii="Bookman Old Style" w:eastAsia="Bookman Old Style" w:hAnsi="Bookman Old Style" w:cs="Bookman Old Style"/>
+          <w:color w:val="000000"/>
+          <w:sz w:val="24"/>
+          <w:szCs w:val="24"/>
+        </w:rPr>
+        <w:t>pekerjaan</w:t>
+      </w:r>
+      <w:proofErr w:type="spellEnd"/>
+      <w:r>
+        <w:rPr>
+          <w:rFonts w:ascii="Bookman Old Style" w:eastAsia="Bookman Old Style" w:hAnsi="Bookman Old Style" w:cs="Bookman Old Style"/>
+          <w:color w:val="000000"/>
+          <w:sz w:val="24"/>
+          <w:szCs w:val="24"/>
+        </w:rPr>
+        <w:t xml:space="preserve"> </w:t>
+      </w:r>
+      <w:proofErr w:type="spellStart"/>
+      <w:r>
+        <w:rPr>
+          <w:rFonts w:ascii="Bookman Old Style" w:eastAsia="Bookman Old Style" w:hAnsi="Bookman Old Style" w:cs="Bookman Old Style"/>
+          <w:color w:val="000000"/>
+          <w:sz w:val="24"/>
+          <w:szCs w:val="24"/>
+        </w:rPr>
+        <w:t>Pendataan</w:t>
+      </w:r>
+      <w:proofErr w:type="spellEnd"/>
+      <w:r>
+        <w:rPr>
+          <w:rFonts w:ascii="Bookman Old Style" w:eastAsia="Bookman Old Style" w:hAnsi="Bookman Old Style" w:cs="Bookman Old Style"/>
+          <w:color w:val="000000"/>
+          <w:sz w:val="24"/>
+          <w:szCs w:val="24"/>
+        </w:rPr>
+        <w:t xml:space="preserve"> Lapangan Sensus Ekonomi 2026 </w:t>
+      </w:r>
+      <w:proofErr w:type="spellStart"/>
+      <w:r>
+        <w:rPr>
+          <w:rFonts w:ascii="Bookman Old Style" w:eastAsia="Bookman Old Style" w:hAnsi="Bookman Old Style" w:cs="Bookman Old Style"/>
+          <w:color w:val="000000"/>
+          <w:sz w:val="24"/>
+          <w:szCs w:val="24"/>
+        </w:rPr>
+        <w:t>sebagaimana</w:t>
+      </w:r>
+      <w:proofErr w:type="spellEnd"/>
+      <w:r>
+        <w:rPr>
+          <w:rFonts w:ascii="Bookman Old Style" w:eastAsia="Bookman Old Style" w:hAnsi="Bookman Old Style" w:cs="Bookman Old Style"/>
+          <w:color w:val="000000"/>
+          <w:sz w:val="24"/>
+          <w:szCs w:val="24"/>
+        </w:rPr>
+        <w:t xml:space="preserve"> </w:t>
+      </w:r>
+      <w:proofErr w:type="spellStart"/>
+      <w:r>
+        <w:rPr>
+          <w:rFonts w:ascii="Bookman Old Style" w:eastAsia="Bookman Old Style" w:hAnsi="Bookman Old Style" w:cs="Bookman Old Style"/>
+          <w:color w:val="000000"/>
+          <w:sz w:val="24"/>
+          <w:szCs w:val="24"/>
+        </w:rPr>
+        <w:t>dimaksud</w:t>
+      </w:r>
+      <w:proofErr w:type="spellEnd"/>
+      <w:r>
+        <w:rPr>
+          <w:rFonts w:ascii="Bookman Old Style" w:eastAsia="Bookman Old Style" w:hAnsi="Bookman Old Style" w:cs="Bookman Old Style"/>
+          <w:color w:val="000000"/>
+          <w:sz w:val="24"/>
+          <w:szCs w:val="24"/>
+        </w:rPr>
+        <w:t xml:space="preserve"> </w:t>
+      </w:r>
+      <w:proofErr w:type="spellStart"/>
+      <w:r>
+        <w:rPr>
+          <w:rFonts w:ascii="Bookman Old Style" w:eastAsia="Bookman Old Style" w:hAnsi="Bookman Old Style" w:cs="Bookman Old Style"/>
+          <w:color w:val="000000"/>
+          <w:sz w:val="24"/>
+          <w:szCs w:val="24"/>
+        </w:rPr>
+        <w:t>dalam</w:t>
+      </w:r>
+      <w:proofErr w:type="spellEnd"/>
+      <w:r>
+        <w:rPr>
+          <w:rFonts w:ascii="Bookman Old Style" w:eastAsia="Bookman Old Style" w:hAnsi="Bookman Old Style" w:cs="Bookman Old Style"/>
+          <w:color w:val="000000"/>
+          <w:sz w:val="24"/>
+          <w:szCs w:val="24"/>
+        </w:rPr>
+        <w:t xml:space="preserve"> </w:t>
+      </w:r>
+      <w:proofErr w:type="spellStart"/>
+      <w:r>
+        <w:rPr>
+          <w:rFonts w:ascii="Bookman Old Style" w:eastAsia="Bookman Old Style" w:hAnsi="Bookman Old Style" w:cs="Bookman Old Style"/>
+          <w:color w:val="000000"/>
+          <w:sz w:val="24"/>
+          <w:szCs w:val="24"/>
+        </w:rPr>
+        <w:t>angka</w:t>
+      </w:r>
+      <w:proofErr w:type="spellEnd"/>
+      <w:r>
+        <w:rPr>
+          <w:rFonts w:ascii="Bookman Old Style" w:eastAsia="Bookman Old Style" w:hAnsi="Bookman Old Style" w:cs="Bookman Old Style"/>
+          <w:color w:val="000000"/>
+          <w:sz w:val="24"/>
+          <w:szCs w:val="24"/>
+        </w:rPr>
+        <w:t xml:space="preserve"> 3, </w:t>
+      </w:r>
+      <w:proofErr w:type="spellStart"/>
+      <w:r>
+        <w:rPr>
+          <w:rFonts w:ascii="Bookman Old Style" w:eastAsia="Bookman Old Style" w:hAnsi="Bookman Old Style" w:cs="Bookman Old Style"/>
+          <w:color w:val="000000"/>
+          <w:sz w:val="24"/>
+          <w:szCs w:val="24"/>
+        </w:rPr>
+        <w:t>berupa</w:t>
+      </w:r>
+      <w:proofErr w:type="spellEnd"/>
+      <w:r>
+        <w:rPr>
+          <w:rFonts w:ascii="Bookman Old Style" w:eastAsia="Bookman Old Style" w:hAnsi="Bookman Old Style" w:cs="Bookman Old Style"/>
+          <w:color w:val="000000"/>
+          <w:sz w:val="24"/>
+          <w:szCs w:val="24"/>
+        </w:rPr>
+        <w:t xml:space="preserve"> </w:t>
+      </w:r>
+      <w:proofErr w:type="spellStart"/>
+      <w:r>
+        <w:rPr>
+          <w:rFonts w:ascii="Bookman Old Style" w:eastAsia="Bookman Old Style" w:hAnsi="Bookman Old Style" w:cs="Bookman Old Style"/>
+          <w:color w:val="000000"/>
+          <w:sz w:val="24"/>
+          <w:szCs w:val="24"/>
+        </w:rPr>
+        <w:t>dokumen</w:t>
+      </w:r>
+      <w:proofErr w:type="spellEnd"/>
+      <w:r>
+        <w:rPr>
+          <w:rFonts w:ascii="Bookman Old Style" w:eastAsia="Bookman Old Style" w:hAnsi="Bookman Old Style" w:cs="Bookman Old Style"/>
+          <w:color w:val="000000"/>
+          <w:sz w:val="24"/>
+          <w:szCs w:val="24"/>
+        </w:rPr>
+        <w:t xml:space="preserve"> </w:t>
+      </w:r>
+      <w:proofErr w:type="spellStart"/>
+      <w:r>
+        <w:rPr>
+          <w:rFonts w:ascii="Bookman Old Style" w:eastAsia="Bookman Old Style" w:hAnsi="Bookman Old Style" w:cs="Bookman Old Style"/>
+          <w:color w:val="000000"/>
+          <w:sz w:val="24"/>
+          <w:szCs w:val="24"/>
+        </w:rPr>
+        <w:t>hasil</w:t>
+      </w:r>
+      <w:proofErr w:type="spellEnd"/>
+      <w:r>
+        <w:rPr>
+          <w:rFonts w:ascii="Bookman Old Style" w:eastAsia="Bookman Old Style" w:hAnsi="Bookman Old Style" w:cs="Bookman Old Style"/>
+          <w:color w:val="000000"/>
+          <w:sz w:val="24"/>
+          <w:szCs w:val="24"/>
+        </w:rPr>
+        <w:t xml:space="preserve"> </w:t>
+      </w:r>
+      <w:proofErr w:type="spellStart"/>
+      <w:r>
+        <w:rPr>
+          <w:rFonts w:ascii="Bookman Old Style" w:eastAsia="Bookman Old Style" w:hAnsi="Bookman Old Style" w:cs="Bookman Old Style"/>
+          <w:color w:val="000000"/>
+          <w:sz w:val="24"/>
+          <w:szCs w:val="24"/>
+        </w:rPr>
+        <w:t>Pendataan</w:t>
+      </w:r>
+      <w:proofErr w:type="spellEnd"/>
+      <w:r>
+        <w:rPr>
+          <w:rFonts w:ascii="Bookman Old Style" w:eastAsia="Bookman Old Style" w:hAnsi="Bookman Old Style" w:cs="Bookman Old Style"/>
+          <w:color w:val="000000"/>
+          <w:sz w:val="24"/>
+          <w:szCs w:val="24"/>
+        </w:rPr>
+        <w:t xml:space="preserve"> Lapangan Sensus Ekonomi 2026, </w:t>
+      </w:r>
+      <w:proofErr w:type="spellStart"/>
+      <w:r>
+        <w:rPr>
+          <w:rFonts w:ascii="Bookman Old Style" w:eastAsia="Bookman Old Style" w:hAnsi="Bookman Old Style" w:cs="Bookman Old Style"/>
+          <w:color w:val="000000"/>
+          <w:sz w:val="24"/>
+          <w:szCs w:val="24"/>
+        </w:rPr>
+        <w:t>sejumlah</w:t>
+      </w:r>
+      <w:proofErr w:type="spellEnd"/>
+      <w:r>
+        <w:rPr>
+          <w:rFonts w:ascii="Bookman Old Style" w:eastAsia="Bookman Old Style" w:hAnsi="Bookman Old Style" w:cs="Bookman Old Style"/>
+          <w:color w:val="000000"/>
+          <w:sz w:val="24"/>
+          <w:szCs w:val="24"/>
+        </w:rPr>
+        <w:t xml:space="preserve"> </w:t>
+      </w:r>
+      <w:r>
+        <w:rPr>
+          <w:rFonts w:ascii="Bookman Old Style" w:eastAsia="Bookman Old Style" w:hAnsi="Bookman Old Style" w:cs="Bookman Old Style"/>
+          <w:color w:val="000000"/>
+          <w:sz w:val="24"/>
+          <w:szCs w:val="24"/>
+        </w:rPr>
+        <w:t>{</w:t>
+      </w:r>
+      <w:proofErr w:type="spellStart"/>
+      <w:r>
+        <w:rPr>
+          <w:rFonts w:ascii="Bookman Old Style" w:eastAsia="Bookman Old Style" w:hAnsi="Bookman Old Style" w:cs="Bookman Old Style"/>
+          <w:color w:val="000000"/>
+          <w:sz w:val="24"/>
+          <w:szCs w:val="24"/>
+        </w:rPr>
+        <w:t>s</w:t>
       </w:r>
       <w:r>
         <w:rPr>
@@ -2620,6 +3908,7 @@
         </w:rPr>
         <w:t>ls_ongoing</w:t>
       </w:r>
+      <w:proofErr w:type="spellEnd"/>
       <w:r>
         <w:rPr>
           <w:rFonts w:ascii="Bookman Old Style" w:eastAsia="Bookman Old Style" w:hAnsi="Bookman Old Style" w:cs="Bookman Old Style"/>
@@ -2644,8 +3933,54 @@
           <w:sz w:val="24"/>
           <w:szCs w:val="24"/>
         </w:rPr>
-        <w:t>SLS/Sub-SLS dan/atau usaha besar</w:t>
-      </w:r>
+        <w:t>SLS/Sub-SLS dan/</w:t>
+      </w:r>
+      <w:proofErr w:type="spellStart"/>
+      <w:r>
+        <w:rPr>
+          <w:rFonts w:ascii="Bookman Old Style" w:eastAsia="Bookman Old Style" w:hAnsi="Bookman Old Style" w:cs="Bookman Old Style"/>
+          <w:sz w:val="24"/>
+          <w:szCs w:val="24"/>
+        </w:rPr>
+        <w:t>atau</w:t>
+      </w:r>
+      <w:proofErr w:type="spellEnd"/>
+      <w:r>
+        <w:rPr>
+          <w:rFonts w:ascii="Bookman Old Style" w:eastAsia="Bookman Old Style" w:hAnsi="Bookman Old Style" w:cs="Bookman Old Style"/>
+          <w:sz w:val="24"/>
+          <w:szCs w:val="24"/>
+        </w:rPr>
+        <w:t xml:space="preserve"> </w:t>
+      </w:r>
+      <w:proofErr w:type="spellStart"/>
+      <w:r>
+        <w:rPr>
+          <w:rFonts w:ascii="Bookman Old Style" w:eastAsia="Bookman Old Style" w:hAnsi="Bookman Old Style" w:cs="Bookman Old Style"/>
+          <w:sz w:val="24"/>
+          <w:szCs w:val="24"/>
+        </w:rPr>
+        <w:t>usaha</w:t>
+      </w:r>
+      <w:proofErr w:type="spellEnd"/>
+      <w:r>
+        <w:rPr>
+          <w:rFonts w:ascii="Bookman Old Style" w:eastAsia="Bookman Old Style" w:hAnsi="Bookman Old Style" w:cs="Bookman Old Style"/>
+          <w:sz w:val="24"/>
+          <w:szCs w:val="24"/>
+        </w:rPr>
+        <w:t xml:space="preserve"> </w:t>
+      </w:r>
+      <w:proofErr w:type="spellStart"/>
+      <w:r>
+        <w:rPr>
+          <w:rFonts w:ascii="Bookman Old Style" w:eastAsia="Bookman Old Style" w:hAnsi="Bookman Old Style" w:cs="Bookman Old Style"/>
+          <w:sz w:val="24"/>
+          <w:szCs w:val="24"/>
+        </w:rPr>
+        <w:t>besar</w:t>
+      </w:r>
+      <w:proofErr w:type="spellEnd"/>
       <w:r>
         <w:rPr>
           <w:rFonts w:ascii="Bookman Old Style" w:eastAsia="Bookman Old Style" w:hAnsi="Bookman Old Style" w:cs="Bookman Old Style"/>
@@ -2689,6 +4024,7 @@
         </w:rPr>
         <w:t xml:space="preserve">asil </w:t>
       </w:r>
+      <w:proofErr w:type="spellStart"/>
       <w:r>
         <w:rPr>
           <w:rFonts w:ascii="Bookman Old Style" w:eastAsia="Bookman Old Style" w:hAnsi="Bookman Old Style" w:cs="Bookman Old Style"/>
@@ -2704,8 +4040,219 @@
           <w:sz w:val="24"/>
           <w:szCs w:val="24"/>
         </w:rPr>
-        <w:t xml:space="preserve">ekerjaan pendataan sebagaimana dimaksud pada angka 4 yang memerlukan pemeriksaan lanjutan, akan dilakukan pengecekan, </w:t>
-      </w:r>
+        <w:t>ekerjaan</w:t>
+      </w:r>
+      <w:proofErr w:type="spellEnd"/>
+      <w:r>
+        <w:rPr>
+          <w:rFonts w:ascii="Bookman Old Style" w:eastAsia="Bookman Old Style" w:hAnsi="Bookman Old Style" w:cs="Bookman Old Style"/>
+          <w:color w:val="000000"/>
+          <w:sz w:val="24"/>
+          <w:szCs w:val="24"/>
+        </w:rPr>
+        <w:t xml:space="preserve"> </w:t>
+      </w:r>
+      <w:proofErr w:type="spellStart"/>
+      <w:r>
+        <w:rPr>
+          <w:rFonts w:ascii="Bookman Old Style" w:eastAsia="Bookman Old Style" w:hAnsi="Bookman Old Style" w:cs="Bookman Old Style"/>
+          <w:color w:val="000000"/>
+          <w:sz w:val="24"/>
+          <w:szCs w:val="24"/>
+        </w:rPr>
+        <w:t>pendataan</w:t>
+      </w:r>
+      <w:proofErr w:type="spellEnd"/>
+      <w:r>
+        <w:rPr>
+          <w:rFonts w:ascii="Bookman Old Style" w:eastAsia="Bookman Old Style" w:hAnsi="Bookman Old Style" w:cs="Bookman Old Style"/>
+          <w:color w:val="000000"/>
+          <w:sz w:val="24"/>
+          <w:szCs w:val="24"/>
+        </w:rPr>
+        <w:t xml:space="preserve"> </w:t>
+      </w:r>
+      <w:proofErr w:type="spellStart"/>
+      <w:r>
+        <w:rPr>
+          <w:rFonts w:ascii="Bookman Old Style" w:eastAsia="Bookman Old Style" w:hAnsi="Bookman Old Style" w:cs="Bookman Old Style"/>
+          <w:color w:val="000000"/>
+          <w:sz w:val="24"/>
+          <w:szCs w:val="24"/>
+        </w:rPr>
+        <w:t>sebagaimana</w:t>
+      </w:r>
+      <w:proofErr w:type="spellEnd"/>
+      <w:r>
+        <w:rPr>
+          <w:rFonts w:ascii="Bookman Old Style" w:eastAsia="Bookman Old Style" w:hAnsi="Bookman Old Style" w:cs="Bookman Old Style"/>
+          <w:color w:val="000000"/>
+          <w:sz w:val="24"/>
+          <w:szCs w:val="24"/>
+        </w:rPr>
+        <w:t xml:space="preserve"> </w:t>
+      </w:r>
+      <w:proofErr w:type="spellStart"/>
+      <w:r>
+        <w:rPr>
+          <w:rFonts w:ascii="Bookman Old Style" w:eastAsia="Bookman Old Style" w:hAnsi="Bookman Old Style" w:cs="Bookman Old Style"/>
+          <w:color w:val="000000"/>
+          <w:sz w:val="24"/>
+          <w:szCs w:val="24"/>
+        </w:rPr>
+        <w:t>dimaksud</w:t>
+      </w:r>
+      <w:proofErr w:type="spellEnd"/>
+      <w:r>
+        <w:rPr>
+          <w:rFonts w:ascii="Bookman Old Style" w:eastAsia="Bookman Old Style" w:hAnsi="Bookman Old Style" w:cs="Bookman Old Style"/>
+          <w:color w:val="000000"/>
+          <w:sz w:val="24"/>
+          <w:szCs w:val="24"/>
+        </w:rPr>
+        <w:t xml:space="preserve"> pada </w:t>
+      </w:r>
+      <w:proofErr w:type="spellStart"/>
+      <w:r>
+        <w:rPr>
+          <w:rFonts w:ascii="Bookman Old Style" w:eastAsia="Bookman Old Style" w:hAnsi="Bookman Old Style" w:cs="Bookman Old Style"/>
+          <w:color w:val="000000"/>
+          <w:sz w:val="24"/>
+          <w:szCs w:val="24"/>
+        </w:rPr>
+        <w:t>angka</w:t>
+      </w:r>
+      <w:proofErr w:type="spellEnd"/>
+      <w:r>
+        <w:rPr>
+          <w:rFonts w:ascii="Bookman Old Style" w:eastAsia="Bookman Old Style" w:hAnsi="Bookman Old Style" w:cs="Bookman Old Style"/>
+          <w:color w:val="000000"/>
+          <w:sz w:val="24"/>
+          <w:szCs w:val="24"/>
+        </w:rPr>
+        <w:t xml:space="preserve"> 4 yang </w:t>
+      </w:r>
+      <w:proofErr w:type="spellStart"/>
+      <w:r>
+        <w:rPr>
+          <w:rFonts w:ascii="Bookman Old Style" w:eastAsia="Bookman Old Style" w:hAnsi="Bookman Old Style" w:cs="Bookman Old Style"/>
+          <w:color w:val="000000"/>
+          <w:sz w:val="24"/>
+          <w:szCs w:val="24"/>
+        </w:rPr>
+        <w:t>memerlukan</w:t>
+      </w:r>
+      <w:proofErr w:type="spellEnd"/>
+      <w:r>
+        <w:rPr>
+          <w:rFonts w:ascii="Bookman Old Style" w:eastAsia="Bookman Old Style" w:hAnsi="Bookman Old Style" w:cs="Bookman Old Style"/>
+          <w:color w:val="000000"/>
+          <w:sz w:val="24"/>
+          <w:szCs w:val="24"/>
+        </w:rPr>
+        <w:t xml:space="preserve"> </w:t>
+      </w:r>
+      <w:proofErr w:type="spellStart"/>
+      <w:r>
+        <w:rPr>
+          <w:rFonts w:ascii="Bookman Old Style" w:eastAsia="Bookman Old Style" w:hAnsi="Bookman Old Style" w:cs="Bookman Old Style"/>
+          <w:color w:val="000000"/>
+          <w:sz w:val="24"/>
+          <w:szCs w:val="24"/>
+        </w:rPr>
+        <w:t>pemeriksaan</w:t>
+      </w:r>
+      <w:proofErr w:type="spellEnd"/>
+      <w:r>
+        <w:rPr>
+          <w:rFonts w:ascii="Bookman Old Style" w:eastAsia="Bookman Old Style" w:hAnsi="Bookman Old Style" w:cs="Bookman Old Style"/>
+          <w:color w:val="000000"/>
+          <w:sz w:val="24"/>
+          <w:szCs w:val="24"/>
+        </w:rPr>
+        <w:t xml:space="preserve"> </w:t>
+      </w:r>
+      <w:proofErr w:type="spellStart"/>
+      <w:r>
+        <w:rPr>
+          <w:rFonts w:ascii="Bookman Old Style" w:eastAsia="Bookman Old Style" w:hAnsi="Bookman Old Style" w:cs="Bookman Old Style"/>
+          <w:color w:val="000000"/>
+          <w:sz w:val="24"/>
+          <w:szCs w:val="24"/>
+        </w:rPr>
+        <w:t>lanjutan</w:t>
+      </w:r>
+      <w:proofErr w:type="spellEnd"/>
+      <w:r>
+        <w:rPr>
+          <w:rFonts w:ascii="Bookman Old Style" w:eastAsia="Bookman Old Style" w:hAnsi="Bookman Old Style" w:cs="Bookman Old Style"/>
+          <w:color w:val="000000"/>
+          <w:sz w:val="24"/>
+          <w:szCs w:val="24"/>
+        </w:rPr>
+        <w:t xml:space="preserve">, </w:t>
+      </w:r>
+      <w:proofErr w:type="spellStart"/>
+      <w:r>
+        <w:rPr>
+          <w:rFonts w:ascii="Bookman Old Style" w:eastAsia="Bookman Old Style" w:hAnsi="Bookman Old Style" w:cs="Bookman Old Style"/>
+          <w:color w:val="000000"/>
+          <w:sz w:val="24"/>
+          <w:szCs w:val="24"/>
+        </w:rPr>
+        <w:t>akan</w:t>
+      </w:r>
+      <w:proofErr w:type="spellEnd"/>
+      <w:r>
+        <w:rPr>
+          <w:rFonts w:ascii="Bookman Old Style" w:eastAsia="Bookman Old Style" w:hAnsi="Bookman Old Style" w:cs="Bookman Old Style"/>
+          <w:color w:val="000000"/>
+          <w:sz w:val="24"/>
+          <w:szCs w:val="24"/>
+        </w:rPr>
+        <w:t xml:space="preserve"> </w:t>
+      </w:r>
+      <w:proofErr w:type="spellStart"/>
+      <w:r>
+        <w:rPr>
+          <w:rFonts w:ascii="Bookman Old Style" w:eastAsia="Bookman Old Style" w:hAnsi="Bookman Old Style" w:cs="Bookman Old Style"/>
+          <w:color w:val="000000"/>
+          <w:sz w:val="24"/>
+          <w:szCs w:val="24"/>
+        </w:rPr>
+        <w:t>dilakukan</w:t>
+      </w:r>
+      <w:proofErr w:type="spellEnd"/>
+      <w:r>
+        <w:rPr>
+          <w:rFonts w:ascii="Bookman Old Style" w:eastAsia="Bookman Old Style" w:hAnsi="Bookman Old Style" w:cs="Bookman Old Style"/>
+          <w:color w:val="000000"/>
+          <w:sz w:val="24"/>
+          <w:szCs w:val="24"/>
+        </w:rPr>
+        <w:t xml:space="preserve"> </w:t>
+      </w:r>
+      <w:proofErr w:type="spellStart"/>
+      <w:r>
+        <w:rPr>
+          <w:rFonts w:ascii="Bookman Old Style" w:eastAsia="Bookman Old Style" w:hAnsi="Bookman Old Style" w:cs="Bookman Old Style"/>
+          <w:color w:val="000000"/>
+          <w:sz w:val="24"/>
+          <w:szCs w:val="24"/>
+        </w:rPr>
+        <w:t>pengecekan</w:t>
+      </w:r>
+      <w:proofErr w:type="spellEnd"/>
+      <w:r>
+        <w:rPr>
+          <w:rFonts w:ascii="Bookman Old Style" w:eastAsia="Bookman Old Style" w:hAnsi="Bookman Old Style" w:cs="Bookman Old Style"/>
+          <w:color w:val="000000"/>
+          <w:sz w:val="24"/>
+          <w:szCs w:val="24"/>
+        </w:rPr>
+        <w:t xml:space="preserve">, </w:t>
+      </w:r>
+      <w:proofErr w:type="spellStart"/>
       <w:r>
         <w:rPr>
           <w:rFonts w:ascii="Bookman Old Style" w:eastAsia="Bookman Old Style" w:hAnsi="Bookman Old Style" w:cs="Bookman Old Style"/>
@@ -2714,7 +4261,177 @@
           <w:szCs w:val="24"/>
         </w:rPr>
         <w:lastRenderedPageBreak/>
-        <w:t xml:space="preserve">perubahan, dan/atau kunjungan kembali ke lapangan merujuk pada perjanjian yang ditandatangani oleh </w:t>
+        <w:t>perubahan</w:t>
+      </w:r>
+      <w:proofErr w:type="spellEnd"/>
+      <w:r>
+        <w:rPr>
+          <w:rFonts w:ascii="Bookman Old Style" w:eastAsia="Bookman Old Style" w:hAnsi="Bookman Old Style" w:cs="Bookman Old Style"/>
+          <w:color w:val="000000"/>
+          <w:sz w:val="24"/>
+          <w:szCs w:val="24"/>
+        </w:rPr>
+        <w:t>, dan/</w:t>
+      </w:r>
+      <w:proofErr w:type="spellStart"/>
+      <w:r>
+        <w:rPr>
+          <w:rFonts w:ascii="Bookman Old Style" w:eastAsia="Bookman Old Style" w:hAnsi="Bookman Old Style" w:cs="Bookman Old Style"/>
+          <w:color w:val="000000"/>
+          <w:sz w:val="24"/>
+          <w:szCs w:val="24"/>
+        </w:rPr>
+        <w:t>atau</w:t>
+      </w:r>
+      <w:proofErr w:type="spellEnd"/>
+      <w:r>
+        <w:rPr>
+          <w:rFonts w:ascii="Bookman Old Style" w:eastAsia="Bookman Old Style" w:hAnsi="Bookman Old Style" w:cs="Bookman Old Style"/>
+          <w:color w:val="000000"/>
+          <w:sz w:val="24"/>
+          <w:szCs w:val="24"/>
+        </w:rPr>
+        <w:t xml:space="preserve"> </w:t>
+      </w:r>
+      <w:proofErr w:type="spellStart"/>
+      <w:r>
+        <w:rPr>
+          <w:rFonts w:ascii="Bookman Old Style" w:eastAsia="Bookman Old Style" w:hAnsi="Bookman Old Style" w:cs="Bookman Old Style"/>
+          <w:color w:val="000000"/>
+          <w:sz w:val="24"/>
+          <w:szCs w:val="24"/>
+        </w:rPr>
+        <w:t>kunjungan</w:t>
+      </w:r>
+      <w:proofErr w:type="spellEnd"/>
+      <w:r>
+        <w:rPr>
+          <w:rFonts w:ascii="Bookman Old Style" w:eastAsia="Bookman Old Style" w:hAnsi="Bookman Old Style" w:cs="Bookman Old Style"/>
+          <w:color w:val="000000"/>
+          <w:sz w:val="24"/>
+          <w:szCs w:val="24"/>
+        </w:rPr>
+        <w:t xml:space="preserve"> </w:t>
+      </w:r>
+      <w:proofErr w:type="spellStart"/>
+      <w:r>
+        <w:rPr>
+          <w:rFonts w:ascii="Bookman Old Style" w:eastAsia="Bookman Old Style" w:hAnsi="Bookman Old Style" w:cs="Bookman Old Style"/>
+          <w:color w:val="000000"/>
+          <w:sz w:val="24"/>
+          <w:szCs w:val="24"/>
+        </w:rPr>
+        <w:t>kembali</w:t>
+      </w:r>
+      <w:proofErr w:type="spellEnd"/>
+      <w:r>
+        <w:rPr>
+          <w:rFonts w:ascii="Bookman Old Style" w:eastAsia="Bookman Old Style" w:hAnsi="Bookman Old Style" w:cs="Bookman Old Style"/>
+          <w:color w:val="000000"/>
+          <w:sz w:val="24"/>
+          <w:szCs w:val="24"/>
+        </w:rPr>
+        <w:t xml:space="preserve"> </w:t>
+      </w:r>
+      <w:proofErr w:type="spellStart"/>
+      <w:r>
+        <w:rPr>
+          <w:rFonts w:ascii="Bookman Old Style" w:eastAsia="Bookman Old Style" w:hAnsi="Bookman Old Style" w:cs="Bookman Old Style"/>
+          <w:color w:val="000000"/>
+          <w:sz w:val="24"/>
+          <w:szCs w:val="24"/>
+        </w:rPr>
+        <w:t>ke</w:t>
+      </w:r>
+      <w:proofErr w:type="spellEnd"/>
+      <w:r>
+        <w:rPr>
+          <w:rFonts w:ascii="Bookman Old Style" w:eastAsia="Bookman Old Style" w:hAnsi="Bookman Old Style" w:cs="Bookman Old Style"/>
+          <w:color w:val="000000"/>
+          <w:sz w:val="24"/>
+          <w:szCs w:val="24"/>
+        </w:rPr>
+        <w:t xml:space="preserve"> </w:t>
+      </w:r>
+      <w:proofErr w:type="spellStart"/>
+      <w:r>
+        <w:rPr>
+          <w:rFonts w:ascii="Bookman Old Style" w:eastAsia="Bookman Old Style" w:hAnsi="Bookman Old Style" w:cs="Bookman Old Style"/>
+          <w:color w:val="000000"/>
+          <w:sz w:val="24"/>
+          <w:szCs w:val="24"/>
+        </w:rPr>
+        <w:t>lapangan</w:t>
+      </w:r>
+      <w:proofErr w:type="spellEnd"/>
+      <w:r>
+        <w:rPr>
+          <w:rFonts w:ascii="Bookman Old Style" w:eastAsia="Bookman Old Style" w:hAnsi="Bookman Old Style" w:cs="Bookman Old Style"/>
+          <w:color w:val="000000"/>
+          <w:sz w:val="24"/>
+          <w:szCs w:val="24"/>
+        </w:rPr>
+        <w:t xml:space="preserve"> </w:t>
+      </w:r>
+      <w:proofErr w:type="spellStart"/>
+      <w:r>
+        <w:rPr>
+          <w:rFonts w:ascii="Bookman Old Style" w:eastAsia="Bookman Old Style" w:hAnsi="Bookman Old Style" w:cs="Bookman Old Style"/>
+          <w:color w:val="000000"/>
+          <w:sz w:val="24"/>
+          <w:szCs w:val="24"/>
+        </w:rPr>
+        <w:t>merujuk</w:t>
+      </w:r>
+      <w:proofErr w:type="spellEnd"/>
+      <w:r>
+        <w:rPr>
+          <w:rFonts w:ascii="Bookman Old Style" w:eastAsia="Bookman Old Style" w:hAnsi="Bookman Old Style" w:cs="Bookman Old Style"/>
+          <w:color w:val="000000"/>
+          <w:sz w:val="24"/>
+          <w:szCs w:val="24"/>
+        </w:rPr>
+        <w:t xml:space="preserve"> pada </w:t>
+      </w:r>
+      <w:proofErr w:type="spellStart"/>
+      <w:r>
+        <w:rPr>
+          <w:rFonts w:ascii="Bookman Old Style" w:eastAsia="Bookman Old Style" w:hAnsi="Bookman Old Style" w:cs="Bookman Old Style"/>
+          <w:color w:val="000000"/>
+          <w:sz w:val="24"/>
+          <w:szCs w:val="24"/>
+        </w:rPr>
+        <w:t>perjanjian</w:t>
+      </w:r>
+      <w:proofErr w:type="spellEnd"/>
+      <w:r>
+        <w:rPr>
+          <w:rFonts w:ascii="Bookman Old Style" w:eastAsia="Bookman Old Style" w:hAnsi="Bookman Old Style" w:cs="Bookman Old Style"/>
+          <w:color w:val="000000"/>
+          <w:sz w:val="24"/>
+          <w:szCs w:val="24"/>
+        </w:rPr>
+        <w:t xml:space="preserve"> yang </w:t>
+      </w:r>
+      <w:proofErr w:type="spellStart"/>
+      <w:r>
+        <w:rPr>
+          <w:rFonts w:ascii="Bookman Old Style" w:eastAsia="Bookman Old Style" w:hAnsi="Bookman Old Style" w:cs="Bookman Old Style"/>
+          <w:color w:val="000000"/>
+          <w:sz w:val="24"/>
+          <w:szCs w:val="24"/>
+        </w:rPr>
+        <w:t>ditandatangani</w:t>
+      </w:r>
+      <w:proofErr w:type="spellEnd"/>
+      <w:r>
+        <w:rPr>
+          <w:rFonts w:ascii="Bookman Old Style" w:eastAsia="Bookman Old Style" w:hAnsi="Bookman Old Style" w:cs="Bookman Old Style"/>
+          <w:color w:val="000000"/>
+          <w:sz w:val="24"/>
+          <w:szCs w:val="24"/>
+        </w:rPr>
+        <w:t xml:space="preserve"> oleh </w:t>
       </w:r>
       <w:r>
         <w:rPr>
@@ -2882,7 +4599,27 @@
                 <w:sz w:val="24"/>
                 <w:szCs w:val="24"/>
               </w:rPr>
-              <w:t>{nama_petugas}</w:t>
+              <w:t>{</w:t>
+            </w:r>
+            <w:proofErr w:type="spellStart"/>
+            <w:r>
+              <w:rPr>
+                <w:rFonts w:ascii="Bookman Old Style" w:eastAsia="Bookman Old Style" w:hAnsi="Bookman Old Style" w:cs="Bookman Old Style"/>
+                <w:color w:val="000000"/>
+                <w:sz w:val="24"/>
+                <w:szCs w:val="24"/>
+              </w:rPr>
+              <w:t>nama_petugas</w:t>
+            </w:r>
+            <w:proofErr w:type="spellEnd"/>
+            <w:r>
+              <w:rPr>
+                <w:rFonts w:ascii="Bookman Old Style" w:eastAsia="Bookman Old Style" w:hAnsi="Bookman Old Style" w:cs="Bookman Old Style"/>
+                <w:color w:val="000000"/>
+                <w:sz w:val="24"/>
+                <w:szCs w:val="24"/>
+              </w:rPr>
+              <w:t>}</w:t>
             </w:r>
             <w:r>
               <w:rPr>
@@ -2962,7 +4699,27 @@
                 <w:sz w:val="24"/>
                 <w:szCs w:val="24"/>
               </w:rPr>
-              <w:t>(Nuraliyah)</w:t>
+              <w:t>(</w:t>
+            </w:r>
+            <w:proofErr w:type="spellStart"/>
+            <w:r>
+              <w:rPr>
+                <w:rFonts w:ascii="Bookman Old Style" w:eastAsia="Bookman Old Style" w:hAnsi="Bookman Old Style" w:cs="Bookman Old Style"/>
+                <w:color w:val="000000"/>
+                <w:sz w:val="24"/>
+                <w:szCs w:val="24"/>
+              </w:rPr>
+              <w:t>Nuraliyah</w:t>
+            </w:r>
+            <w:proofErr w:type="spellEnd"/>
+            <w:r>
+              <w:rPr>
+                <w:rFonts w:ascii="Bookman Old Style" w:eastAsia="Bookman Old Style" w:hAnsi="Bookman Old Style" w:cs="Bookman Old Style"/>
+                <w:color w:val="000000"/>
+                <w:sz w:val="24"/>
+                <w:szCs w:val="24"/>
+              </w:rPr>
+              <w:t>)</w:t>
             </w:r>
           </w:p>
         </w:tc>
@@ -3256,15 +5013,27 @@
                 <w:szCs w:val="24"/>
               </w:rPr>
             </w:pPr>
-            <w:r>
-              <w:rPr>
-                <w:rFonts w:ascii="Bookman Old Style" w:eastAsia="Bookman Old Style" w:hAnsi="Bookman Old Style" w:cs="Bookman Old Style"/>
-                <w:color w:val="000000"/>
-                <w:sz w:val="24"/>
-                <w:szCs w:val="24"/>
-              </w:rPr>
-              <w:t xml:space="preserve">Uraian </w:t>
-            </w:r>
+            <w:proofErr w:type="spellStart"/>
+            <w:r>
+              <w:rPr>
+                <w:rFonts w:ascii="Bookman Old Style" w:eastAsia="Bookman Old Style" w:hAnsi="Bookman Old Style" w:cs="Bookman Old Style"/>
+                <w:color w:val="000000"/>
+                <w:sz w:val="24"/>
+                <w:szCs w:val="24"/>
+              </w:rPr>
+              <w:t>Uraian</w:t>
+            </w:r>
+            <w:proofErr w:type="spellEnd"/>
+            <w:r>
+              <w:rPr>
+                <w:rFonts w:ascii="Bookman Old Style" w:eastAsia="Bookman Old Style" w:hAnsi="Bookman Old Style" w:cs="Bookman Old Style"/>
+                <w:color w:val="000000"/>
+                <w:sz w:val="24"/>
+                <w:szCs w:val="24"/>
+              </w:rPr>
+              <w:t xml:space="preserve"> </w:t>
+            </w:r>
+            <w:proofErr w:type="spellStart"/>
             <w:r>
               <w:rPr>
                 <w:rFonts w:ascii="Bookman Old Style" w:eastAsia="Bookman Old Style" w:hAnsi="Bookman Old Style" w:cs="Bookman Old Style"/>
@@ -3273,6 +5042,7 @@
               </w:rPr>
               <w:t>Pekerjaan</w:t>
             </w:r>
+            <w:proofErr w:type="spellEnd"/>
           </w:p>
         </w:tc>
         <w:tc>
@@ -3304,7 +5074,17 @@
                 <w:sz w:val="24"/>
                 <w:szCs w:val="24"/>
               </w:rPr>
-              <w:t>Waktu Penyelesa</w:t>
+              <w:t xml:space="preserve">Waktu </w:t>
+            </w:r>
+            <w:proofErr w:type="spellStart"/>
+            <w:r>
+              <w:rPr>
+                <w:rFonts w:ascii="Bookman Old Style" w:eastAsia="Bookman Old Style" w:hAnsi="Bookman Old Style" w:cs="Bookman Old Style"/>
+                <w:color w:val="000000"/>
+                <w:sz w:val="24"/>
+                <w:szCs w:val="24"/>
+              </w:rPr>
+              <w:t>Penyelesa</w:t>
             </w:r>
             <w:r>
               <w:rPr>
@@ -3314,6 +5094,7 @@
               </w:rPr>
               <w:t>ian</w:t>
             </w:r>
+            <w:proofErr w:type="spellEnd"/>
           </w:p>
         </w:tc>
         <w:tc>
@@ -3345,8 +5126,19 @@
                 <w:sz w:val="24"/>
                 <w:szCs w:val="24"/>
               </w:rPr>
-              <w:t>Target Pekerjaan</w:t>
-            </w:r>
+              <w:t xml:space="preserve">Target </w:t>
+            </w:r>
+            <w:proofErr w:type="spellStart"/>
+            <w:r>
+              <w:rPr>
+                <w:rFonts w:ascii="Bookman Old Style" w:eastAsia="Bookman Old Style" w:hAnsi="Bookman Old Style" w:cs="Bookman Old Style"/>
+                <w:color w:val="000000"/>
+                <w:sz w:val="24"/>
+                <w:szCs w:val="24"/>
+              </w:rPr>
+              <w:t>Pekerjaan</w:t>
+            </w:r>
+            <w:proofErr w:type="spellEnd"/>
           </w:p>
         </w:tc>
         <w:tc>
@@ -3371,15 +5163,37 @@
                 <w:szCs w:val="24"/>
               </w:rPr>
             </w:pPr>
-            <w:r>
-              <w:rPr>
-                <w:rFonts w:ascii="Bookman Old Style" w:eastAsia="Bookman Old Style" w:hAnsi="Bookman Old Style" w:cs="Bookman Old Style"/>
-                <w:color w:val="000000"/>
-                <w:sz w:val="24"/>
-                <w:szCs w:val="24"/>
-              </w:rPr>
-              <w:t>Realisasi Pekerjaan</w:t>
-            </w:r>
+            <w:proofErr w:type="spellStart"/>
+            <w:r>
+              <w:rPr>
+                <w:rFonts w:ascii="Bookman Old Style" w:eastAsia="Bookman Old Style" w:hAnsi="Bookman Old Style" w:cs="Bookman Old Style"/>
+                <w:color w:val="000000"/>
+                <w:sz w:val="24"/>
+                <w:szCs w:val="24"/>
+              </w:rPr>
+              <w:t>Realisasi</w:t>
+            </w:r>
+            <w:proofErr w:type="spellEnd"/>
+            <w:r>
+              <w:rPr>
+                <w:rFonts w:ascii="Bookman Old Style" w:eastAsia="Bookman Old Style" w:hAnsi="Bookman Old Style" w:cs="Bookman Old Style"/>
+                <w:color w:val="000000"/>
+                <w:sz w:val="24"/>
+                <w:szCs w:val="24"/>
+              </w:rPr>
+              <w:t xml:space="preserve"> </w:t>
+            </w:r>
+            <w:proofErr w:type="spellStart"/>
+            <w:r>
+              <w:rPr>
+                <w:rFonts w:ascii="Bookman Old Style" w:eastAsia="Bookman Old Style" w:hAnsi="Bookman Old Style" w:cs="Bookman Old Style"/>
+                <w:color w:val="000000"/>
+                <w:sz w:val="24"/>
+                <w:szCs w:val="24"/>
+              </w:rPr>
+              <w:t>Pekerjaan</w:t>
+            </w:r>
+            <w:proofErr w:type="spellEnd"/>
           </w:p>
         </w:tc>
         <w:tc>
@@ -3411,8 +5225,19 @@
                 <w:sz w:val="24"/>
                 <w:szCs w:val="24"/>
               </w:rPr>
-              <w:t>Nilai Perjanjian</w:t>
-            </w:r>
+              <w:t xml:space="preserve">Nilai </w:t>
+            </w:r>
+            <w:proofErr w:type="spellStart"/>
+            <w:r>
+              <w:rPr>
+                <w:rFonts w:ascii="Bookman Old Style" w:eastAsia="Bookman Old Style" w:hAnsi="Bookman Old Style" w:cs="Bookman Old Style"/>
+                <w:color w:val="000000"/>
+                <w:sz w:val="24"/>
+                <w:szCs w:val="24"/>
+              </w:rPr>
+              <w:t>Perjanjian</w:t>
+            </w:r>
+            <w:proofErr w:type="spellEnd"/>
           </w:p>
         </w:tc>
       </w:tr>
@@ -3504,6 +5329,7 @@
                 <w:szCs w:val="24"/>
               </w:rPr>
             </w:pPr>
+            <w:proofErr w:type="spellStart"/>
             <w:r>
               <w:rPr>
                 <w:rFonts w:ascii="Bookman Old Style" w:eastAsia="Bookman Old Style" w:hAnsi="Bookman Old Style" w:cs="Bookman Old Style"/>
@@ -3513,6 +5339,7 @@
               </w:rPr>
               <w:t>Presentase</w:t>
             </w:r>
+            <w:proofErr w:type="spellEnd"/>
           </w:p>
         </w:tc>
         <w:tc>
@@ -3867,13 +5694,59 @@
                 <w:szCs w:val="24"/>
               </w:rPr>
             </w:pPr>
-            <w:r>
-              <w:rPr>
-                <w:rFonts w:ascii="Bookman Old Style" w:eastAsia="Bookman Old Style" w:hAnsi="Bookman Old Style" w:cs="Bookman Old Style"/>
-                <w:sz w:val="24"/>
-                <w:szCs w:val="24"/>
-              </w:rPr>
-              <w:t xml:space="preserve">Melakukan pendataan lapangan </w:t>
+            <w:proofErr w:type="spellStart"/>
+            <w:r>
+              <w:rPr>
+                <w:rFonts w:ascii="Bookman Old Style" w:eastAsia="Bookman Old Style" w:hAnsi="Bookman Old Style" w:cs="Bookman Old Style"/>
+                <w:sz w:val="24"/>
+                <w:szCs w:val="24"/>
+              </w:rPr>
+              <w:t>Melakukan</w:t>
+            </w:r>
+            <w:proofErr w:type="spellEnd"/>
+            <w:r>
+              <w:rPr>
+                <w:rFonts w:ascii="Bookman Old Style" w:eastAsia="Bookman Old Style" w:hAnsi="Bookman Old Style" w:cs="Bookman Old Style"/>
+                <w:sz w:val="24"/>
+                <w:szCs w:val="24"/>
+              </w:rPr>
+              <w:t xml:space="preserve"> </w:t>
+            </w:r>
+            <w:proofErr w:type="spellStart"/>
+            <w:r>
+              <w:rPr>
+                <w:rFonts w:ascii="Bookman Old Style" w:eastAsia="Bookman Old Style" w:hAnsi="Bookman Old Style" w:cs="Bookman Old Style"/>
+                <w:sz w:val="24"/>
+                <w:szCs w:val="24"/>
+              </w:rPr>
+              <w:t>pendataan</w:t>
+            </w:r>
+            <w:proofErr w:type="spellEnd"/>
+            <w:r>
+              <w:rPr>
+                <w:rFonts w:ascii="Bookman Old Style" w:eastAsia="Bookman Old Style" w:hAnsi="Bookman Old Style" w:cs="Bookman Old Style"/>
+                <w:sz w:val="24"/>
+                <w:szCs w:val="24"/>
+              </w:rPr>
+              <w:t xml:space="preserve"> </w:t>
+            </w:r>
+            <w:proofErr w:type="spellStart"/>
+            <w:r>
+              <w:rPr>
+                <w:rFonts w:ascii="Bookman Old Style" w:eastAsia="Bookman Old Style" w:hAnsi="Bookman Old Style" w:cs="Bookman Old Style"/>
+                <w:sz w:val="24"/>
+                <w:szCs w:val="24"/>
+              </w:rPr>
+              <w:t>lapangan</w:t>
+            </w:r>
+            <w:proofErr w:type="spellEnd"/>
+            <w:r>
+              <w:rPr>
+                <w:rFonts w:ascii="Bookman Old Style" w:eastAsia="Bookman Old Style" w:hAnsi="Bookman Old Style" w:cs="Bookman Old Style"/>
+                <w:sz w:val="24"/>
+                <w:szCs w:val="24"/>
+              </w:rPr>
+              <w:t xml:space="preserve"> </w:t>
             </w:r>
             <w:r>
               <w:rPr>
@@ -3891,7 +5764,25 @@
                 <w:sz w:val="24"/>
                 <w:szCs w:val="24"/>
               </w:rPr>
-              <w:t>Sensus Ekonomi 2026 termin II</w:t>
+              <w:t xml:space="preserve">Sensus Ekonomi 2026 </w:t>
+            </w:r>
+            <w:proofErr w:type="spellStart"/>
+            <w:r>
+              <w:rPr>
+                <w:rFonts w:ascii="Bookman Old Style" w:eastAsia="Bookman Old Style" w:hAnsi="Bookman Old Style" w:cs="Bookman Old Style"/>
+                <w:sz w:val="24"/>
+                <w:szCs w:val="24"/>
+              </w:rPr>
+              <w:t>termin</w:t>
+            </w:r>
+            <w:proofErr w:type="spellEnd"/>
+            <w:r>
+              <w:rPr>
+                <w:rFonts w:ascii="Bookman Old Style" w:eastAsia="Bookman Old Style" w:hAnsi="Bookman Old Style" w:cs="Bookman Old Style"/>
+                <w:sz w:val="24"/>
+                <w:szCs w:val="24"/>
+              </w:rPr>
+              <w:t xml:space="preserve"> II</w:t>
             </w:r>
           </w:p>
         </w:tc>
@@ -4075,7 +5966,61 @@
                 <w:sz w:val="24"/>
                 <w:szCs w:val="24"/>
               </w:rPr>
-              <w:t xml:space="preserve">Telah mencapai target pekerjaan sebesar </w:t>
+              <w:t xml:space="preserve">Telah </w:t>
+            </w:r>
+            <w:proofErr w:type="spellStart"/>
+            <w:r>
+              <w:rPr>
+                <w:rFonts w:ascii="Bookman Old Style" w:eastAsia="Bookman Old Style" w:hAnsi="Bookman Old Style" w:cs="Bookman Old Style"/>
+                <w:sz w:val="24"/>
+                <w:szCs w:val="24"/>
+              </w:rPr>
+              <w:t>mencapai</w:t>
+            </w:r>
+            <w:proofErr w:type="spellEnd"/>
+            <w:r>
+              <w:rPr>
+                <w:rFonts w:ascii="Bookman Old Style" w:eastAsia="Bookman Old Style" w:hAnsi="Bookman Old Style" w:cs="Bookman Old Style"/>
+                <w:sz w:val="24"/>
+                <w:szCs w:val="24"/>
+              </w:rPr>
+              <w:t xml:space="preserve"> target </w:t>
+            </w:r>
+            <w:proofErr w:type="spellStart"/>
+            <w:r>
+              <w:rPr>
+                <w:rFonts w:ascii="Bookman Old Style" w:eastAsia="Bookman Old Style" w:hAnsi="Bookman Old Style" w:cs="Bookman Old Style"/>
+                <w:sz w:val="24"/>
+                <w:szCs w:val="24"/>
+              </w:rPr>
+              <w:t>pekerjaan</w:t>
+            </w:r>
+            <w:proofErr w:type="spellEnd"/>
+            <w:r>
+              <w:rPr>
+                <w:rFonts w:ascii="Bookman Old Style" w:eastAsia="Bookman Old Style" w:hAnsi="Bookman Old Style" w:cs="Bookman Old Style"/>
+                <w:sz w:val="24"/>
+                <w:szCs w:val="24"/>
+              </w:rPr>
+              <w:t xml:space="preserve"> </w:t>
+            </w:r>
+            <w:proofErr w:type="spellStart"/>
+            <w:r>
+              <w:rPr>
+                <w:rFonts w:ascii="Bookman Old Style" w:eastAsia="Bookman Old Style" w:hAnsi="Bookman Old Style" w:cs="Bookman Old Style"/>
+                <w:sz w:val="24"/>
+                <w:szCs w:val="24"/>
+              </w:rPr>
+              <w:t>sebesar</w:t>
+            </w:r>
+            <w:proofErr w:type="spellEnd"/>
+            <w:r>
+              <w:rPr>
+                <w:rFonts w:ascii="Bookman Old Style" w:eastAsia="Bookman Old Style" w:hAnsi="Bookman Old Style" w:cs="Bookman Old Style"/>
+                <w:sz w:val="24"/>
+                <w:szCs w:val="24"/>
+              </w:rPr>
+              <w:t xml:space="preserve"> </w:t>
             </w:r>
             <w:r>
               <w:rPr>
@@ -4086,8 +6031,9 @@
                 <w:szCs w:val="24"/>
                 <w:u w:val="single"/>
               </w:rPr>
-              <w:t>{sls_</w:t>
-            </w:r>
+              <w:t>{</w:t>
+            </w:r>
+            <w:proofErr w:type="spellStart"/>
             <w:r>
               <w:rPr>
                 <w:rFonts w:ascii="Bookman Old Style" w:eastAsia="Bookman Old Style" w:hAnsi="Bookman Old Style" w:cs="Bookman Old Style"/>
@@ -4097,8 +6043,20 @@
                 <w:szCs w:val="24"/>
                 <w:u w:val="single"/>
               </w:rPr>
+              <w:t>sls_</w:t>
+            </w:r>
+            <w:r>
+              <w:rPr>
+                <w:rFonts w:ascii="Bookman Old Style" w:eastAsia="Bookman Old Style" w:hAnsi="Bookman Old Style" w:cs="Bookman Old Style"/>
+                <w:i/>
+                <w:iCs/>
+                <w:sz w:val="24"/>
+                <w:szCs w:val="24"/>
+                <w:u w:val="single"/>
+              </w:rPr>
               <w:t>ongoing</w:t>
             </w:r>
+            <w:proofErr w:type="spellEnd"/>
             <w:r>
               <w:rPr>
                 <w:rFonts w:ascii="Bookman Old Style" w:eastAsia="Bookman Old Style" w:hAnsi="Bookman Old Style" w:cs="Bookman Old Style"/>
@@ -4412,14 +6370,45 @@
           <w:szCs w:val="24"/>
         </w:rPr>
       </w:pPr>
-      <w:r>
-        <w:rPr>
-          <w:rFonts w:ascii="Bookman Old Style" w:eastAsia="Bookman Old Style" w:hAnsi="Bookman Old Style" w:cs="Bookman Old Style"/>
-          <w:color w:val="000000"/>
-          <w:sz w:val="24"/>
-          <w:szCs w:val="24"/>
-        </w:rPr>
-        <w:t>Screenshoot Aplikasi Fasih</w:t>
+      <w:proofErr w:type="spellStart"/>
+      <w:r>
+        <w:rPr>
+          <w:rFonts w:ascii="Bookman Old Style" w:eastAsia="Bookman Old Style" w:hAnsi="Bookman Old Style" w:cs="Bookman Old Style"/>
+          <w:color w:val="000000"/>
+          <w:sz w:val="24"/>
+          <w:szCs w:val="24"/>
+        </w:rPr>
+        <w:t>Screenshoot</w:t>
+      </w:r>
+      <w:proofErr w:type="spellEnd"/>
+      <w:r>
+        <w:rPr>
+          <w:rFonts w:ascii="Bookman Old Style" w:eastAsia="Bookman Old Style" w:hAnsi="Bookman Old Style" w:cs="Bookman Old Style"/>
+          <w:color w:val="000000"/>
+          <w:sz w:val="24"/>
+          <w:szCs w:val="24"/>
+        </w:rPr>
+        <w:t xml:space="preserve"> </w:t>
+      </w:r>
+      <w:proofErr w:type="spellStart"/>
+      <w:r>
+        <w:rPr>
+          <w:rFonts w:ascii="Bookman Old Style" w:eastAsia="Bookman Old Style" w:hAnsi="Bookman Old Style" w:cs="Bookman Old Style"/>
+          <w:color w:val="000000"/>
+          <w:sz w:val="24"/>
+          <w:szCs w:val="24"/>
+        </w:rPr>
+        <w:t>Aplikasi</w:t>
+      </w:r>
+      <w:proofErr w:type="spellEnd"/>
+      <w:r>
+        <w:rPr>
+          <w:rFonts w:ascii="Bookman Old Style" w:eastAsia="Bookman Old Style" w:hAnsi="Bookman Old Style" w:cs="Bookman Old Style"/>
+          <w:color w:val="000000"/>
+          <w:sz w:val="24"/>
+          <w:szCs w:val="24"/>
+        </w:rPr>
+        <w:t xml:space="preserve"> Fasih</w:t>
       </w:r>
     </w:p>
     <w:tbl>
@@ -4510,7 +6499,23 @@
                 <w:rFonts w:ascii="Arial" w:eastAsia="Arial" w:hAnsi="Arial"/>
                 <w:sz w:val="16"/>
               </w:rPr>
-              <w:t>{%foto3}{/foto_rows}</w:t>
+              <w:t>{%foto3}{/</w:t>
+            </w:r>
+            <w:proofErr w:type="spellStart"/>
+            <w:r>
+              <w:rPr>
+                <w:rFonts w:ascii="Arial" w:eastAsia="Arial" w:hAnsi="Arial"/>
+                <w:sz w:val="16"/>
+              </w:rPr>
+              <w:t>foto_rows</w:t>
+            </w:r>
+            <w:proofErr w:type="spellEnd"/>
+            <w:r>
+              <w:rPr>
+                <w:rFonts w:ascii="Arial" w:eastAsia="Arial" w:hAnsi="Arial"/>
+                <w:sz w:val="16"/>
+              </w:rPr>
+              <w:t>}</w:t>
             </w:r>
           </w:p>
         </w:tc>
@@ -4664,7 +6669,25 @@
                 <w:sz w:val="24"/>
                 <w:szCs w:val="24"/>
               </w:rPr>
-              <w:t>{nama_petugas}</w:t>
+              <w:t>{</w:t>
+            </w:r>
+            <w:proofErr w:type="spellStart"/>
+            <w:r>
+              <w:rPr>
+                <w:rFonts w:ascii="Bookman Old Style" w:eastAsia="Bookman Old Style" w:hAnsi="Bookman Old Style" w:cs="Bookman Old Style"/>
+                <w:sz w:val="24"/>
+                <w:szCs w:val="24"/>
+              </w:rPr>
+              <w:t>nama_petugas</w:t>
+            </w:r>
+            <w:proofErr w:type="spellEnd"/>
+            <w:r>
+              <w:rPr>
+                <w:rFonts w:ascii="Bookman Old Style" w:eastAsia="Bookman Old Style" w:hAnsi="Bookman Old Style" w:cs="Bookman Old Style"/>
+                <w:sz w:val="24"/>
+                <w:szCs w:val="24"/>
+              </w:rPr>
+              <w:t>}</w:t>
             </w:r>
             <w:r>
               <w:rPr>
@@ -4781,7 +6804,25 @@
                 <w:sz w:val="24"/>
                 <w:szCs w:val="24"/>
               </w:rPr>
-              <w:t>(Nuraliyah)</w:t>
+              <w:t>(</w:t>
+            </w:r>
+            <w:proofErr w:type="spellStart"/>
+            <w:r>
+              <w:rPr>
+                <w:rFonts w:ascii="Bookman Old Style" w:eastAsia="Bookman Old Style" w:hAnsi="Bookman Old Style" w:cs="Bookman Old Style"/>
+                <w:sz w:val="24"/>
+                <w:szCs w:val="24"/>
+              </w:rPr>
+              <w:t>Nuraliyah</w:t>
+            </w:r>
+            <w:proofErr w:type="spellEnd"/>
+            <w:r>
+              <w:rPr>
+                <w:rFonts w:ascii="Bookman Old Style" w:eastAsia="Bookman Old Style" w:hAnsi="Bookman Old Style" w:cs="Bookman Old Style"/>
+                <w:sz w:val="24"/>
+                <w:szCs w:val="24"/>
+              </w:rPr>
+              <w:t>)</w:t>
             </w:r>
           </w:p>
         </w:tc>
@@ -4865,13 +6906,23 @@
           <w:szCs w:val="24"/>
         </w:rPr>
       </w:pPr>
-      <w:r>
-        <w:rPr>
-          <w:rFonts w:ascii="Bookman Old Style" w:eastAsia="Bookman Old Style" w:hAnsi="Bookman Old Style" w:cs="Bookman Old Style"/>
-          <w:sz w:val="24"/>
-          <w:szCs w:val="24"/>
-        </w:rPr>
-        <w:t>Menyetujui,</w:t>
+      <w:proofErr w:type="spellStart"/>
+      <w:r>
+        <w:rPr>
+          <w:rFonts w:ascii="Bookman Old Style" w:eastAsia="Bookman Old Style" w:hAnsi="Bookman Old Style" w:cs="Bookman Old Style"/>
+          <w:sz w:val="24"/>
+          <w:szCs w:val="24"/>
+        </w:rPr>
+        <w:t>Menyetujui</w:t>
+      </w:r>
+      <w:proofErr w:type="spellEnd"/>
+      <w:r>
+        <w:rPr>
+          <w:rFonts w:ascii="Bookman Old Style" w:eastAsia="Bookman Old Style" w:hAnsi="Bookman Old Style" w:cs="Bookman Old Style"/>
+          <w:sz w:val="24"/>
+          <w:szCs w:val="24"/>
+        </w:rPr>
+        <w:t>,</w:t>
       </w:r>
       <w:r>
         <w:rPr>
@@ -4880,8 +6931,53 @@
           <w:szCs w:val="24"/>
         </w:rPr>
         <w:br/>
-        <w:t>Pejabat Pembuat Komitmen</w:t>
-      </w:r>
+      </w:r>
+      <w:proofErr w:type="spellStart"/>
+      <w:r>
+        <w:rPr>
+          <w:rFonts w:ascii="Bookman Old Style" w:eastAsia="Bookman Old Style" w:hAnsi="Bookman Old Style" w:cs="Bookman Old Style"/>
+          <w:sz w:val="24"/>
+          <w:szCs w:val="24"/>
+        </w:rPr>
+        <w:t>Pejabat</w:t>
+      </w:r>
+      <w:proofErr w:type="spellEnd"/>
+      <w:r>
+        <w:rPr>
+          <w:rFonts w:ascii="Bookman Old Style" w:eastAsia="Bookman Old Style" w:hAnsi="Bookman Old Style" w:cs="Bookman Old Style"/>
+          <w:sz w:val="24"/>
+          <w:szCs w:val="24"/>
+        </w:rPr>
+        <w:t xml:space="preserve"> </w:t>
+      </w:r>
+      <w:proofErr w:type="spellStart"/>
+      <w:r>
+        <w:rPr>
+          <w:rFonts w:ascii="Bookman Old Style" w:eastAsia="Bookman Old Style" w:hAnsi="Bookman Old Style" w:cs="Bookman Old Style"/>
+          <w:sz w:val="24"/>
+          <w:szCs w:val="24"/>
+        </w:rPr>
+        <w:t>Pembuat</w:t>
+      </w:r>
+      <w:proofErr w:type="spellEnd"/>
+      <w:r>
+        <w:rPr>
+          <w:rFonts w:ascii="Bookman Old Style" w:eastAsia="Bookman Old Style" w:hAnsi="Bookman Old Style" w:cs="Bookman Old Style"/>
+          <w:sz w:val="24"/>
+          <w:szCs w:val="24"/>
+        </w:rPr>
+        <w:t xml:space="preserve"> </w:t>
+      </w:r>
+      <w:proofErr w:type="spellStart"/>
+      <w:r>
+        <w:rPr>
+          <w:rFonts w:ascii="Bookman Old Style" w:eastAsia="Bookman Old Style" w:hAnsi="Bookman Old Style" w:cs="Bookman Old Style"/>
+          <w:sz w:val="24"/>
+          <w:szCs w:val="24"/>
+        </w:rPr>
+        <w:t>Komitmen</w:t>
+      </w:r>
+      <w:proofErr w:type="spellEnd"/>
     </w:p>
     <w:p>
       <w:pPr>
@@ -5839,7 +7935,47 @@
           <w:szCs w:val="24"/>
           <w:lang w:val="en"/>
         </w:rPr>
-        <w:t xml:space="preserve">Dengan ini menyatakan:  </w:t>
+        <w:t xml:space="preserve">Dengan </w:t>
+      </w:r>
+      <w:proofErr w:type="spellStart"/>
+      <w:r>
+        <w:rPr>
+          <w:rFonts w:ascii="Bookman Old Style" w:eastAsia="Bookman Old Style" w:hAnsi="Bookman Old Style" w:cs="Bookman Old Style"/>
+          <w:sz w:val="24"/>
+          <w:szCs w:val="24"/>
+          <w:lang w:val="en"/>
+        </w:rPr>
+        <w:t>ini</w:t>
+      </w:r>
+      <w:proofErr w:type="spellEnd"/>
+      <w:r>
+        <w:rPr>
+          <w:rFonts w:ascii="Bookman Old Style" w:eastAsia="Bookman Old Style" w:hAnsi="Bookman Old Style" w:cs="Bookman Old Style"/>
+          <w:sz w:val="24"/>
+          <w:szCs w:val="24"/>
+          <w:lang w:val="en"/>
+        </w:rPr>
+        <w:t xml:space="preserve"> </w:t>
+      </w:r>
+      <w:proofErr w:type="spellStart"/>
+      <w:r>
+        <w:rPr>
+          <w:rFonts w:ascii="Bookman Old Style" w:eastAsia="Bookman Old Style" w:hAnsi="Bookman Old Style" w:cs="Bookman Old Style"/>
+          <w:sz w:val="24"/>
+          <w:szCs w:val="24"/>
+          <w:lang w:val="en"/>
+        </w:rPr>
+        <w:t>menyatakan</w:t>
+      </w:r>
+      <w:proofErr w:type="spellEnd"/>
+      <w:r>
+        <w:rPr>
+          <w:rFonts w:ascii="Bookman Old Style" w:eastAsia="Bookman Old Style" w:hAnsi="Bookman Old Style" w:cs="Bookman Old Style"/>
+          <w:sz w:val="24"/>
+          <w:szCs w:val="24"/>
+          <w:lang w:val="en"/>
+        </w:rPr>
+        <w:t xml:space="preserve">:  </w:t>
       </w:r>
     </w:p>
     <w:p>
@@ -5877,7 +8013,127 @@
           <w:szCs w:val="24"/>
           <w:lang w:val="en"/>
         </w:rPr>
-        <w:t xml:space="preserve"> telah melaksanakan seluruh pekerjaan Pendataan Lapangan Sensus Ekonomi 2026 pada Badan Pusat Statistik </w:t>
+        <w:t xml:space="preserve"> </w:t>
+      </w:r>
+      <w:proofErr w:type="spellStart"/>
+      <w:r>
+        <w:rPr>
+          <w:rFonts w:ascii="Bookman Old Style" w:eastAsia="Bookman Old Style" w:hAnsi="Bookman Old Style" w:cs="Bookman Old Style"/>
+          <w:sz w:val="24"/>
+          <w:szCs w:val="24"/>
+          <w:lang w:val="en"/>
+        </w:rPr>
+        <w:t>telah</w:t>
+      </w:r>
+      <w:proofErr w:type="spellEnd"/>
+      <w:r>
+        <w:rPr>
+          <w:rFonts w:ascii="Bookman Old Style" w:eastAsia="Bookman Old Style" w:hAnsi="Bookman Old Style" w:cs="Bookman Old Style"/>
+          <w:sz w:val="24"/>
+          <w:szCs w:val="24"/>
+          <w:lang w:val="en"/>
+        </w:rPr>
+        <w:t xml:space="preserve"> </w:t>
+      </w:r>
+      <w:proofErr w:type="spellStart"/>
+      <w:r>
+        <w:rPr>
+          <w:rFonts w:ascii="Bookman Old Style" w:eastAsia="Bookman Old Style" w:hAnsi="Bookman Old Style" w:cs="Bookman Old Style"/>
+          <w:sz w:val="24"/>
+          <w:szCs w:val="24"/>
+          <w:lang w:val="en"/>
+        </w:rPr>
+        <w:t>melaksanakan</w:t>
+      </w:r>
+      <w:proofErr w:type="spellEnd"/>
+      <w:r>
+        <w:rPr>
+          <w:rFonts w:ascii="Bookman Old Style" w:eastAsia="Bookman Old Style" w:hAnsi="Bookman Old Style" w:cs="Bookman Old Style"/>
+          <w:sz w:val="24"/>
+          <w:szCs w:val="24"/>
+          <w:lang w:val="en"/>
+        </w:rPr>
+        <w:t xml:space="preserve"> </w:t>
+      </w:r>
+      <w:proofErr w:type="spellStart"/>
+      <w:r>
+        <w:rPr>
+          <w:rFonts w:ascii="Bookman Old Style" w:eastAsia="Bookman Old Style" w:hAnsi="Bookman Old Style" w:cs="Bookman Old Style"/>
+          <w:sz w:val="24"/>
+          <w:szCs w:val="24"/>
+          <w:lang w:val="en"/>
+        </w:rPr>
+        <w:t>seluruh</w:t>
+      </w:r>
+      <w:proofErr w:type="spellEnd"/>
+      <w:r>
+        <w:rPr>
+          <w:rFonts w:ascii="Bookman Old Style" w:eastAsia="Bookman Old Style" w:hAnsi="Bookman Old Style" w:cs="Bookman Old Style"/>
+          <w:sz w:val="24"/>
+          <w:szCs w:val="24"/>
+          <w:lang w:val="en"/>
+        </w:rPr>
+        <w:t xml:space="preserve"> </w:t>
+      </w:r>
+      <w:proofErr w:type="spellStart"/>
+      <w:r>
+        <w:rPr>
+          <w:rFonts w:ascii="Bookman Old Style" w:eastAsia="Bookman Old Style" w:hAnsi="Bookman Old Style" w:cs="Bookman Old Style"/>
+          <w:sz w:val="24"/>
+          <w:szCs w:val="24"/>
+          <w:lang w:val="en"/>
+        </w:rPr>
+        <w:t>pekerjaan</w:t>
+      </w:r>
+      <w:proofErr w:type="spellEnd"/>
+      <w:r>
+        <w:rPr>
+          <w:rFonts w:ascii="Bookman Old Style" w:eastAsia="Bookman Old Style" w:hAnsi="Bookman Old Style" w:cs="Bookman Old Style"/>
+          <w:sz w:val="24"/>
+          <w:szCs w:val="24"/>
+          <w:lang w:val="en"/>
+        </w:rPr>
+        <w:t xml:space="preserve"> </w:t>
+      </w:r>
+      <w:proofErr w:type="spellStart"/>
+      <w:r>
+        <w:rPr>
+          <w:rFonts w:ascii="Bookman Old Style" w:eastAsia="Bookman Old Style" w:hAnsi="Bookman Old Style" w:cs="Bookman Old Style"/>
+          <w:sz w:val="24"/>
+          <w:szCs w:val="24"/>
+          <w:lang w:val="en"/>
+        </w:rPr>
+        <w:t>Pendataan</w:t>
+      </w:r>
+      <w:proofErr w:type="spellEnd"/>
+      <w:r>
+        <w:rPr>
+          <w:rFonts w:ascii="Bookman Old Style" w:eastAsia="Bookman Old Style" w:hAnsi="Bookman Old Style" w:cs="Bookman Old Style"/>
+          <w:sz w:val="24"/>
+          <w:szCs w:val="24"/>
+          <w:lang w:val="en"/>
+        </w:rPr>
+        <w:t xml:space="preserve"> Lapangan Sensus Ekonomi 2026 pada Badan Pusat </w:t>
+      </w:r>
+      <w:proofErr w:type="spellStart"/>
+      <w:r>
+        <w:rPr>
+          <w:rFonts w:ascii="Bookman Old Style" w:eastAsia="Bookman Old Style" w:hAnsi="Bookman Old Style" w:cs="Bookman Old Style"/>
+          <w:sz w:val="24"/>
+          <w:szCs w:val="24"/>
+          <w:lang w:val="en"/>
+        </w:rPr>
+        <w:t>Statistik</w:t>
+      </w:r>
+      <w:proofErr w:type="spellEnd"/>
+      <w:r>
+        <w:rPr>
+          <w:rFonts w:ascii="Bookman Old Style" w:eastAsia="Bookman Old Style" w:hAnsi="Bookman Old Style" w:cs="Bookman Old Style"/>
+          <w:sz w:val="24"/>
+          <w:szCs w:val="24"/>
+          <w:lang w:val="en"/>
+        </w:rPr>
+        <w:t xml:space="preserve"> </w:t>
       </w:r>
       <w:r>
         <w:rPr>
@@ -5895,16 +8151,86 @@
           <w:szCs w:val="24"/>
           <w:lang w:val="en"/>
         </w:rPr>
-        <w:t xml:space="preserve"> berdasarkan Perjanjian Kerja Nomor: </w:t>
-      </w:r>
-      <w:r>
-        <w:rPr>
-          <w:rFonts w:ascii="Bookman Old Style" w:eastAsia="Bookman Old Style" w:hAnsi="Bookman Old Style" w:cs="Bookman Old Style"/>
-          <w:sz w:val="24"/>
-          <w:szCs w:val="24"/>
-          <w:lang w:val="en"/>
-        </w:rPr>
-        <w:t>{n</w:t>
+        <w:t xml:space="preserve"> </w:t>
+      </w:r>
+      <w:proofErr w:type="spellStart"/>
+      <w:r>
+        <w:rPr>
+          <w:rFonts w:ascii="Bookman Old Style" w:eastAsia="Bookman Old Style" w:hAnsi="Bookman Old Style" w:cs="Bookman Old Style"/>
+          <w:sz w:val="24"/>
+          <w:szCs w:val="24"/>
+          <w:lang w:val="en"/>
+        </w:rPr>
+        <w:t>berdasarkan</w:t>
+      </w:r>
+      <w:proofErr w:type="spellEnd"/>
+      <w:r>
+        <w:rPr>
+          <w:rFonts w:ascii="Bookman Old Style" w:eastAsia="Bookman Old Style" w:hAnsi="Bookman Old Style" w:cs="Bookman Old Style"/>
+          <w:sz w:val="24"/>
+          <w:szCs w:val="24"/>
+          <w:lang w:val="en"/>
+        </w:rPr>
+        <w:t xml:space="preserve"> </w:t>
+      </w:r>
+      <w:proofErr w:type="spellStart"/>
+      <w:r>
+        <w:rPr>
+          <w:rFonts w:ascii="Bookman Old Style" w:eastAsia="Bookman Old Style" w:hAnsi="Bookman Old Style" w:cs="Bookman Old Style"/>
+          <w:sz w:val="24"/>
+          <w:szCs w:val="24"/>
+          <w:lang w:val="en"/>
+        </w:rPr>
+        <w:t>Perjanjian</w:t>
+      </w:r>
+      <w:proofErr w:type="spellEnd"/>
+      <w:r>
+        <w:rPr>
+          <w:rFonts w:ascii="Bookman Old Style" w:eastAsia="Bookman Old Style" w:hAnsi="Bookman Old Style" w:cs="Bookman Old Style"/>
+          <w:sz w:val="24"/>
+          <w:szCs w:val="24"/>
+          <w:lang w:val="en"/>
+        </w:rPr>
+        <w:t xml:space="preserve"> </w:t>
+      </w:r>
+      <w:proofErr w:type="spellStart"/>
+      <w:r>
+        <w:rPr>
+          <w:rFonts w:ascii="Bookman Old Style" w:eastAsia="Bookman Old Style" w:hAnsi="Bookman Old Style" w:cs="Bookman Old Style"/>
+          <w:sz w:val="24"/>
+          <w:szCs w:val="24"/>
+          <w:lang w:val="en"/>
+        </w:rPr>
+        <w:t>Kerja</w:t>
+      </w:r>
+      <w:proofErr w:type="spellEnd"/>
+      <w:r>
+        <w:rPr>
+          <w:rFonts w:ascii="Bookman Old Style" w:eastAsia="Bookman Old Style" w:hAnsi="Bookman Old Style" w:cs="Bookman Old Style"/>
+          <w:sz w:val="24"/>
+          <w:szCs w:val="24"/>
+          <w:lang w:val="en"/>
+        </w:rPr>
+        <w:t xml:space="preserve"> Nomor: </w:t>
+      </w:r>
+      <w:r>
+        <w:rPr>
+          <w:rFonts w:ascii="Bookman Old Style" w:eastAsia="Bookman Old Style" w:hAnsi="Bookman Old Style" w:cs="Bookman Old Style"/>
+          <w:sz w:val="24"/>
+          <w:szCs w:val="24"/>
+          <w:lang w:val="en"/>
+        </w:rPr>
+        <w:t>{</w:t>
+      </w:r>
+      <w:proofErr w:type="spellStart"/>
+      <w:r>
+        <w:rPr>
+          <w:rFonts w:ascii="Bookman Old Style" w:eastAsia="Bookman Old Style" w:hAnsi="Bookman Old Style" w:cs="Bookman Old Style"/>
+          <w:sz w:val="24"/>
+          <w:szCs w:val="24"/>
+          <w:lang w:val="en"/>
+        </w:rPr>
+        <w:t>n</w:t>
       </w:r>
       <w:r>
         <w:rPr>
@@ -5915,6 +8241,7 @@
         </w:rPr>
         <w:t>omor_spk</w:t>
       </w:r>
+      <w:proofErr w:type="spellEnd"/>
       <w:r>
         <w:rPr>
           <w:rFonts w:ascii="Bookman Old Style" w:eastAsia="Bookman Old Style" w:hAnsi="Bookman Old Style" w:cs="Bookman Old Style"/>
@@ -5931,17 +8258,19 @@
           <w:szCs w:val="24"/>
           <w:lang w:val="en"/>
         </w:rPr>
-        <w:t>, sesuai dengan target pekerjaan yang ditetapkan sebesar</w:t>
-      </w:r>
-      <w:r>
-        <w:rPr>
-          <w:rFonts w:ascii="Bookman Old Style" w:eastAsia="Bookman Old Style" w:hAnsi="Bookman Old Style" w:cs="Bookman Old Style"/>
-          <w:sz w:val="24"/>
-          <w:szCs w:val="24"/>
-          <w:lang w:val="en"/>
-        </w:rPr>
-        <w:t xml:space="preserve"> {sls_ongoing}</w:t>
-      </w:r>
+        <w:t xml:space="preserve">, </w:t>
+      </w:r>
+      <w:proofErr w:type="spellStart"/>
+      <w:r>
+        <w:rPr>
+          <w:rFonts w:ascii="Bookman Old Style" w:eastAsia="Bookman Old Style" w:hAnsi="Bookman Old Style" w:cs="Bookman Old Style"/>
+          <w:sz w:val="24"/>
+          <w:szCs w:val="24"/>
+          <w:lang w:val="en"/>
+        </w:rPr>
+        <w:t>sesuai</w:t>
+      </w:r>
+      <w:proofErr w:type="spellEnd"/>
       <w:r>
         <w:rPr>
           <w:rFonts w:ascii="Bookman Old Style" w:eastAsia="Bookman Old Style" w:hAnsi="Bookman Old Style" w:cs="Bookman Old Style"/>
@@ -5951,14 +8280,263 @@
         </w:rPr>
         <w:t xml:space="preserve"> </w:t>
       </w:r>
-      <w:r>
-        <w:rPr>
-          <w:rFonts w:ascii="Bookman Old Style" w:eastAsia="Bookman Old Style" w:hAnsi="Bookman Old Style" w:cs="Bookman Old Style"/>
-          <w:sz w:val="24"/>
-          <w:szCs w:val="24"/>
-          <w:lang w:val="en"/>
-        </w:rPr>
-        <w:t>SLS/Sub-SLS dan/atau usaha besar selama pendataan 15 Juni 2026 sampai dengan 31 Agustus 2026.</w:t>
+      <w:proofErr w:type="spellStart"/>
+      <w:r>
+        <w:rPr>
+          <w:rFonts w:ascii="Bookman Old Style" w:eastAsia="Bookman Old Style" w:hAnsi="Bookman Old Style" w:cs="Bookman Old Style"/>
+          <w:sz w:val="24"/>
+          <w:szCs w:val="24"/>
+          <w:lang w:val="en"/>
+        </w:rPr>
+        <w:t>dengan</w:t>
+      </w:r>
+      <w:proofErr w:type="spellEnd"/>
+      <w:r>
+        <w:rPr>
+          <w:rFonts w:ascii="Bookman Old Style" w:eastAsia="Bookman Old Style" w:hAnsi="Bookman Old Style" w:cs="Bookman Old Style"/>
+          <w:sz w:val="24"/>
+          <w:szCs w:val="24"/>
+          <w:lang w:val="en"/>
+        </w:rPr>
+        <w:t xml:space="preserve"> target </w:t>
+      </w:r>
+      <w:proofErr w:type="spellStart"/>
+      <w:r>
+        <w:rPr>
+          <w:rFonts w:ascii="Bookman Old Style" w:eastAsia="Bookman Old Style" w:hAnsi="Bookman Old Style" w:cs="Bookman Old Style"/>
+          <w:sz w:val="24"/>
+          <w:szCs w:val="24"/>
+          <w:lang w:val="en"/>
+        </w:rPr>
+        <w:t>pekerjaan</w:t>
+      </w:r>
+      <w:proofErr w:type="spellEnd"/>
+      <w:r>
+        <w:rPr>
+          <w:rFonts w:ascii="Bookman Old Style" w:eastAsia="Bookman Old Style" w:hAnsi="Bookman Old Style" w:cs="Bookman Old Style"/>
+          <w:sz w:val="24"/>
+          <w:szCs w:val="24"/>
+          <w:lang w:val="en"/>
+        </w:rPr>
+        <w:t xml:space="preserve"> yang </w:t>
+      </w:r>
+      <w:proofErr w:type="spellStart"/>
+      <w:r>
+        <w:rPr>
+          <w:rFonts w:ascii="Bookman Old Style" w:eastAsia="Bookman Old Style" w:hAnsi="Bookman Old Style" w:cs="Bookman Old Style"/>
+          <w:sz w:val="24"/>
+          <w:szCs w:val="24"/>
+          <w:lang w:val="en"/>
+        </w:rPr>
+        <w:t>ditetapkan</w:t>
+      </w:r>
+      <w:proofErr w:type="spellEnd"/>
+      <w:r>
+        <w:rPr>
+          <w:rFonts w:ascii="Bookman Old Style" w:eastAsia="Bookman Old Style" w:hAnsi="Bookman Old Style" w:cs="Bookman Old Style"/>
+          <w:sz w:val="24"/>
+          <w:szCs w:val="24"/>
+          <w:lang w:val="en"/>
+        </w:rPr>
+        <w:t xml:space="preserve"> </w:t>
+      </w:r>
+      <w:proofErr w:type="spellStart"/>
+      <w:r>
+        <w:rPr>
+          <w:rFonts w:ascii="Bookman Old Style" w:eastAsia="Bookman Old Style" w:hAnsi="Bookman Old Style" w:cs="Bookman Old Style"/>
+          <w:sz w:val="24"/>
+          <w:szCs w:val="24"/>
+          <w:lang w:val="en"/>
+        </w:rPr>
+        <w:t>sebesar</w:t>
+      </w:r>
+      <w:proofErr w:type="spellEnd"/>
+      <w:r>
+        <w:rPr>
+          <w:rFonts w:ascii="Bookman Old Style" w:eastAsia="Bookman Old Style" w:hAnsi="Bookman Old Style" w:cs="Bookman Old Style"/>
+          <w:sz w:val="24"/>
+          <w:szCs w:val="24"/>
+          <w:lang w:val="en"/>
+        </w:rPr>
+        <w:t xml:space="preserve"> {</w:t>
+      </w:r>
+      <w:proofErr w:type="spellStart"/>
+      <w:r>
+        <w:rPr>
+          <w:rFonts w:ascii="Bookman Old Style" w:eastAsia="Bookman Old Style" w:hAnsi="Bookman Old Style" w:cs="Bookman Old Style"/>
+          <w:sz w:val="24"/>
+          <w:szCs w:val="24"/>
+          <w:lang w:val="en"/>
+        </w:rPr>
+        <w:t>sls_ongoing</w:t>
+      </w:r>
+      <w:proofErr w:type="spellEnd"/>
+      <w:r>
+        <w:rPr>
+          <w:rFonts w:ascii="Bookman Old Style" w:eastAsia="Bookman Old Style" w:hAnsi="Bookman Old Style" w:cs="Bookman Old Style"/>
+          <w:sz w:val="24"/>
+          <w:szCs w:val="24"/>
+          <w:lang w:val="en"/>
+        </w:rPr>
+        <w:t>}</w:t>
+      </w:r>
+      <w:r>
+        <w:rPr>
+          <w:rFonts w:ascii="Bookman Old Style" w:eastAsia="Bookman Old Style" w:hAnsi="Bookman Old Style" w:cs="Bookman Old Style"/>
+          <w:sz w:val="24"/>
+          <w:szCs w:val="24"/>
+          <w:lang w:val="en"/>
+        </w:rPr>
+        <w:t xml:space="preserve"> </w:t>
+      </w:r>
+      <w:r>
+        <w:rPr>
+          <w:rFonts w:ascii="Bookman Old Style" w:eastAsia="Bookman Old Style" w:hAnsi="Bookman Old Style" w:cs="Bookman Old Style"/>
+          <w:sz w:val="24"/>
+          <w:szCs w:val="24"/>
+          <w:lang w:val="en"/>
+        </w:rPr>
+        <w:t>SLS/Sub-SLS dan/</w:t>
+      </w:r>
+      <w:proofErr w:type="spellStart"/>
+      <w:r>
+        <w:rPr>
+          <w:rFonts w:ascii="Bookman Old Style" w:eastAsia="Bookman Old Style" w:hAnsi="Bookman Old Style" w:cs="Bookman Old Style"/>
+          <w:sz w:val="24"/>
+          <w:szCs w:val="24"/>
+          <w:lang w:val="en"/>
+        </w:rPr>
+        <w:t>atau</w:t>
+      </w:r>
+      <w:proofErr w:type="spellEnd"/>
+      <w:r>
+        <w:rPr>
+          <w:rFonts w:ascii="Bookman Old Style" w:eastAsia="Bookman Old Style" w:hAnsi="Bookman Old Style" w:cs="Bookman Old Style"/>
+          <w:sz w:val="24"/>
+          <w:szCs w:val="24"/>
+          <w:lang w:val="en"/>
+        </w:rPr>
+        <w:t xml:space="preserve"> </w:t>
+      </w:r>
+      <w:proofErr w:type="spellStart"/>
+      <w:r>
+        <w:rPr>
+          <w:rFonts w:ascii="Bookman Old Style" w:eastAsia="Bookman Old Style" w:hAnsi="Bookman Old Style" w:cs="Bookman Old Style"/>
+          <w:sz w:val="24"/>
+          <w:szCs w:val="24"/>
+          <w:lang w:val="en"/>
+        </w:rPr>
+        <w:t>usaha</w:t>
+      </w:r>
+      <w:proofErr w:type="spellEnd"/>
+      <w:r>
+        <w:rPr>
+          <w:rFonts w:ascii="Bookman Old Style" w:eastAsia="Bookman Old Style" w:hAnsi="Bookman Old Style" w:cs="Bookman Old Style"/>
+          <w:sz w:val="24"/>
+          <w:szCs w:val="24"/>
+          <w:lang w:val="en"/>
+        </w:rPr>
+        <w:t xml:space="preserve"> </w:t>
+      </w:r>
+      <w:proofErr w:type="spellStart"/>
+      <w:r>
+        <w:rPr>
+          <w:rFonts w:ascii="Bookman Old Style" w:eastAsia="Bookman Old Style" w:hAnsi="Bookman Old Style" w:cs="Bookman Old Style"/>
+          <w:sz w:val="24"/>
+          <w:szCs w:val="24"/>
+          <w:lang w:val="en"/>
+        </w:rPr>
+        <w:t>besar</w:t>
+      </w:r>
+      <w:proofErr w:type="spellEnd"/>
+      <w:r>
+        <w:rPr>
+          <w:rFonts w:ascii="Bookman Old Style" w:eastAsia="Bookman Old Style" w:hAnsi="Bookman Old Style" w:cs="Bookman Old Style"/>
+          <w:sz w:val="24"/>
+          <w:szCs w:val="24"/>
+          <w:lang w:val="en"/>
+        </w:rPr>
+        <w:t xml:space="preserve"> </w:t>
+      </w:r>
+      <w:proofErr w:type="spellStart"/>
+      <w:r>
+        <w:rPr>
+          <w:rFonts w:ascii="Bookman Old Style" w:eastAsia="Bookman Old Style" w:hAnsi="Bookman Old Style" w:cs="Bookman Old Style"/>
+          <w:sz w:val="24"/>
+          <w:szCs w:val="24"/>
+          <w:lang w:val="en"/>
+        </w:rPr>
+        <w:t>selama</w:t>
+      </w:r>
+      <w:proofErr w:type="spellEnd"/>
+      <w:r>
+        <w:rPr>
+          <w:rFonts w:ascii="Bookman Old Style" w:eastAsia="Bookman Old Style" w:hAnsi="Bookman Old Style" w:cs="Bookman Old Style"/>
+          <w:sz w:val="24"/>
+          <w:szCs w:val="24"/>
+          <w:lang w:val="en"/>
+        </w:rPr>
+        <w:t xml:space="preserve"> </w:t>
+      </w:r>
+      <w:proofErr w:type="spellStart"/>
+      <w:r>
+        <w:rPr>
+          <w:rFonts w:ascii="Bookman Old Style" w:eastAsia="Bookman Old Style" w:hAnsi="Bookman Old Style" w:cs="Bookman Old Style"/>
+          <w:sz w:val="24"/>
+          <w:szCs w:val="24"/>
+          <w:lang w:val="en"/>
+        </w:rPr>
+        <w:t>pendataan</w:t>
+      </w:r>
+      <w:proofErr w:type="spellEnd"/>
+      <w:r>
+        <w:rPr>
+          <w:rFonts w:ascii="Bookman Old Style" w:eastAsia="Bookman Old Style" w:hAnsi="Bookman Old Style" w:cs="Bookman Old Style"/>
+          <w:sz w:val="24"/>
+          <w:szCs w:val="24"/>
+          <w:lang w:val="en"/>
+        </w:rPr>
+        <w:t xml:space="preserve"> 15 Juni 2026 </w:t>
+      </w:r>
+      <w:proofErr w:type="spellStart"/>
+      <w:r>
+        <w:rPr>
+          <w:rFonts w:ascii="Bookman Old Style" w:eastAsia="Bookman Old Style" w:hAnsi="Bookman Old Style" w:cs="Bookman Old Style"/>
+          <w:sz w:val="24"/>
+          <w:szCs w:val="24"/>
+          <w:lang w:val="en"/>
+        </w:rPr>
+        <w:t>sampai</w:t>
+      </w:r>
+      <w:proofErr w:type="spellEnd"/>
+      <w:r>
+        <w:rPr>
+          <w:rFonts w:ascii="Bookman Old Style" w:eastAsia="Bookman Old Style" w:hAnsi="Bookman Old Style" w:cs="Bookman Old Style"/>
+          <w:sz w:val="24"/>
+          <w:szCs w:val="24"/>
+          <w:lang w:val="en"/>
+        </w:rPr>
+        <w:t xml:space="preserve"> </w:t>
+      </w:r>
+      <w:proofErr w:type="spellStart"/>
+      <w:r>
+        <w:rPr>
+          <w:rFonts w:ascii="Bookman Old Style" w:eastAsia="Bookman Old Style" w:hAnsi="Bookman Old Style" w:cs="Bookman Old Style"/>
+          <w:sz w:val="24"/>
+          <w:szCs w:val="24"/>
+          <w:lang w:val="en"/>
+        </w:rPr>
+        <w:t>dengan</w:t>
+      </w:r>
+      <w:proofErr w:type="spellEnd"/>
+      <w:r>
+        <w:rPr>
+          <w:rFonts w:ascii="Bookman Old Style" w:eastAsia="Bookman Old Style" w:hAnsi="Bookman Old Style" w:cs="Bookman Old Style"/>
+          <w:sz w:val="24"/>
+          <w:szCs w:val="24"/>
+          <w:lang w:val="en"/>
+        </w:rPr>
+        <w:t xml:space="preserve"> 31 Agustus 2026.</w:t>
       </w:r>
     </w:p>
     <w:p>
@@ -5996,7 +8574,287 @@
           <w:szCs w:val="24"/>
           <w:lang w:val="en"/>
         </w:rPr>
-        <w:t xml:space="preserve"> telah menyelesaikan seluruh pekerjaan Pendataan Lapangan Sensus Ekonomi 2026 berdasarkan hasil pemeriksaan dan evaluasi pekerjaan sebagaimana tercantum dalam lampiran. </w:t>
+        <w:t xml:space="preserve"> </w:t>
+      </w:r>
+      <w:proofErr w:type="spellStart"/>
+      <w:r>
+        <w:rPr>
+          <w:rFonts w:ascii="Bookman Old Style" w:eastAsia="Bookman Old Style" w:hAnsi="Bookman Old Style" w:cs="Bookman Old Style"/>
+          <w:sz w:val="24"/>
+          <w:szCs w:val="24"/>
+          <w:lang w:val="en"/>
+        </w:rPr>
+        <w:t>telah</w:t>
+      </w:r>
+      <w:proofErr w:type="spellEnd"/>
+      <w:r>
+        <w:rPr>
+          <w:rFonts w:ascii="Bookman Old Style" w:eastAsia="Bookman Old Style" w:hAnsi="Bookman Old Style" w:cs="Bookman Old Style"/>
+          <w:sz w:val="24"/>
+          <w:szCs w:val="24"/>
+          <w:lang w:val="en"/>
+        </w:rPr>
+        <w:t xml:space="preserve"> </w:t>
+      </w:r>
+      <w:proofErr w:type="spellStart"/>
+      <w:r>
+        <w:rPr>
+          <w:rFonts w:ascii="Bookman Old Style" w:eastAsia="Bookman Old Style" w:hAnsi="Bookman Old Style" w:cs="Bookman Old Style"/>
+          <w:sz w:val="24"/>
+          <w:szCs w:val="24"/>
+          <w:lang w:val="en"/>
+        </w:rPr>
+        <w:t>menyelesaikan</w:t>
+      </w:r>
+      <w:proofErr w:type="spellEnd"/>
+      <w:r>
+        <w:rPr>
+          <w:rFonts w:ascii="Bookman Old Style" w:eastAsia="Bookman Old Style" w:hAnsi="Bookman Old Style" w:cs="Bookman Old Style"/>
+          <w:sz w:val="24"/>
+          <w:szCs w:val="24"/>
+          <w:lang w:val="en"/>
+        </w:rPr>
+        <w:t xml:space="preserve"> </w:t>
+      </w:r>
+      <w:proofErr w:type="spellStart"/>
+      <w:r>
+        <w:rPr>
+          <w:rFonts w:ascii="Bookman Old Style" w:eastAsia="Bookman Old Style" w:hAnsi="Bookman Old Style" w:cs="Bookman Old Style"/>
+          <w:sz w:val="24"/>
+          <w:szCs w:val="24"/>
+          <w:lang w:val="en"/>
+        </w:rPr>
+        <w:t>seluruh</w:t>
+      </w:r>
+      <w:proofErr w:type="spellEnd"/>
+      <w:r>
+        <w:rPr>
+          <w:rFonts w:ascii="Bookman Old Style" w:eastAsia="Bookman Old Style" w:hAnsi="Bookman Old Style" w:cs="Bookman Old Style"/>
+          <w:sz w:val="24"/>
+          <w:szCs w:val="24"/>
+          <w:lang w:val="en"/>
+        </w:rPr>
+        <w:t xml:space="preserve"> </w:t>
+      </w:r>
+      <w:proofErr w:type="spellStart"/>
+      <w:r>
+        <w:rPr>
+          <w:rFonts w:ascii="Bookman Old Style" w:eastAsia="Bookman Old Style" w:hAnsi="Bookman Old Style" w:cs="Bookman Old Style"/>
+          <w:sz w:val="24"/>
+          <w:szCs w:val="24"/>
+          <w:lang w:val="en"/>
+        </w:rPr>
+        <w:t>pekerjaan</w:t>
+      </w:r>
+      <w:proofErr w:type="spellEnd"/>
+      <w:r>
+        <w:rPr>
+          <w:rFonts w:ascii="Bookman Old Style" w:eastAsia="Bookman Old Style" w:hAnsi="Bookman Old Style" w:cs="Bookman Old Style"/>
+          <w:sz w:val="24"/>
+          <w:szCs w:val="24"/>
+          <w:lang w:val="en"/>
+        </w:rPr>
+        <w:t xml:space="preserve"> </w:t>
+      </w:r>
+      <w:proofErr w:type="spellStart"/>
+      <w:r>
+        <w:rPr>
+          <w:rFonts w:ascii="Bookman Old Style" w:eastAsia="Bookman Old Style" w:hAnsi="Bookman Old Style" w:cs="Bookman Old Style"/>
+          <w:sz w:val="24"/>
+          <w:szCs w:val="24"/>
+          <w:lang w:val="en"/>
+        </w:rPr>
+        <w:t>Pendataan</w:t>
+      </w:r>
+      <w:proofErr w:type="spellEnd"/>
+      <w:r>
+        <w:rPr>
+          <w:rFonts w:ascii="Bookman Old Style" w:eastAsia="Bookman Old Style" w:hAnsi="Bookman Old Style" w:cs="Bookman Old Style"/>
+          <w:sz w:val="24"/>
+          <w:szCs w:val="24"/>
+          <w:lang w:val="en"/>
+        </w:rPr>
+        <w:t xml:space="preserve"> Lapangan Sensus Ekonomi 2026 </w:t>
+      </w:r>
+      <w:proofErr w:type="spellStart"/>
+      <w:r>
+        <w:rPr>
+          <w:rFonts w:ascii="Bookman Old Style" w:eastAsia="Bookman Old Style" w:hAnsi="Bookman Old Style" w:cs="Bookman Old Style"/>
+          <w:sz w:val="24"/>
+          <w:szCs w:val="24"/>
+          <w:lang w:val="en"/>
+        </w:rPr>
+        <w:t>berdasarkan</w:t>
+      </w:r>
+      <w:proofErr w:type="spellEnd"/>
+      <w:r>
+        <w:rPr>
+          <w:rFonts w:ascii="Bookman Old Style" w:eastAsia="Bookman Old Style" w:hAnsi="Bookman Old Style" w:cs="Bookman Old Style"/>
+          <w:sz w:val="24"/>
+          <w:szCs w:val="24"/>
+          <w:lang w:val="en"/>
+        </w:rPr>
+        <w:t xml:space="preserve"> </w:t>
+      </w:r>
+      <w:proofErr w:type="spellStart"/>
+      <w:r>
+        <w:rPr>
+          <w:rFonts w:ascii="Bookman Old Style" w:eastAsia="Bookman Old Style" w:hAnsi="Bookman Old Style" w:cs="Bookman Old Style"/>
+          <w:sz w:val="24"/>
+          <w:szCs w:val="24"/>
+          <w:lang w:val="en"/>
+        </w:rPr>
+        <w:t>hasil</w:t>
+      </w:r>
+      <w:proofErr w:type="spellEnd"/>
+      <w:r>
+        <w:rPr>
+          <w:rFonts w:ascii="Bookman Old Style" w:eastAsia="Bookman Old Style" w:hAnsi="Bookman Old Style" w:cs="Bookman Old Style"/>
+          <w:sz w:val="24"/>
+          <w:szCs w:val="24"/>
+          <w:lang w:val="en"/>
+        </w:rPr>
+        <w:t xml:space="preserve"> </w:t>
+      </w:r>
+      <w:proofErr w:type="spellStart"/>
+      <w:r>
+        <w:rPr>
+          <w:rFonts w:ascii="Bookman Old Style" w:eastAsia="Bookman Old Style" w:hAnsi="Bookman Old Style" w:cs="Bookman Old Style"/>
+          <w:sz w:val="24"/>
+          <w:szCs w:val="24"/>
+          <w:lang w:val="en"/>
+        </w:rPr>
+        <w:t>pemeriksaan</w:t>
+      </w:r>
+      <w:proofErr w:type="spellEnd"/>
+      <w:r>
+        <w:rPr>
+          <w:rFonts w:ascii="Bookman Old Style" w:eastAsia="Bookman Old Style" w:hAnsi="Bookman Old Style" w:cs="Bookman Old Style"/>
+          <w:sz w:val="24"/>
+          <w:szCs w:val="24"/>
+          <w:lang w:val="en"/>
+        </w:rPr>
+        <w:t xml:space="preserve"> dan </w:t>
+      </w:r>
+      <w:proofErr w:type="spellStart"/>
+      <w:r>
+        <w:rPr>
+          <w:rFonts w:ascii="Bookman Old Style" w:eastAsia="Bookman Old Style" w:hAnsi="Bookman Old Style" w:cs="Bookman Old Style"/>
+          <w:sz w:val="24"/>
+          <w:szCs w:val="24"/>
+          <w:lang w:val="en"/>
+        </w:rPr>
+        <w:t>evaluasi</w:t>
+      </w:r>
+      <w:proofErr w:type="spellEnd"/>
+      <w:r>
+        <w:rPr>
+          <w:rFonts w:ascii="Bookman Old Style" w:eastAsia="Bookman Old Style" w:hAnsi="Bookman Old Style" w:cs="Bookman Old Style"/>
+          <w:sz w:val="24"/>
+          <w:szCs w:val="24"/>
+          <w:lang w:val="en"/>
+        </w:rPr>
+        <w:t xml:space="preserve"> </w:t>
+      </w:r>
+      <w:proofErr w:type="spellStart"/>
+      <w:r>
+        <w:rPr>
+          <w:rFonts w:ascii="Bookman Old Style" w:eastAsia="Bookman Old Style" w:hAnsi="Bookman Old Style" w:cs="Bookman Old Style"/>
+          <w:sz w:val="24"/>
+          <w:szCs w:val="24"/>
+          <w:lang w:val="en"/>
+        </w:rPr>
+        <w:t>pekerjaan</w:t>
+      </w:r>
+      <w:proofErr w:type="spellEnd"/>
+      <w:r>
+        <w:rPr>
+          <w:rFonts w:ascii="Bookman Old Style" w:eastAsia="Bookman Old Style" w:hAnsi="Bookman Old Style" w:cs="Bookman Old Style"/>
+          <w:sz w:val="24"/>
+          <w:szCs w:val="24"/>
+          <w:lang w:val="en"/>
+        </w:rPr>
+        <w:t xml:space="preserve"> </w:t>
+      </w:r>
+      <w:proofErr w:type="spellStart"/>
+      <w:r>
+        <w:rPr>
+          <w:rFonts w:ascii="Bookman Old Style" w:eastAsia="Bookman Old Style" w:hAnsi="Bookman Old Style" w:cs="Bookman Old Style"/>
+          <w:sz w:val="24"/>
+          <w:szCs w:val="24"/>
+          <w:lang w:val="en"/>
+        </w:rPr>
+        <w:t>sebagaimana</w:t>
+      </w:r>
+      <w:proofErr w:type="spellEnd"/>
+      <w:r>
+        <w:rPr>
+          <w:rFonts w:ascii="Bookman Old Style" w:eastAsia="Bookman Old Style" w:hAnsi="Bookman Old Style" w:cs="Bookman Old Style"/>
+          <w:sz w:val="24"/>
+          <w:szCs w:val="24"/>
+          <w:lang w:val="en"/>
+        </w:rPr>
+        <w:t xml:space="preserve"> </w:t>
+      </w:r>
+      <w:proofErr w:type="spellStart"/>
+      <w:r>
+        <w:rPr>
+          <w:rFonts w:ascii="Bookman Old Style" w:eastAsia="Bookman Old Style" w:hAnsi="Bookman Old Style" w:cs="Bookman Old Style"/>
+          <w:sz w:val="24"/>
+          <w:szCs w:val="24"/>
+          <w:lang w:val="en"/>
+        </w:rPr>
+        <w:t>tercantum</w:t>
+      </w:r>
+      <w:proofErr w:type="spellEnd"/>
+      <w:r>
+        <w:rPr>
+          <w:rFonts w:ascii="Bookman Old Style" w:eastAsia="Bookman Old Style" w:hAnsi="Bookman Old Style" w:cs="Bookman Old Style"/>
+          <w:sz w:val="24"/>
+          <w:szCs w:val="24"/>
+          <w:lang w:val="en"/>
+        </w:rPr>
+        <w:t xml:space="preserve"> </w:t>
+      </w:r>
+      <w:proofErr w:type="spellStart"/>
+      <w:r>
+        <w:rPr>
+          <w:rFonts w:ascii="Bookman Old Style" w:eastAsia="Bookman Old Style" w:hAnsi="Bookman Old Style" w:cs="Bookman Old Style"/>
+          <w:sz w:val="24"/>
+          <w:szCs w:val="24"/>
+          <w:lang w:val="en"/>
+        </w:rPr>
+        <w:t>dalam</w:t>
+      </w:r>
+      <w:proofErr w:type="spellEnd"/>
+      <w:r>
+        <w:rPr>
+          <w:rFonts w:ascii="Bookman Old Style" w:eastAsia="Bookman Old Style" w:hAnsi="Bookman Old Style" w:cs="Bookman Old Style"/>
+          <w:sz w:val="24"/>
+          <w:szCs w:val="24"/>
+          <w:lang w:val="en"/>
+        </w:rPr>
+        <w:t xml:space="preserve"> </w:t>
+      </w:r>
+      <w:proofErr w:type="spellStart"/>
+      <w:r>
+        <w:rPr>
+          <w:rFonts w:ascii="Bookman Old Style" w:eastAsia="Bookman Old Style" w:hAnsi="Bookman Old Style" w:cs="Bookman Old Style"/>
+          <w:sz w:val="24"/>
+          <w:szCs w:val="24"/>
+          <w:lang w:val="en"/>
+        </w:rPr>
+        <w:t>lampiran</w:t>
+      </w:r>
+      <w:proofErr w:type="spellEnd"/>
+      <w:r>
+        <w:rPr>
+          <w:rFonts w:ascii="Bookman Old Style" w:eastAsia="Bookman Old Style" w:hAnsi="Bookman Old Style" w:cs="Bookman Old Style"/>
+          <w:sz w:val="24"/>
+          <w:szCs w:val="24"/>
+          <w:lang w:val="en"/>
+        </w:rPr>
+        <w:t xml:space="preserve">. </w:t>
       </w:r>
     </w:p>
     <w:p>
@@ -6023,14 +8881,85 @@
           <w:lang w:val="en"/>
         </w:rPr>
       </w:pPr>
-      <w:r>
-        <w:rPr>
-          <w:rFonts w:ascii="Bookman Old Style" w:eastAsia="Bookman Old Style" w:hAnsi="Bookman Old Style" w:cs="Bookman Old Style"/>
-          <w:sz w:val="24"/>
-          <w:szCs w:val="24"/>
-          <w:lang w:val="en"/>
-        </w:rPr>
-        <w:t xml:space="preserve">Berdasarkan angka 2 tersebut di atas, </w:t>
+      <w:proofErr w:type="spellStart"/>
+      <w:r>
+        <w:rPr>
+          <w:rFonts w:ascii="Bookman Old Style" w:eastAsia="Bookman Old Style" w:hAnsi="Bookman Old Style" w:cs="Bookman Old Style"/>
+          <w:sz w:val="24"/>
+          <w:szCs w:val="24"/>
+          <w:lang w:val="en"/>
+        </w:rPr>
+        <w:t>Berdasarkan</w:t>
+      </w:r>
+      <w:proofErr w:type="spellEnd"/>
+      <w:r>
+        <w:rPr>
+          <w:rFonts w:ascii="Bookman Old Style" w:eastAsia="Bookman Old Style" w:hAnsi="Bookman Old Style" w:cs="Bookman Old Style"/>
+          <w:sz w:val="24"/>
+          <w:szCs w:val="24"/>
+          <w:lang w:val="en"/>
+        </w:rPr>
+        <w:t xml:space="preserve"> </w:t>
+      </w:r>
+      <w:proofErr w:type="spellStart"/>
+      <w:r>
+        <w:rPr>
+          <w:rFonts w:ascii="Bookman Old Style" w:eastAsia="Bookman Old Style" w:hAnsi="Bookman Old Style" w:cs="Bookman Old Style"/>
+          <w:sz w:val="24"/>
+          <w:szCs w:val="24"/>
+          <w:lang w:val="en"/>
+        </w:rPr>
+        <w:t>angka</w:t>
+      </w:r>
+      <w:proofErr w:type="spellEnd"/>
+      <w:r>
+        <w:rPr>
+          <w:rFonts w:ascii="Bookman Old Style" w:eastAsia="Bookman Old Style" w:hAnsi="Bookman Old Style" w:cs="Bookman Old Style"/>
+          <w:sz w:val="24"/>
+          <w:szCs w:val="24"/>
+          <w:lang w:val="en"/>
+        </w:rPr>
+        <w:t xml:space="preserve"> 2 </w:t>
+      </w:r>
+      <w:proofErr w:type="spellStart"/>
+      <w:r>
+        <w:rPr>
+          <w:rFonts w:ascii="Bookman Old Style" w:eastAsia="Bookman Old Style" w:hAnsi="Bookman Old Style" w:cs="Bookman Old Style"/>
+          <w:sz w:val="24"/>
+          <w:szCs w:val="24"/>
+          <w:lang w:val="en"/>
+        </w:rPr>
+        <w:t>tersebut</w:t>
+      </w:r>
+      <w:proofErr w:type="spellEnd"/>
+      <w:r>
+        <w:rPr>
+          <w:rFonts w:ascii="Bookman Old Style" w:eastAsia="Bookman Old Style" w:hAnsi="Bookman Old Style" w:cs="Bookman Old Style"/>
+          <w:sz w:val="24"/>
+          <w:szCs w:val="24"/>
+          <w:lang w:val="en"/>
+        </w:rPr>
+        <w:t xml:space="preserve"> di </w:t>
+      </w:r>
+      <w:proofErr w:type="spellStart"/>
+      <w:r>
+        <w:rPr>
+          <w:rFonts w:ascii="Bookman Old Style" w:eastAsia="Bookman Old Style" w:hAnsi="Bookman Old Style" w:cs="Bookman Old Style"/>
+          <w:sz w:val="24"/>
+          <w:szCs w:val="24"/>
+          <w:lang w:val="en"/>
+        </w:rPr>
+        <w:t>atas</w:t>
+      </w:r>
+      <w:proofErr w:type="spellEnd"/>
+      <w:r>
+        <w:rPr>
+          <w:rFonts w:ascii="Bookman Old Style" w:eastAsia="Bookman Old Style" w:hAnsi="Bookman Old Style" w:cs="Bookman Old Style"/>
+          <w:sz w:val="24"/>
+          <w:szCs w:val="24"/>
+          <w:lang w:val="en"/>
+        </w:rPr>
+        <w:t xml:space="preserve">, </w:t>
       </w:r>
       <w:r>
         <w:rPr>
@@ -6050,7 +8979,127 @@
           <w:szCs w:val="24"/>
           <w:lang w:val="en"/>
         </w:rPr>
-        <w:t xml:space="preserve"> menyerahkan seluruh hasil pekerjaan Pendataan Lapangan Sensus Ekonomi 2026 kepada </w:t>
+        <w:t xml:space="preserve"> </w:t>
+      </w:r>
+      <w:proofErr w:type="spellStart"/>
+      <w:r>
+        <w:rPr>
+          <w:rFonts w:ascii="Bookman Old Style" w:eastAsia="Bookman Old Style" w:hAnsi="Bookman Old Style" w:cs="Bookman Old Style"/>
+          <w:sz w:val="24"/>
+          <w:szCs w:val="24"/>
+          <w:lang w:val="en"/>
+        </w:rPr>
+        <w:t>menyerahkan</w:t>
+      </w:r>
+      <w:proofErr w:type="spellEnd"/>
+      <w:r>
+        <w:rPr>
+          <w:rFonts w:ascii="Bookman Old Style" w:eastAsia="Bookman Old Style" w:hAnsi="Bookman Old Style" w:cs="Bookman Old Style"/>
+          <w:sz w:val="24"/>
+          <w:szCs w:val="24"/>
+          <w:lang w:val="en"/>
+        </w:rPr>
+        <w:t xml:space="preserve"> </w:t>
+      </w:r>
+      <w:proofErr w:type="spellStart"/>
+      <w:r>
+        <w:rPr>
+          <w:rFonts w:ascii="Bookman Old Style" w:eastAsia="Bookman Old Style" w:hAnsi="Bookman Old Style" w:cs="Bookman Old Style"/>
+          <w:sz w:val="24"/>
+          <w:szCs w:val="24"/>
+          <w:lang w:val="en"/>
+        </w:rPr>
+        <w:t>seluruh</w:t>
+      </w:r>
+      <w:proofErr w:type="spellEnd"/>
+      <w:r>
+        <w:rPr>
+          <w:rFonts w:ascii="Bookman Old Style" w:eastAsia="Bookman Old Style" w:hAnsi="Bookman Old Style" w:cs="Bookman Old Style"/>
+          <w:sz w:val="24"/>
+          <w:szCs w:val="24"/>
+          <w:lang w:val="en"/>
+        </w:rPr>
+        <w:t xml:space="preserve"> </w:t>
+      </w:r>
+      <w:proofErr w:type="spellStart"/>
+      <w:r>
+        <w:rPr>
+          <w:rFonts w:ascii="Bookman Old Style" w:eastAsia="Bookman Old Style" w:hAnsi="Bookman Old Style" w:cs="Bookman Old Style"/>
+          <w:sz w:val="24"/>
+          <w:szCs w:val="24"/>
+          <w:lang w:val="en"/>
+        </w:rPr>
+        <w:t>hasil</w:t>
+      </w:r>
+      <w:proofErr w:type="spellEnd"/>
+      <w:r>
+        <w:rPr>
+          <w:rFonts w:ascii="Bookman Old Style" w:eastAsia="Bookman Old Style" w:hAnsi="Bookman Old Style" w:cs="Bookman Old Style"/>
+          <w:sz w:val="24"/>
+          <w:szCs w:val="24"/>
+          <w:lang w:val="en"/>
+        </w:rPr>
+        <w:t xml:space="preserve"> </w:t>
+      </w:r>
+      <w:proofErr w:type="spellStart"/>
+      <w:r>
+        <w:rPr>
+          <w:rFonts w:ascii="Bookman Old Style" w:eastAsia="Bookman Old Style" w:hAnsi="Bookman Old Style" w:cs="Bookman Old Style"/>
+          <w:sz w:val="24"/>
+          <w:szCs w:val="24"/>
+          <w:lang w:val="en"/>
+        </w:rPr>
+        <w:t>pekerjaan</w:t>
+      </w:r>
+      <w:proofErr w:type="spellEnd"/>
+      <w:r>
+        <w:rPr>
+          <w:rFonts w:ascii="Bookman Old Style" w:eastAsia="Bookman Old Style" w:hAnsi="Bookman Old Style" w:cs="Bookman Old Style"/>
+          <w:sz w:val="24"/>
+          <w:szCs w:val="24"/>
+          <w:lang w:val="en"/>
+        </w:rPr>
+        <w:t xml:space="preserve"> </w:t>
+      </w:r>
+      <w:proofErr w:type="spellStart"/>
+      <w:r>
+        <w:rPr>
+          <w:rFonts w:ascii="Bookman Old Style" w:eastAsia="Bookman Old Style" w:hAnsi="Bookman Old Style" w:cs="Bookman Old Style"/>
+          <w:sz w:val="24"/>
+          <w:szCs w:val="24"/>
+          <w:lang w:val="en"/>
+        </w:rPr>
+        <w:t>Pendataan</w:t>
+      </w:r>
+      <w:proofErr w:type="spellEnd"/>
+      <w:r>
+        <w:rPr>
+          <w:rFonts w:ascii="Bookman Old Style" w:eastAsia="Bookman Old Style" w:hAnsi="Bookman Old Style" w:cs="Bookman Old Style"/>
+          <w:sz w:val="24"/>
+          <w:szCs w:val="24"/>
+          <w:lang w:val="en"/>
+        </w:rPr>
+        <w:t xml:space="preserve"> Lapangan Sensus Ekonomi 2026 </w:t>
+      </w:r>
+      <w:proofErr w:type="spellStart"/>
+      <w:r>
+        <w:rPr>
+          <w:rFonts w:ascii="Bookman Old Style" w:eastAsia="Bookman Old Style" w:hAnsi="Bookman Old Style" w:cs="Bookman Old Style"/>
+          <w:sz w:val="24"/>
+          <w:szCs w:val="24"/>
+          <w:lang w:val="en"/>
+        </w:rPr>
+        <w:t>kepada</w:t>
+      </w:r>
+      <w:proofErr w:type="spellEnd"/>
+      <w:r>
+        <w:rPr>
+          <w:rFonts w:ascii="Bookman Old Style" w:eastAsia="Bookman Old Style" w:hAnsi="Bookman Old Style" w:cs="Bookman Old Style"/>
+          <w:sz w:val="24"/>
+          <w:szCs w:val="24"/>
+          <w:lang w:val="en"/>
+        </w:rPr>
+        <w:t xml:space="preserve"> </w:t>
       </w:r>
       <w:r>
         <w:rPr>
@@ -6090,7 +9139,167 @@
           <w:szCs w:val="24"/>
           <w:lang w:val="en"/>
         </w:rPr>
-        <w:t xml:space="preserve"> menerima hasil pekerjaan tersebut yang telah sesuai dengan seharusnya;</w:t>
+        <w:t xml:space="preserve"> </w:t>
+      </w:r>
+      <w:proofErr w:type="spellStart"/>
+      <w:r>
+        <w:rPr>
+          <w:rFonts w:ascii="Bookman Old Style" w:eastAsia="Bookman Old Style" w:hAnsi="Bookman Old Style" w:cs="Bookman Old Style"/>
+          <w:sz w:val="24"/>
+          <w:szCs w:val="24"/>
+          <w:lang w:val="en"/>
+        </w:rPr>
+        <w:t>menerima</w:t>
+      </w:r>
+      <w:proofErr w:type="spellEnd"/>
+      <w:r>
+        <w:rPr>
+          <w:rFonts w:ascii="Bookman Old Style" w:eastAsia="Bookman Old Style" w:hAnsi="Bookman Old Style" w:cs="Bookman Old Style"/>
+          <w:sz w:val="24"/>
+          <w:szCs w:val="24"/>
+          <w:lang w:val="en"/>
+        </w:rPr>
+        <w:t xml:space="preserve"> </w:t>
+      </w:r>
+      <w:proofErr w:type="spellStart"/>
+      <w:r>
+        <w:rPr>
+          <w:rFonts w:ascii="Bookman Old Style" w:eastAsia="Bookman Old Style" w:hAnsi="Bookman Old Style" w:cs="Bookman Old Style"/>
+          <w:sz w:val="24"/>
+          <w:szCs w:val="24"/>
+          <w:lang w:val="en"/>
+        </w:rPr>
+        <w:t>hasil</w:t>
+      </w:r>
+      <w:proofErr w:type="spellEnd"/>
+      <w:r>
+        <w:rPr>
+          <w:rFonts w:ascii="Bookman Old Style" w:eastAsia="Bookman Old Style" w:hAnsi="Bookman Old Style" w:cs="Bookman Old Style"/>
+          <w:sz w:val="24"/>
+          <w:szCs w:val="24"/>
+          <w:lang w:val="en"/>
+        </w:rPr>
+        <w:t xml:space="preserve"> </w:t>
+      </w:r>
+      <w:proofErr w:type="spellStart"/>
+      <w:r>
+        <w:rPr>
+          <w:rFonts w:ascii="Bookman Old Style" w:eastAsia="Bookman Old Style" w:hAnsi="Bookman Old Style" w:cs="Bookman Old Style"/>
+          <w:sz w:val="24"/>
+          <w:szCs w:val="24"/>
+          <w:lang w:val="en"/>
+        </w:rPr>
+        <w:t>pekerjaan</w:t>
+      </w:r>
+      <w:proofErr w:type="spellEnd"/>
+      <w:r>
+        <w:rPr>
+          <w:rFonts w:ascii="Bookman Old Style" w:eastAsia="Bookman Old Style" w:hAnsi="Bookman Old Style" w:cs="Bookman Old Style"/>
+          <w:sz w:val="24"/>
+          <w:szCs w:val="24"/>
+          <w:lang w:val="en"/>
+        </w:rPr>
+        <w:t xml:space="preserve"> </w:t>
+      </w:r>
+      <w:proofErr w:type="spellStart"/>
+      <w:r>
+        <w:rPr>
+          <w:rFonts w:ascii="Bookman Old Style" w:eastAsia="Bookman Old Style" w:hAnsi="Bookman Old Style" w:cs="Bookman Old Style"/>
+          <w:sz w:val="24"/>
+          <w:szCs w:val="24"/>
+          <w:lang w:val="en"/>
+        </w:rPr>
+        <w:t>tersebut</w:t>
+      </w:r>
+      <w:proofErr w:type="spellEnd"/>
+      <w:r>
+        <w:rPr>
+          <w:rFonts w:ascii="Bookman Old Style" w:eastAsia="Bookman Old Style" w:hAnsi="Bookman Old Style" w:cs="Bookman Old Style"/>
+          <w:sz w:val="24"/>
+          <w:szCs w:val="24"/>
+          <w:lang w:val="en"/>
+        </w:rPr>
+        <w:t xml:space="preserve"> yang </w:t>
+      </w:r>
+      <w:proofErr w:type="spellStart"/>
+      <w:r>
+        <w:rPr>
+          <w:rFonts w:ascii="Bookman Old Style" w:eastAsia="Bookman Old Style" w:hAnsi="Bookman Old Style" w:cs="Bookman Old Style"/>
+          <w:sz w:val="24"/>
+          <w:szCs w:val="24"/>
+          <w:lang w:val="en"/>
+        </w:rPr>
+        <w:t>telah</w:t>
+      </w:r>
+      <w:proofErr w:type="spellEnd"/>
+      <w:r>
+        <w:rPr>
+          <w:rFonts w:ascii="Bookman Old Style" w:eastAsia="Bookman Old Style" w:hAnsi="Bookman Old Style" w:cs="Bookman Old Style"/>
+          <w:sz w:val="24"/>
+          <w:szCs w:val="24"/>
+          <w:lang w:val="en"/>
+        </w:rPr>
+        <w:t xml:space="preserve"> </w:t>
+      </w:r>
+      <w:proofErr w:type="spellStart"/>
+      <w:r>
+        <w:rPr>
+          <w:rFonts w:ascii="Bookman Old Style" w:eastAsia="Bookman Old Style" w:hAnsi="Bookman Old Style" w:cs="Bookman Old Style"/>
+          <w:sz w:val="24"/>
+          <w:szCs w:val="24"/>
+          <w:lang w:val="en"/>
+        </w:rPr>
+        <w:t>sesuai</w:t>
+      </w:r>
+      <w:proofErr w:type="spellEnd"/>
+      <w:r>
+        <w:rPr>
+          <w:rFonts w:ascii="Bookman Old Style" w:eastAsia="Bookman Old Style" w:hAnsi="Bookman Old Style" w:cs="Bookman Old Style"/>
+          <w:sz w:val="24"/>
+          <w:szCs w:val="24"/>
+          <w:lang w:val="en"/>
+        </w:rPr>
+        <w:t xml:space="preserve"> </w:t>
+      </w:r>
+      <w:proofErr w:type="spellStart"/>
+      <w:r>
+        <w:rPr>
+          <w:rFonts w:ascii="Bookman Old Style" w:eastAsia="Bookman Old Style" w:hAnsi="Bookman Old Style" w:cs="Bookman Old Style"/>
+          <w:sz w:val="24"/>
+          <w:szCs w:val="24"/>
+          <w:lang w:val="en"/>
+        </w:rPr>
+        <w:t>dengan</w:t>
+      </w:r>
+      <w:proofErr w:type="spellEnd"/>
+      <w:r>
+        <w:rPr>
+          <w:rFonts w:ascii="Bookman Old Style" w:eastAsia="Bookman Old Style" w:hAnsi="Bookman Old Style" w:cs="Bookman Old Style"/>
+          <w:sz w:val="24"/>
+          <w:szCs w:val="24"/>
+          <w:lang w:val="en"/>
+        </w:rPr>
+        <w:t xml:space="preserve"> </w:t>
+      </w:r>
+      <w:proofErr w:type="spellStart"/>
+      <w:r>
+        <w:rPr>
+          <w:rFonts w:ascii="Bookman Old Style" w:eastAsia="Bookman Old Style" w:hAnsi="Bookman Old Style" w:cs="Bookman Old Style"/>
+          <w:sz w:val="24"/>
+          <w:szCs w:val="24"/>
+          <w:lang w:val="en"/>
+        </w:rPr>
+        <w:t>seharusnya</w:t>
+      </w:r>
+      <w:proofErr w:type="spellEnd"/>
+      <w:r>
+        <w:rPr>
+          <w:rFonts w:ascii="Bookman Old Style" w:eastAsia="Bookman Old Style" w:hAnsi="Bookman Old Style" w:cs="Bookman Old Style"/>
+          <w:sz w:val="24"/>
+          <w:szCs w:val="24"/>
+          <w:lang w:val="en"/>
+        </w:rPr>
+        <w:t>;</w:t>
       </w:r>
     </w:p>
     <w:p>
@@ -6124,25 +9333,325 @@
           <w:szCs w:val="24"/>
           <w:lang w:val="en"/>
         </w:rPr>
-        <w:t xml:space="preserve">Hasil pekerjaan Pendataan Lapangan Sensus Ekonomi 2026 sebagaimana dimaksud dalam angka 3, berupa dokumen hasil Pendataan Lapangan Sensus Ekonomi 2026, sejumlah </w:t>
-      </w:r>
-      <w:r>
-        <w:rPr>
-          <w:rFonts w:ascii="Bookman Old Style" w:eastAsia="Bookman Old Style" w:hAnsi="Bookman Old Style" w:cs="Bookman Old Style"/>
-          <w:sz w:val="24"/>
-          <w:szCs w:val="24"/>
-          <w:lang w:val="en"/>
-        </w:rPr>
-        <w:t>{sls_ongoing}</w:t>
-      </w:r>
-      <w:r>
-        <w:rPr>
-          <w:rFonts w:ascii="Bookman Old Style" w:eastAsia="Bookman Old Style" w:hAnsi="Bookman Old Style" w:cs="Bookman Old Style"/>
-          <w:sz w:val="24"/>
-          <w:szCs w:val="24"/>
-          <w:lang w:val="en"/>
-        </w:rPr>
-        <w:t xml:space="preserve"> SLS/Sub-SLS dan/atau usaha besar.</w:t>
+        <w:t xml:space="preserve">Hasil </w:t>
+      </w:r>
+      <w:proofErr w:type="spellStart"/>
+      <w:r>
+        <w:rPr>
+          <w:rFonts w:ascii="Bookman Old Style" w:eastAsia="Bookman Old Style" w:hAnsi="Bookman Old Style" w:cs="Bookman Old Style"/>
+          <w:sz w:val="24"/>
+          <w:szCs w:val="24"/>
+          <w:lang w:val="en"/>
+        </w:rPr>
+        <w:t>pekerjaan</w:t>
+      </w:r>
+      <w:proofErr w:type="spellEnd"/>
+      <w:r>
+        <w:rPr>
+          <w:rFonts w:ascii="Bookman Old Style" w:eastAsia="Bookman Old Style" w:hAnsi="Bookman Old Style" w:cs="Bookman Old Style"/>
+          <w:sz w:val="24"/>
+          <w:szCs w:val="24"/>
+          <w:lang w:val="en"/>
+        </w:rPr>
+        <w:t xml:space="preserve"> </w:t>
+      </w:r>
+      <w:proofErr w:type="spellStart"/>
+      <w:r>
+        <w:rPr>
+          <w:rFonts w:ascii="Bookman Old Style" w:eastAsia="Bookman Old Style" w:hAnsi="Bookman Old Style" w:cs="Bookman Old Style"/>
+          <w:sz w:val="24"/>
+          <w:szCs w:val="24"/>
+          <w:lang w:val="en"/>
+        </w:rPr>
+        <w:t>Pendataan</w:t>
+      </w:r>
+      <w:proofErr w:type="spellEnd"/>
+      <w:r>
+        <w:rPr>
+          <w:rFonts w:ascii="Bookman Old Style" w:eastAsia="Bookman Old Style" w:hAnsi="Bookman Old Style" w:cs="Bookman Old Style"/>
+          <w:sz w:val="24"/>
+          <w:szCs w:val="24"/>
+          <w:lang w:val="en"/>
+        </w:rPr>
+        <w:t xml:space="preserve"> Lapangan Sensus Ekonomi 2026 </w:t>
+      </w:r>
+      <w:proofErr w:type="spellStart"/>
+      <w:r>
+        <w:rPr>
+          <w:rFonts w:ascii="Bookman Old Style" w:eastAsia="Bookman Old Style" w:hAnsi="Bookman Old Style" w:cs="Bookman Old Style"/>
+          <w:sz w:val="24"/>
+          <w:szCs w:val="24"/>
+          <w:lang w:val="en"/>
+        </w:rPr>
+        <w:t>sebagaimana</w:t>
+      </w:r>
+      <w:proofErr w:type="spellEnd"/>
+      <w:r>
+        <w:rPr>
+          <w:rFonts w:ascii="Bookman Old Style" w:eastAsia="Bookman Old Style" w:hAnsi="Bookman Old Style" w:cs="Bookman Old Style"/>
+          <w:sz w:val="24"/>
+          <w:szCs w:val="24"/>
+          <w:lang w:val="en"/>
+        </w:rPr>
+        <w:t xml:space="preserve"> </w:t>
+      </w:r>
+      <w:proofErr w:type="spellStart"/>
+      <w:r>
+        <w:rPr>
+          <w:rFonts w:ascii="Bookman Old Style" w:eastAsia="Bookman Old Style" w:hAnsi="Bookman Old Style" w:cs="Bookman Old Style"/>
+          <w:sz w:val="24"/>
+          <w:szCs w:val="24"/>
+          <w:lang w:val="en"/>
+        </w:rPr>
+        <w:t>dimaksud</w:t>
+      </w:r>
+      <w:proofErr w:type="spellEnd"/>
+      <w:r>
+        <w:rPr>
+          <w:rFonts w:ascii="Bookman Old Style" w:eastAsia="Bookman Old Style" w:hAnsi="Bookman Old Style" w:cs="Bookman Old Style"/>
+          <w:sz w:val="24"/>
+          <w:szCs w:val="24"/>
+          <w:lang w:val="en"/>
+        </w:rPr>
+        <w:t xml:space="preserve"> </w:t>
+      </w:r>
+      <w:proofErr w:type="spellStart"/>
+      <w:r>
+        <w:rPr>
+          <w:rFonts w:ascii="Bookman Old Style" w:eastAsia="Bookman Old Style" w:hAnsi="Bookman Old Style" w:cs="Bookman Old Style"/>
+          <w:sz w:val="24"/>
+          <w:szCs w:val="24"/>
+          <w:lang w:val="en"/>
+        </w:rPr>
+        <w:t>dalam</w:t>
+      </w:r>
+      <w:proofErr w:type="spellEnd"/>
+      <w:r>
+        <w:rPr>
+          <w:rFonts w:ascii="Bookman Old Style" w:eastAsia="Bookman Old Style" w:hAnsi="Bookman Old Style" w:cs="Bookman Old Style"/>
+          <w:sz w:val="24"/>
+          <w:szCs w:val="24"/>
+          <w:lang w:val="en"/>
+        </w:rPr>
+        <w:t xml:space="preserve"> </w:t>
+      </w:r>
+      <w:proofErr w:type="spellStart"/>
+      <w:r>
+        <w:rPr>
+          <w:rFonts w:ascii="Bookman Old Style" w:eastAsia="Bookman Old Style" w:hAnsi="Bookman Old Style" w:cs="Bookman Old Style"/>
+          <w:sz w:val="24"/>
+          <w:szCs w:val="24"/>
+          <w:lang w:val="en"/>
+        </w:rPr>
+        <w:t>angka</w:t>
+      </w:r>
+      <w:proofErr w:type="spellEnd"/>
+      <w:r>
+        <w:rPr>
+          <w:rFonts w:ascii="Bookman Old Style" w:eastAsia="Bookman Old Style" w:hAnsi="Bookman Old Style" w:cs="Bookman Old Style"/>
+          <w:sz w:val="24"/>
+          <w:szCs w:val="24"/>
+          <w:lang w:val="en"/>
+        </w:rPr>
+        <w:t xml:space="preserve"> 3, </w:t>
+      </w:r>
+      <w:proofErr w:type="spellStart"/>
+      <w:r>
+        <w:rPr>
+          <w:rFonts w:ascii="Bookman Old Style" w:eastAsia="Bookman Old Style" w:hAnsi="Bookman Old Style" w:cs="Bookman Old Style"/>
+          <w:sz w:val="24"/>
+          <w:szCs w:val="24"/>
+          <w:lang w:val="en"/>
+        </w:rPr>
+        <w:t>berupa</w:t>
+      </w:r>
+      <w:proofErr w:type="spellEnd"/>
+      <w:r>
+        <w:rPr>
+          <w:rFonts w:ascii="Bookman Old Style" w:eastAsia="Bookman Old Style" w:hAnsi="Bookman Old Style" w:cs="Bookman Old Style"/>
+          <w:sz w:val="24"/>
+          <w:szCs w:val="24"/>
+          <w:lang w:val="en"/>
+        </w:rPr>
+        <w:t xml:space="preserve"> </w:t>
+      </w:r>
+      <w:proofErr w:type="spellStart"/>
+      <w:r>
+        <w:rPr>
+          <w:rFonts w:ascii="Bookman Old Style" w:eastAsia="Bookman Old Style" w:hAnsi="Bookman Old Style" w:cs="Bookman Old Style"/>
+          <w:sz w:val="24"/>
+          <w:szCs w:val="24"/>
+          <w:lang w:val="en"/>
+        </w:rPr>
+        <w:t>dokumen</w:t>
+      </w:r>
+      <w:proofErr w:type="spellEnd"/>
+      <w:r>
+        <w:rPr>
+          <w:rFonts w:ascii="Bookman Old Style" w:eastAsia="Bookman Old Style" w:hAnsi="Bookman Old Style" w:cs="Bookman Old Style"/>
+          <w:sz w:val="24"/>
+          <w:szCs w:val="24"/>
+          <w:lang w:val="en"/>
+        </w:rPr>
+        <w:t xml:space="preserve"> </w:t>
+      </w:r>
+      <w:proofErr w:type="spellStart"/>
+      <w:r>
+        <w:rPr>
+          <w:rFonts w:ascii="Bookman Old Style" w:eastAsia="Bookman Old Style" w:hAnsi="Bookman Old Style" w:cs="Bookman Old Style"/>
+          <w:sz w:val="24"/>
+          <w:szCs w:val="24"/>
+          <w:lang w:val="en"/>
+        </w:rPr>
+        <w:t>hasil</w:t>
+      </w:r>
+      <w:proofErr w:type="spellEnd"/>
+      <w:r>
+        <w:rPr>
+          <w:rFonts w:ascii="Bookman Old Style" w:eastAsia="Bookman Old Style" w:hAnsi="Bookman Old Style" w:cs="Bookman Old Style"/>
+          <w:sz w:val="24"/>
+          <w:szCs w:val="24"/>
+          <w:lang w:val="en"/>
+        </w:rPr>
+        <w:t xml:space="preserve"> </w:t>
+      </w:r>
+      <w:proofErr w:type="spellStart"/>
+      <w:r>
+        <w:rPr>
+          <w:rFonts w:ascii="Bookman Old Style" w:eastAsia="Bookman Old Style" w:hAnsi="Bookman Old Style" w:cs="Bookman Old Style"/>
+          <w:sz w:val="24"/>
+          <w:szCs w:val="24"/>
+          <w:lang w:val="en"/>
+        </w:rPr>
+        <w:t>Pendataan</w:t>
+      </w:r>
+      <w:proofErr w:type="spellEnd"/>
+      <w:r>
+        <w:rPr>
+          <w:rFonts w:ascii="Bookman Old Style" w:eastAsia="Bookman Old Style" w:hAnsi="Bookman Old Style" w:cs="Bookman Old Style"/>
+          <w:sz w:val="24"/>
+          <w:szCs w:val="24"/>
+          <w:lang w:val="en"/>
+        </w:rPr>
+        <w:t xml:space="preserve"> Lapangan Sensus Ekonomi 2026, </w:t>
+      </w:r>
+      <w:proofErr w:type="spellStart"/>
+      <w:r>
+        <w:rPr>
+          <w:rFonts w:ascii="Bookman Old Style" w:eastAsia="Bookman Old Style" w:hAnsi="Bookman Old Style" w:cs="Bookman Old Style"/>
+          <w:sz w:val="24"/>
+          <w:szCs w:val="24"/>
+          <w:lang w:val="en"/>
+        </w:rPr>
+        <w:t>sejumlah</w:t>
+      </w:r>
+      <w:proofErr w:type="spellEnd"/>
+      <w:r>
+        <w:rPr>
+          <w:rFonts w:ascii="Bookman Old Style" w:eastAsia="Bookman Old Style" w:hAnsi="Bookman Old Style" w:cs="Bookman Old Style"/>
+          <w:sz w:val="24"/>
+          <w:szCs w:val="24"/>
+          <w:lang w:val="en"/>
+        </w:rPr>
+        <w:t xml:space="preserve"> </w:t>
+      </w:r>
+      <w:r>
+        <w:rPr>
+          <w:rFonts w:ascii="Bookman Old Style" w:eastAsia="Bookman Old Style" w:hAnsi="Bookman Old Style" w:cs="Bookman Old Style"/>
+          <w:sz w:val="24"/>
+          <w:szCs w:val="24"/>
+          <w:lang w:val="en"/>
+        </w:rPr>
+        <w:t>{</w:t>
+      </w:r>
+      <w:proofErr w:type="spellStart"/>
+      <w:r>
+        <w:rPr>
+          <w:rFonts w:ascii="Bookman Old Style" w:eastAsia="Bookman Old Style" w:hAnsi="Bookman Old Style" w:cs="Bookman Old Style"/>
+          <w:sz w:val="24"/>
+          <w:szCs w:val="24"/>
+          <w:lang w:val="en"/>
+        </w:rPr>
+        <w:t>sls_ongoing</w:t>
+      </w:r>
+      <w:proofErr w:type="spellEnd"/>
+      <w:r>
+        <w:rPr>
+          <w:rFonts w:ascii="Bookman Old Style" w:eastAsia="Bookman Old Style" w:hAnsi="Bookman Old Style" w:cs="Bookman Old Style"/>
+          <w:sz w:val="24"/>
+          <w:szCs w:val="24"/>
+          <w:lang w:val="en"/>
+        </w:rPr>
+        <w:t>}</w:t>
+      </w:r>
+      <w:r>
+        <w:rPr>
+          <w:rFonts w:ascii="Bookman Old Style" w:eastAsia="Bookman Old Style" w:hAnsi="Bookman Old Style" w:cs="Bookman Old Style"/>
+          <w:sz w:val="24"/>
+          <w:szCs w:val="24"/>
+          <w:lang w:val="en"/>
+        </w:rPr>
+        <w:t xml:space="preserve"> SLS/Sub-SLS dan/</w:t>
+      </w:r>
+      <w:proofErr w:type="spellStart"/>
+      <w:r>
+        <w:rPr>
+          <w:rFonts w:ascii="Bookman Old Style" w:eastAsia="Bookman Old Style" w:hAnsi="Bookman Old Style" w:cs="Bookman Old Style"/>
+          <w:sz w:val="24"/>
+          <w:szCs w:val="24"/>
+          <w:lang w:val="en"/>
+        </w:rPr>
+        <w:t>atau</w:t>
+      </w:r>
+      <w:proofErr w:type="spellEnd"/>
+      <w:r>
+        <w:rPr>
+          <w:rFonts w:ascii="Bookman Old Style" w:eastAsia="Bookman Old Style" w:hAnsi="Bookman Old Style" w:cs="Bookman Old Style"/>
+          <w:sz w:val="24"/>
+          <w:szCs w:val="24"/>
+          <w:lang w:val="en"/>
+        </w:rPr>
+        <w:t xml:space="preserve"> </w:t>
+      </w:r>
+      <w:proofErr w:type="spellStart"/>
+      <w:r>
+        <w:rPr>
+          <w:rFonts w:ascii="Bookman Old Style" w:eastAsia="Bookman Old Style" w:hAnsi="Bookman Old Style" w:cs="Bookman Old Style"/>
+          <w:sz w:val="24"/>
+          <w:szCs w:val="24"/>
+          <w:lang w:val="en"/>
+        </w:rPr>
+        <w:t>usaha</w:t>
+      </w:r>
+      <w:proofErr w:type="spellEnd"/>
+      <w:r>
+        <w:rPr>
+          <w:rFonts w:ascii="Bookman Old Style" w:eastAsia="Bookman Old Style" w:hAnsi="Bookman Old Style" w:cs="Bookman Old Style"/>
+          <w:sz w:val="24"/>
+          <w:szCs w:val="24"/>
+          <w:lang w:val="en"/>
+        </w:rPr>
+        <w:t xml:space="preserve"> </w:t>
+      </w:r>
+      <w:proofErr w:type="spellStart"/>
+      <w:r>
+        <w:rPr>
+          <w:rFonts w:ascii="Bookman Old Style" w:eastAsia="Bookman Old Style" w:hAnsi="Bookman Old Style" w:cs="Bookman Old Style"/>
+          <w:sz w:val="24"/>
+          <w:szCs w:val="24"/>
+          <w:lang w:val="en"/>
+        </w:rPr>
+        <w:t>besar</w:t>
+      </w:r>
+      <w:proofErr w:type="spellEnd"/>
+      <w:r>
+        <w:rPr>
+          <w:rFonts w:ascii="Bookman Old Style" w:eastAsia="Bookman Old Style" w:hAnsi="Bookman Old Style" w:cs="Bookman Old Style"/>
+          <w:sz w:val="24"/>
+          <w:szCs w:val="24"/>
+          <w:lang w:val="en"/>
+        </w:rPr>
+        <w:t>.</w:t>
       </w:r>
     </w:p>
     <w:p>
@@ -6176,7 +9685,407 @@
           <w:szCs w:val="24"/>
           <w:lang w:val="en"/>
         </w:rPr>
-        <w:t xml:space="preserve">Hasil pekerjaan pendataan sebagaimana dimaksud pada angka 4 yang memerlukan pemeriksaan lanjutan, akan dilakukan pengecekan, perubahan, dan/atau kunjungan kembali ke lapangan merujuk pada perjanjian yang ditandatangani oleh </w:t>
+        <w:t xml:space="preserve">Hasil </w:t>
+      </w:r>
+      <w:proofErr w:type="spellStart"/>
+      <w:r>
+        <w:rPr>
+          <w:rFonts w:ascii="Bookman Old Style" w:eastAsia="Bookman Old Style" w:hAnsi="Bookman Old Style" w:cs="Bookman Old Style"/>
+          <w:sz w:val="24"/>
+          <w:szCs w:val="24"/>
+          <w:lang w:val="en"/>
+        </w:rPr>
+        <w:t>pekerjaan</w:t>
+      </w:r>
+      <w:proofErr w:type="spellEnd"/>
+      <w:r>
+        <w:rPr>
+          <w:rFonts w:ascii="Bookman Old Style" w:eastAsia="Bookman Old Style" w:hAnsi="Bookman Old Style" w:cs="Bookman Old Style"/>
+          <w:sz w:val="24"/>
+          <w:szCs w:val="24"/>
+          <w:lang w:val="en"/>
+        </w:rPr>
+        <w:t xml:space="preserve"> </w:t>
+      </w:r>
+      <w:proofErr w:type="spellStart"/>
+      <w:r>
+        <w:rPr>
+          <w:rFonts w:ascii="Bookman Old Style" w:eastAsia="Bookman Old Style" w:hAnsi="Bookman Old Style" w:cs="Bookman Old Style"/>
+          <w:sz w:val="24"/>
+          <w:szCs w:val="24"/>
+          <w:lang w:val="en"/>
+        </w:rPr>
+        <w:t>pendataan</w:t>
+      </w:r>
+      <w:proofErr w:type="spellEnd"/>
+      <w:r>
+        <w:rPr>
+          <w:rFonts w:ascii="Bookman Old Style" w:eastAsia="Bookman Old Style" w:hAnsi="Bookman Old Style" w:cs="Bookman Old Style"/>
+          <w:sz w:val="24"/>
+          <w:szCs w:val="24"/>
+          <w:lang w:val="en"/>
+        </w:rPr>
+        <w:t xml:space="preserve"> </w:t>
+      </w:r>
+      <w:proofErr w:type="spellStart"/>
+      <w:r>
+        <w:rPr>
+          <w:rFonts w:ascii="Bookman Old Style" w:eastAsia="Bookman Old Style" w:hAnsi="Bookman Old Style" w:cs="Bookman Old Style"/>
+          <w:sz w:val="24"/>
+          <w:szCs w:val="24"/>
+          <w:lang w:val="en"/>
+        </w:rPr>
+        <w:t>sebagaimana</w:t>
+      </w:r>
+      <w:proofErr w:type="spellEnd"/>
+      <w:r>
+        <w:rPr>
+          <w:rFonts w:ascii="Bookman Old Style" w:eastAsia="Bookman Old Style" w:hAnsi="Bookman Old Style" w:cs="Bookman Old Style"/>
+          <w:sz w:val="24"/>
+          <w:szCs w:val="24"/>
+          <w:lang w:val="en"/>
+        </w:rPr>
+        <w:t xml:space="preserve"> </w:t>
+      </w:r>
+      <w:proofErr w:type="spellStart"/>
+      <w:r>
+        <w:rPr>
+          <w:rFonts w:ascii="Bookman Old Style" w:eastAsia="Bookman Old Style" w:hAnsi="Bookman Old Style" w:cs="Bookman Old Style"/>
+          <w:sz w:val="24"/>
+          <w:szCs w:val="24"/>
+          <w:lang w:val="en"/>
+        </w:rPr>
+        <w:t>dimaksud</w:t>
+      </w:r>
+      <w:proofErr w:type="spellEnd"/>
+      <w:r>
+        <w:rPr>
+          <w:rFonts w:ascii="Bookman Old Style" w:eastAsia="Bookman Old Style" w:hAnsi="Bookman Old Style" w:cs="Bookman Old Style"/>
+          <w:sz w:val="24"/>
+          <w:szCs w:val="24"/>
+          <w:lang w:val="en"/>
+        </w:rPr>
+        <w:t xml:space="preserve"> pada </w:t>
+      </w:r>
+      <w:proofErr w:type="spellStart"/>
+      <w:r>
+        <w:rPr>
+          <w:rFonts w:ascii="Bookman Old Style" w:eastAsia="Bookman Old Style" w:hAnsi="Bookman Old Style" w:cs="Bookman Old Style"/>
+          <w:sz w:val="24"/>
+          <w:szCs w:val="24"/>
+          <w:lang w:val="en"/>
+        </w:rPr>
+        <w:t>angka</w:t>
+      </w:r>
+      <w:proofErr w:type="spellEnd"/>
+      <w:r>
+        <w:rPr>
+          <w:rFonts w:ascii="Bookman Old Style" w:eastAsia="Bookman Old Style" w:hAnsi="Bookman Old Style" w:cs="Bookman Old Style"/>
+          <w:sz w:val="24"/>
+          <w:szCs w:val="24"/>
+          <w:lang w:val="en"/>
+        </w:rPr>
+        <w:t xml:space="preserve"> 4 yang </w:t>
+      </w:r>
+      <w:proofErr w:type="spellStart"/>
+      <w:r>
+        <w:rPr>
+          <w:rFonts w:ascii="Bookman Old Style" w:eastAsia="Bookman Old Style" w:hAnsi="Bookman Old Style" w:cs="Bookman Old Style"/>
+          <w:sz w:val="24"/>
+          <w:szCs w:val="24"/>
+          <w:lang w:val="en"/>
+        </w:rPr>
+        <w:t>memerlukan</w:t>
+      </w:r>
+      <w:proofErr w:type="spellEnd"/>
+      <w:r>
+        <w:rPr>
+          <w:rFonts w:ascii="Bookman Old Style" w:eastAsia="Bookman Old Style" w:hAnsi="Bookman Old Style" w:cs="Bookman Old Style"/>
+          <w:sz w:val="24"/>
+          <w:szCs w:val="24"/>
+          <w:lang w:val="en"/>
+        </w:rPr>
+        <w:t xml:space="preserve"> </w:t>
+      </w:r>
+      <w:proofErr w:type="spellStart"/>
+      <w:r>
+        <w:rPr>
+          <w:rFonts w:ascii="Bookman Old Style" w:eastAsia="Bookman Old Style" w:hAnsi="Bookman Old Style" w:cs="Bookman Old Style"/>
+          <w:sz w:val="24"/>
+          <w:szCs w:val="24"/>
+          <w:lang w:val="en"/>
+        </w:rPr>
+        <w:t>pemeriksaan</w:t>
+      </w:r>
+      <w:proofErr w:type="spellEnd"/>
+      <w:r>
+        <w:rPr>
+          <w:rFonts w:ascii="Bookman Old Style" w:eastAsia="Bookman Old Style" w:hAnsi="Bookman Old Style" w:cs="Bookman Old Style"/>
+          <w:sz w:val="24"/>
+          <w:szCs w:val="24"/>
+          <w:lang w:val="en"/>
+        </w:rPr>
+        <w:t xml:space="preserve"> </w:t>
+      </w:r>
+      <w:proofErr w:type="spellStart"/>
+      <w:r>
+        <w:rPr>
+          <w:rFonts w:ascii="Bookman Old Style" w:eastAsia="Bookman Old Style" w:hAnsi="Bookman Old Style" w:cs="Bookman Old Style"/>
+          <w:sz w:val="24"/>
+          <w:szCs w:val="24"/>
+          <w:lang w:val="en"/>
+        </w:rPr>
+        <w:t>lanjutan</w:t>
+      </w:r>
+      <w:proofErr w:type="spellEnd"/>
+      <w:r>
+        <w:rPr>
+          <w:rFonts w:ascii="Bookman Old Style" w:eastAsia="Bookman Old Style" w:hAnsi="Bookman Old Style" w:cs="Bookman Old Style"/>
+          <w:sz w:val="24"/>
+          <w:szCs w:val="24"/>
+          <w:lang w:val="en"/>
+        </w:rPr>
+        <w:t xml:space="preserve">, </w:t>
+      </w:r>
+      <w:proofErr w:type="spellStart"/>
+      <w:r>
+        <w:rPr>
+          <w:rFonts w:ascii="Bookman Old Style" w:eastAsia="Bookman Old Style" w:hAnsi="Bookman Old Style" w:cs="Bookman Old Style"/>
+          <w:sz w:val="24"/>
+          <w:szCs w:val="24"/>
+          <w:lang w:val="en"/>
+        </w:rPr>
+        <w:t>akan</w:t>
+      </w:r>
+      <w:proofErr w:type="spellEnd"/>
+      <w:r>
+        <w:rPr>
+          <w:rFonts w:ascii="Bookman Old Style" w:eastAsia="Bookman Old Style" w:hAnsi="Bookman Old Style" w:cs="Bookman Old Style"/>
+          <w:sz w:val="24"/>
+          <w:szCs w:val="24"/>
+          <w:lang w:val="en"/>
+        </w:rPr>
+        <w:t xml:space="preserve"> </w:t>
+      </w:r>
+      <w:proofErr w:type="spellStart"/>
+      <w:r>
+        <w:rPr>
+          <w:rFonts w:ascii="Bookman Old Style" w:eastAsia="Bookman Old Style" w:hAnsi="Bookman Old Style" w:cs="Bookman Old Style"/>
+          <w:sz w:val="24"/>
+          <w:szCs w:val="24"/>
+          <w:lang w:val="en"/>
+        </w:rPr>
+        <w:t>dilakukan</w:t>
+      </w:r>
+      <w:proofErr w:type="spellEnd"/>
+      <w:r>
+        <w:rPr>
+          <w:rFonts w:ascii="Bookman Old Style" w:eastAsia="Bookman Old Style" w:hAnsi="Bookman Old Style" w:cs="Bookman Old Style"/>
+          <w:sz w:val="24"/>
+          <w:szCs w:val="24"/>
+          <w:lang w:val="en"/>
+        </w:rPr>
+        <w:t xml:space="preserve"> </w:t>
+      </w:r>
+      <w:proofErr w:type="spellStart"/>
+      <w:r>
+        <w:rPr>
+          <w:rFonts w:ascii="Bookman Old Style" w:eastAsia="Bookman Old Style" w:hAnsi="Bookman Old Style" w:cs="Bookman Old Style"/>
+          <w:sz w:val="24"/>
+          <w:szCs w:val="24"/>
+          <w:lang w:val="en"/>
+        </w:rPr>
+        <w:t>pengecekan</w:t>
+      </w:r>
+      <w:proofErr w:type="spellEnd"/>
+      <w:r>
+        <w:rPr>
+          <w:rFonts w:ascii="Bookman Old Style" w:eastAsia="Bookman Old Style" w:hAnsi="Bookman Old Style" w:cs="Bookman Old Style"/>
+          <w:sz w:val="24"/>
+          <w:szCs w:val="24"/>
+          <w:lang w:val="en"/>
+        </w:rPr>
+        <w:t xml:space="preserve">, </w:t>
+      </w:r>
+      <w:proofErr w:type="spellStart"/>
+      <w:r>
+        <w:rPr>
+          <w:rFonts w:ascii="Bookman Old Style" w:eastAsia="Bookman Old Style" w:hAnsi="Bookman Old Style" w:cs="Bookman Old Style"/>
+          <w:sz w:val="24"/>
+          <w:szCs w:val="24"/>
+          <w:lang w:val="en"/>
+        </w:rPr>
+        <w:t>perubahan</w:t>
+      </w:r>
+      <w:proofErr w:type="spellEnd"/>
+      <w:r>
+        <w:rPr>
+          <w:rFonts w:ascii="Bookman Old Style" w:eastAsia="Bookman Old Style" w:hAnsi="Bookman Old Style" w:cs="Bookman Old Style"/>
+          <w:sz w:val="24"/>
+          <w:szCs w:val="24"/>
+          <w:lang w:val="en"/>
+        </w:rPr>
+        <w:t>, dan/</w:t>
+      </w:r>
+      <w:proofErr w:type="spellStart"/>
+      <w:r>
+        <w:rPr>
+          <w:rFonts w:ascii="Bookman Old Style" w:eastAsia="Bookman Old Style" w:hAnsi="Bookman Old Style" w:cs="Bookman Old Style"/>
+          <w:sz w:val="24"/>
+          <w:szCs w:val="24"/>
+          <w:lang w:val="en"/>
+        </w:rPr>
+        <w:t>atau</w:t>
+      </w:r>
+      <w:proofErr w:type="spellEnd"/>
+      <w:r>
+        <w:rPr>
+          <w:rFonts w:ascii="Bookman Old Style" w:eastAsia="Bookman Old Style" w:hAnsi="Bookman Old Style" w:cs="Bookman Old Style"/>
+          <w:sz w:val="24"/>
+          <w:szCs w:val="24"/>
+          <w:lang w:val="en"/>
+        </w:rPr>
+        <w:t xml:space="preserve"> </w:t>
+      </w:r>
+      <w:proofErr w:type="spellStart"/>
+      <w:r>
+        <w:rPr>
+          <w:rFonts w:ascii="Bookman Old Style" w:eastAsia="Bookman Old Style" w:hAnsi="Bookman Old Style" w:cs="Bookman Old Style"/>
+          <w:sz w:val="24"/>
+          <w:szCs w:val="24"/>
+          <w:lang w:val="en"/>
+        </w:rPr>
+        <w:t>kunjungan</w:t>
+      </w:r>
+      <w:proofErr w:type="spellEnd"/>
+      <w:r>
+        <w:rPr>
+          <w:rFonts w:ascii="Bookman Old Style" w:eastAsia="Bookman Old Style" w:hAnsi="Bookman Old Style" w:cs="Bookman Old Style"/>
+          <w:sz w:val="24"/>
+          <w:szCs w:val="24"/>
+          <w:lang w:val="en"/>
+        </w:rPr>
+        <w:t xml:space="preserve"> </w:t>
+      </w:r>
+      <w:proofErr w:type="spellStart"/>
+      <w:r>
+        <w:rPr>
+          <w:rFonts w:ascii="Bookman Old Style" w:eastAsia="Bookman Old Style" w:hAnsi="Bookman Old Style" w:cs="Bookman Old Style"/>
+          <w:sz w:val="24"/>
+          <w:szCs w:val="24"/>
+          <w:lang w:val="en"/>
+        </w:rPr>
+        <w:t>kembali</w:t>
+      </w:r>
+      <w:proofErr w:type="spellEnd"/>
+      <w:r>
+        <w:rPr>
+          <w:rFonts w:ascii="Bookman Old Style" w:eastAsia="Bookman Old Style" w:hAnsi="Bookman Old Style" w:cs="Bookman Old Style"/>
+          <w:sz w:val="24"/>
+          <w:szCs w:val="24"/>
+          <w:lang w:val="en"/>
+        </w:rPr>
+        <w:t xml:space="preserve"> </w:t>
+      </w:r>
+      <w:proofErr w:type="spellStart"/>
+      <w:r>
+        <w:rPr>
+          <w:rFonts w:ascii="Bookman Old Style" w:eastAsia="Bookman Old Style" w:hAnsi="Bookman Old Style" w:cs="Bookman Old Style"/>
+          <w:sz w:val="24"/>
+          <w:szCs w:val="24"/>
+          <w:lang w:val="en"/>
+        </w:rPr>
+        <w:t>ke</w:t>
+      </w:r>
+      <w:proofErr w:type="spellEnd"/>
+      <w:r>
+        <w:rPr>
+          <w:rFonts w:ascii="Bookman Old Style" w:eastAsia="Bookman Old Style" w:hAnsi="Bookman Old Style" w:cs="Bookman Old Style"/>
+          <w:sz w:val="24"/>
+          <w:szCs w:val="24"/>
+          <w:lang w:val="en"/>
+        </w:rPr>
+        <w:t xml:space="preserve"> </w:t>
+      </w:r>
+      <w:proofErr w:type="spellStart"/>
+      <w:r>
+        <w:rPr>
+          <w:rFonts w:ascii="Bookman Old Style" w:eastAsia="Bookman Old Style" w:hAnsi="Bookman Old Style" w:cs="Bookman Old Style"/>
+          <w:sz w:val="24"/>
+          <w:szCs w:val="24"/>
+          <w:lang w:val="en"/>
+        </w:rPr>
+        <w:t>lapangan</w:t>
+      </w:r>
+      <w:proofErr w:type="spellEnd"/>
+      <w:r>
+        <w:rPr>
+          <w:rFonts w:ascii="Bookman Old Style" w:eastAsia="Bookman Old Style" w:hAnsi="Bookman Old Style" w:cs="Bookman Old Style"/>
+          <w:sz w:val="24"/>
+          <w:szCs w:val="24"/>
+          <w:lang w:val="en"/>
+        </w:rPr>
+        <w:t xml:space="preserve"> </w:t>
+      </w:r>
+      <w:proofErr w:type="spellStart"/>
+      <w:r>
+        <w:rPr>
+          <w:rFonts w:ascii="Bookman Old Style" w:eastAsia="Bookman Old Style" w:hAnsi="Bookman Old Style" w:cs="Bookman Old Style"/>
+          <w:sz w:val="24"/>
+          <w:szCs w:val="24"/>
+          <w:lang w:val="en"/>
+        </w:rPr>
+        <w:t>merujuk</w:t>
+      </w:r>
+      <w:proofErr w:type="spellEnd"/>
+      <w:r>
+        <w:rPr>
+          <w:rFonts w:ascii="Bookman Old Style" w:eastAsia="Bookman Old Style" w:hAnsi="Bookman Old Style" w:cs="Bookman Old Style"/>
+          <w:sz w:val="24"/>
+          <w:szCs w:val="24"/>
+          <w:lang w:val="en"/>
+        </w:rPr>
+        <w:t xml:space="preserve"> pada </w:t>
+      </w:r>
+      <w:proofErr w:type="spellStart"/>
+      <w:r>
+        <w:rPr>
+          <w:rFonts w:ascii="Bookman Old Style" w:eastAsia="Bookman Old Style" w:hAnsi="Bookman Old Style" w:cs="Bookman Old Style"/>
+          <w:sz w:val="24"/>
+          <w:szCs w:val="24"/>
+          <w:lang w:val="en"/>
+        </w:rPr>
+        <w:t>perjanjian</w:t>
+      </w:r>
+      <w:proofErr w:type="spellEnd"/>
+      <w:r>
+        <w:rPr>
+          <w:rFonts w:ascii="Bookman Old Style" w:eastAsia="Bookman Old Style" w:hAnsi="Bookman Old Style" w:cs="Bookman Old Style"/>
+          <w:sz w:val="24"/>
+          <w:szCs w:val="24"/>
+          <w:lang w:val="en"/>
+        </w:rPr>
+        <w:t xml:space="preserve"> yang </w:t>
+      </w:r>
+      <w:proofErr w:type="spellStart"/>
+      <w:r>
+        <w:rPr>
+          <w:rFonts w:ascii="Bookman Old Style" w:eastAsia="Bookman Old Style" w:hAnsi="Bookman Old Style" w:cs="Bookman Old Style"/>
+          <w:sz w:val="24"/>
+          <w:szCs w:val="24"/>
+          <w:lang w:val="en"/>
+        </w:rPr>
+        <w:t>ditandatangani</w:t>
+      </w:r>
+      <w:proofErr w:type="spellEnd"/>
+      <w:r>
+        <w:rPr>
+          <w:rFonts w:ascii="Bookman Old Style" w:eastAsia="Bookman Old Style" w:hAnsi="Bookman Old Style" w:cs="Bookman Old Style"/>
+          <w:sz w:val="24"/>
+          <w:szCs w:val="24"/>
+          <w:lang w:val="en"/>
+        </w:rPr>
+        <w:t xml:space="preserve"> oleh </w:t>
       </w:r>
       <w:r>
         <w:rPr>
@@ -6234,14 +10143,45 @@
         </w:rPr>
         <w:t xml:space="preserve">PIHAK KEDUA </w:t>
       </w:r>
-      <w:r>
-        <w:rPr>
-          <w:rFonts w:ascii="Bookman Old Style" w:eastAsia="Bookman Old Style" w:hAnsi="Bookman Old Style" w:cs="Bookman Old Style"/>
-          <w:sz w:val="24"/>
-          <w:szCs w:val="24"/>
-          <w:lang w:val="en"/>
-        </w:rPr>
-        <w:t xml:space="preserve">menghapus Aplikasi </w:t>
+      <w:proofErr w:type="spellStart"/>
+      <w:r>
+        <w:rPr>
+          <w:rFonts w:ascii="Bookman Old Style" w:eastAsia="Bookman Old Style" w:hAnsi="Bookman Old Style" w:cs="Bookman Old Style"/>
+          <w:sz w:val="24"/>
+          <w:szCs w:val="24"/>
+          <w:lang w:val="en"/>
+        </w:rPr>
+        <w:t>menghapus</w:t>
+      </w:r>
+      <w:proofErr w:type="spellEnd"/>
+      <w:r>
+        <w:rPr>
+          <w:rFonts w:ascii="Bookman Old Style" w:eastAsia="Bookman Old Style" w:hAnsi="Bookman Old Style" w:cs="Bookman Old Style"/>
+          <w:sz w:val="24"/>
+          <w:szCs w:val="24"/>
+          <w:lang w:val="en"/>
+        </w:rPr>
+        <w:t xml:space="preserve"> </w:t>
+      </w:r>
+      <w:proofErr w:type="spellStart"/>
+      <w:r>
+        <w:rPr>
+          <w:rFonts w:ascii="Bookman Old Style" w:eastAsia="Bookman Old Style" w:hAnsi="Bookman Old Style" w:cs="Bookman Old Style"/>
+          <w:sz w:val="24"/>
+          <w:szCs w:val="24"/>
+          <w:lang w:val="en"/>
+        </w:rPr>
+        <w:t>Aplikasi</w:t>
+      </w:r>
+      <w:proofErr w:type="spellEnd"/>
+      <w:r>
+        <w:rPr>
+          <w:rFonts w:ascii="Bookman Old Style" w:eastAsia="Bookman Old Style" w:hAnsi="Bookman Old Style" w:cs="Bookman Old Style"/>
+          <w:sz w:val="24"/>
+          <w:szCs w:val="24"/>
+          <w:lang w:val="en"/>
+        </w:rPr>
+        <w:t xml:space="preserve"> </w:t>
       </w:r>
       <w:r>
         <w:rPr>
@@ -6261,7 +10201,67 @@
           <w:szCs w:val="24"/>
           <w:lang w:val="en"/>
         </w:rPr>
-        <w:t xml:space="preserve"> dan data hasil Pendataan Lapangan Sensus Ekonomi 2026 pada perangkat handphone </w:t>
+        <w:t xml:space="preserve"> dan data </w:t>
+      </w:r>
+      <w:proofErr w:type="spellStart"/>
+      <w:r>
+        <w:rPr>
+          <w:rFonts w:ascii="Bookman Old Style" w:eastAsia="Bookman Old Style" w:hAnsi="Bookman Old Style" w:cs="Bookman Old Style"/>
+          <w:sz w:val="24"/>
+          <w:szCs w:val="24"/>
+          <w:lang w:val="en"/>
+        </w:rPr>
+        <w:t>hasil</w:t>
+      </w:r>
+      <w:proofErr w:type="spellEnd"/>
+      <w:r>
+        <w:rPr>
+          <w:rFonts w:ascii="Bookman Old Style" w:eastAsia="Bookman Old Style" w:hAnsi="Bookman Old Style" w:cs="Bookman Old Style"/>
+          <w:sz w:val="24"/>
+          <w:szCs w:val="24"/>
+          <w:lang w:val="en"/>
+        </w:rPr>
+        <w:t xml:space="preserve"> </w:t>
+      </w:r>
+      <w:proofErr w:type="spellStart"/>
+      <w:r>
+        <w:rPr>
+          <w:rFonts w:ascii="Bookman Old Style" w:eastAsia="Bookman Old Style" w:hAnsi="Bookman Old Style" w:cs="Bookman Old Style"/>
+          <w:sz w:val="24"/>
+          <w:szCs w:val="24"/>
+          <w:lang w:val="en"/>
+        </w:rPr>
+        <w:t>Pendataan</w:t>
+      </w:r>
+      <w:proofErr w:type="spellEnd"/>
+      <w:r>
+        <w:rPr>
+          <w:rFonts w:ascii="Bookman Old Style" w:eastAsia="Bookman Old Style" w:hAnsi="Bookman Old Style" w:cs="Bookman Old Style"/>
+          <w:sz w:val="24"/>
+          <w:szCs w:val="24"/>
+          <w:lang w:val="en"/>
+        </w:rPr>
+        <w:t xml:space="preserve"> Lapangan Sensus Ekonomi 2026 pada </w:t>
+      </w:r>
+      <w:proofErr w:type="spellStart"/>
+      <w:r>
+        <w:rPr>
+          <w:rFonts w:ascii="Bookman Old Style" w:eastAsia="Bookman Old Style" w:hAnsi="Bookman Old Style" w:cs="Bookman Old Style"/>
+          <w:sz w:val="24"/>
+          <w:szCs w:val="24"/>
+          <w:lang w:val="en"/>
+        </w:rPr>
+        <w:t>perangkat</w:t>
+      </w:r>
+      <w:proofErr w:type="spellEnd"/>
+      <w:r>
+        <w:rPr>
+          <w:rFonts w:ascii="Bookman Old Style" w:eastAsia="Bookman Old Style" w:hAnsi="Bookman Old Style" w:cs="Bookman Old Style"/>
+          <w:sz w:val="24"/>
+          <w:szCs w:val="24"/>
+          <w:lang w:val="en"/>
+        </w:rPr>
+        <w:t xml:space="preserve"> handphone </w:t>
       </w:r>
       <w:r>
         <w:rPr>
@@ -6281,7 +10281,87 @@
           <w:szCs w:val="24"/>
           <w:lang w:val="en"/>
         </w:rPr>
-        <w:t xml:space="preserve"> disaksikan oleh pegawai BPS Kabupaten/Kota yang ditunjuk oleh </w:t>
+        <w:t xml:space="preserve"> </w:t>
+      </w:r>
+      <w:proofErr w:type="spellStart"/>
+      <w:r>
+        <w:rPr>
+          <w:rFonts w:ascii="Bookman Old Style" w:eastAsia="Bookman Old Style" w:hAnsi="Bookman Old Style" w:cs="Bookman Old Style"/>
+          <w:sz w:val="24"/>
+          <w:szCs w:val="24"/>
+          <w:lang w:val="en"/>
+        </w:rPr>
+        <w:t>disaksikan</w:t>
+      </w:r>
+      <w:proofErr w:type="spellEnd"/>
+      <w:r>
+        <w:rPr>
+          <w:rFonts w:ascii="Bookman Old Style" w:eastAsia="Bookman Old Style" w:hAnsi="Bookman Old Style" w:cs="Bookman Old Style"/>
+          <w:sz w:val="24"/>
+          <w:szCs w:val="24"/>
+          <w:lang w:val="en"/>
+        </w:rPr>
+        <w:t xml:space="preserve"> oleh </w:t>
+      </w:r>
+      <w:proofErr w:type="spellStart"/>
+      <w:r>
+        <w:rPr>
+          <w:rFonts w:ascii="Bookman Old Style" w:eastAsia="Bookman Old Style" w:hAnsi="Bookman Old Style" w:cs="Bookman Old Style"/>
+          <w:sz w:val="24"/>
+          <w:szCs w:val="24"/>
+          <w:lang w:val="en"/>
+        </w:rPr>
+        <w:t>pegawai</w:t>
+      </w:r>
+      <w:proofErr w:type="spellEnd"/>
+      <w:r>
+        <w:rPr>
+          <w:rFonts w:ascii="Bookman Old Style" w:eastAsia="Bookman Old Style" w:hAnsi="Bookman Old Style" w:cs="Bookman Old Style"/>
+          <w:sz w:val="24"/>
+          <w:szCs w:val="24"/>
+          <w:lang w:val="en"/>
+        </w:rPr>
+        <w:t xml:space="preserve"> BPS </w:t>
+      </w:r>
+      <w:proofErr w:type="spellStart"/>
+      <w:r>
+        <w:rPr>
+          <w:rFonts w:ascii="Bookman Old Style" w:eastAsia="Bookman Old Style" w:hAnsi="Bookman Old Style" w:cs="Bookman Old Style"/>
+          <w:sz w:val="24"/>
+          <w:szCs w:val="24"/>
+          <w:lang w:val="en"/>
+        </w:rPr>
+        <w:t>Kabupaten</w:t>
+      </w:r>
+      <w:proofErr w:type="spellEnd"/>
+      <w:r>
+        <w:rPr>
+          <w:rFonts w:ascii="Bookman Old Style" w:eastAsia="Bookman Old Style" w:hAnsi="Bookman Old Style" w:cs="Bookman Old Style"/>
+          <w:sz w:val="24"/>
+          <w:szCs w:val="24"/>
+          <w:lang w:val="en"/>
+        </w:rPr>
+        <w:t xml:space="preserve">/Kota yang </w:t>
+      </w:r>
+      <w:proofErr w:type="spellStart"/>
+      <w:r>
+        <w:rPr>
+          <w:rFonts w:ascii="Bookman Old Style" w:eastAsia="Bookman Old Style" w:hAnsi="Bookman Old Style" w:cs="Bookman Old Style"/>
+          <w:sz w:val="24"/>
+          <w:szCs w:val="24"/>
+          <w:lang w:val="en"/>
+        </w:rPr>
+        <w:t>ditunjuk</w:t>
+      </w:r>
+      <w:proofErr w:type="spellEnd"/>
+      <w:r>
+        <w:rPr>
+          <w:rFonts w:ascii="Bookman Old Style" w:eastAsia="Bookman Old Style" w:hAnsi="Bookman Old Style" w:cs="Bookman Old Style"/>
+          <w:sz w:val="24"/>
+          <w:szCs w:val="24"/>
+          <w:lang w:val="en"/>
+        </w:rPr>
+        <w:t xml:space="preserve"> oleh </w:t>
       </w:r>
       <w:r>
         <w:rPr>
@@ -6528,7 +10608,27 @@
                 <w:szCs w:val="24"/>
                 <w:lang w:val="en"/>
               </w:rPr>
-              <w:t>{nama_petugas}</w:t>
+              <w:t>{</w:t>
+            </w:r>
+            <w:proofErr w:type="spellStart"/>
+            <w:r>
+              <w:rPr>
+                <w:rFonts w:ascii="Bookman Old Style" w:eastAsia="Bookman Old Style" w:hAnsi="Bookman Old Style" w:cs="Bookman Old Style"/>
+                <w:sz w:val="24"/>
+                <w:szCs w:val="24"/>
+                <w:lang w:val="en"/>
+              </w:rPr>
+              <w:t>nama_petugas</w:t>
+            </w:r>
+            <w:proofErr w:type="spellEnd"/>
+            <w:r>
+              <w:rPr>
+                <w:rFonts w:ascii="Bookman Old Style" w:eastAsia="Bookman Old Style" w:hAnsi="Bookman Old Style" w:cs="Bookman Old Style"/>
+                <w:sz w:val="24"/>
+                <w:szCs w:val="24"/>
+                <w:lang w:val="en"/>
+              </w:rPr>
+              <w:t>}</w:t>
             </w:r>
             <w:r>
               <w:rPr>
@@ -6894,6 +10994,7 @@
                 <w:lang w:val="en"/>
               </w:rPr>
             </w:pPr>
+            <w:proofErr w:type="spellStart"/>
             <w:r>
               <w:rPr>
                 <w:rFonts w:ascii="Bookman Old Style" w:eastAsia="Bookman Old Style" w:hAnsi="Bookman Old Style" w:cs="Bookman Old Style"/>
@@ -6901,8 +11002,29 @@
                 <w:szCs w:val="24"/>
                 <w:lang w:val="en"/>
               </w:rPr>
-              <w:t>Uraian Pekerjaan</w:t>
-            </w:r>
+              <w:t>Uraian</w:t>
+            </w:r>
+            <w:proofErr w:type="spellEnd"/>
+            <w:r>
+              <w:rPr>
+                <w:rFonts w:ascii="Bookman Old Style" w:eastAsia="Bookman Old Style" w:hAnsi="Bookman Old Style" w:cs="Bookman Old Style"/>
+                <w:sz w:val="24"/>
+                <w:szCs w:val="24"/>
+                <w:lang w:val="en"/>
+              </w:rPr>
+              <w:t xml:space="preserve"> </w:t>
+            </w:r>
+            <w:proofErr w:type="spellStart"/>
+            <w:r>
+              <w:rPr>
+                <w:rFonts w:ascii="Bookman Old Style" w:eastAsia="Bookman Old Style" w:hAnsi="Bookman Old Style" w:cs="Bookman Old Style"/>
+                <w:sz w:val="24"/>
+                <w:szCs w:val="24"/>
+                <w:lang w:val="en"/>
+              </w:rPr>
+              <w:t>Pekerjaan</w:t>
+            </w:r>
+            <w:proofErr w:type="spellEnd"/>
           </w:p>
         </w:tc>
         <w:tc>
@@ -6929,8 +11051,19 @@
                 <w:szCs w:val="24"/>
                 <w:lang w:val="en"/>
               </w:rPr>
-              <w:t>Waktu Penyelesaian</w:t>
-            </w:r>
+              <w:t xml:space="preserve">Waktu </w:t>
+            </w:r>
+            <w:proofErr w:type="spellStart"/>
+            <w:r>
+              <w:rPr>
+                <w:rFonts w:ascii="Bookman Old Style" w:eastAsia="Bookman Old Style" w:hAnsi="Bookman Old Style" w:cs="Bookman Old Style"/>
+                <w:sz w:val="24"/>
+                <w:szCs w:val="24"/>
+                <w:lang w:val="en"/>
+              </w:rPr>
+              <w:t>Penyelesaian</w:t>
+            </w:r>
+            <w:proofErr w:type="spellEnd"/>
           </w:p>
         </w:tc>
         <w:tc>
@@ -6957,8 +11090,19 @@
                 <w:szCs w:val="24"/>
                 <w:lang w:val="en"/>
               </w:rPr>
-              <w:t>Target Pekerjaan</w:t>
-            </w:r>
+              <w:t xml:space="preserve">Target </w:t>
+            </w:r>
+            <w:proofErr w:type="spellStart"/>
+            <w:r>
+              <w:rPr>
+                <w:rFonts w:ascii="Bookman Old Style" w:eastAsia="Bookman Old Style" w:hAnsi="Bookman Old Style" w:cs="Bookman Old Style"/>
+                <w:sz w:val="24"/>
+                <w:szCs w:val="24"/>
+                <w:lang w:val="en"/>
+              </w:rPr>
+              <w:t>Pekerjaan</w:t>
+            </w:r>
+            <w:proofErr w:type="spellEnd"/>
           </w:p>
         </w:tc>
         <w:tc>
@@ -6978,6 +11122,7 @@
                 <w:lang w:val="en"/>
               </w:rPr>
             </w:pPr>
+            <w:proofErr w:type="spellStart"/>
             <w:r>
               <w:rPr>
                 <w:rFonts w:ascii="Bookman Old Style" w:eastAsia="Bookman Old Style" w:hAnsi="Bookman Old Style" w:cs="Bookman Old Style"/>
@@ -6985,8 +11130,29 @@
                 <w:szCs w:val="24"/>
                 <w:lang w:val="en"/>
               </w:rPr>
-              <w:t>Realisasi Pekerjaan</w:t>
-            </w:r>
+              <w:t>Realisasi</w:t>
+            </w:r>
+            <w:proofErr w:type="spellEnd"/>
+            <w:r>
+              <w:rPr>
+                <w:rFonts w:ascii="Bookman Old Style" w:eastAsia="Bookman Old Style" w:hAnsi="Bookman Old Style" w:cs="Bookman Old Style"/>
+                <w:sz w:val="24"/>
+                <w:szCs w:val="24"/>
+                <w:lang w:val="en"/>
+              </w:rPr>
+              <w:t xml:space="preserve"> </w:t>
+            </w:r>
+            <w:proofErr w:type="spellStart"/>
+            <w:r>
+              <w:rPr>
+                <w:rFonts w:ascii="Bookman Old Style" w:eastAsia="Bookman Old Style" w:hAnsi="Bookman Old Style" w:cs="Bookman Old Style"/>
+                <w:sz w:val="24"/>
+                <w:szCs w:val="24"/>
+                <w:lang w:val="en"/>
+              </w:rPr>
+              <w:t>Pekerjaan</w:t>
+            </w:r>
+            <w:proofErr w:type="spellEnd"/>
           </w:p>
         </w:tc>
         <w:tc>
@@ -7013,8 +11179,19 @@
                 <w:szCs w:val="24"/>
                 <w:lang w:val="en"/>
               </w:rPr>
-              <w:t>Nilai Perjanjian</w:t>
-            </w:r>
+              <w:t xml:space="preserve">Nilai </w:t>
+            </w:r>
+            <w:proofErr w:type="spellStart"/>
+            <w:r>
+              <w:rPr>
+                <w:rFonts w:ascii="Bookman Old Style" w:eastAsia="Bookman Old Style" w:hAnsi="Bookman Old Style" w:cs="Bookman Old Style"/>
+                <w:sz w:val="24"/>
+                <w:szCs w:val="24"/>
+                <w:lang w:val="en"/>
+              </w:rPr>
+              <w:t>Perjanjian</w:t>
+            </w:r>
+            <w:proofErr w:type="spellEnd"/>
           </w:p>
         </w:tc>
       </w:tr>
@@ -7077,6 +11254,7 @@
                 <w:lang w:val="en"/>
               </w:rPr>
             </w:pPr>
+            <w:proofErr w:type="spellStart"/>
             <w:r>
               <w:rPr>
                 <w:rFonts w:ascii="Bookman Old Style" w:eastAsia="Bookman Old Style" w:hAnsi="Bookman Old Style" w:cs="Bookman Old Style"/>
@@ -7086,6 +11264,7 @@
               </w:rPr>
               <w:t>Presentase</w:t>
             </w:r>
+            <w:proofErr w:type="spellEnd"/>
           </w:p>
         </w:tc>
         <w:tc>
@@ -7561,7 +11740,67 @@
                 <w:szCs w:val="24"/>
                 <w:lang w:val="en"/>
               </w:rPr>
-              <w:t xml:space="preserve">Telah mencapai target pekerjaan sebesar </w:t>
+              <w:t xml:space="preserve">Telah </w:t>
+            </w:r>
+            <w:proofErr w:type="spellStart"/>
+            <w:r>
+              <w:rPr>
+                <w:rFonts w:ascii="Bookman Old Style" w:eastAsia="Bookman Old Style" w:hAnsi="Bookman Old Style" w:cs="Bookman Old Style"/>
+                <w:sz w:val="24"/>
+                <w:szCs w:val="24"/>
+                <w:lang w:val="en"/>
+              </w:rPr>
+              <w:t>mencapai</w:t>
+            </w:r>
+            <w:proofErr w:type="spellEnd"/>
+            <w:r>
+              <w:rPr>
+                <w:rFonts w:ascii="Bookman Old Style" w:eastAsia="Bookman Old Style" w:hAnsi="Bookman Old Style" w:cs="Bookman Old Style"/>
+                <w:sz w:val="24"/>
+                <w:szCs w:val="24"/>
+                <w:lang w:val="en"/>
+              </w:rPr>
+              <w:t xml:space="preserve"> target </w:t>
+            </w:r>
+            <w:proofErr w:type="spellStart"/>
+            <w:r>
+              <w:rPr>
+                <w:rFonts w:ascii="Bookman Old Style" w:eastAsia="Bookman Old Style" w:hAnsi="Bookman Old Style" w:cs="Bookman Old Style"/>
+                <w:sz w:val="24"/>
+                <w:szCs w:val="24"/>
+                <w:lang w:val="en"/>
+              </w:rPr>
+              <w:t>pekerjaan</w:t>
+            </w:r>
+            <w:proofErr w:type="spellEnd"/>
+            <w:r>
+              <w:rPr>
+                <w:rFonts w:ascii="Bookman Old Style" w:eastAsia="Bookman Old Style" w:hAnsi="Bookman Old Style" w:cs="Bookman Old Style"/>
+                <w:sz w:val="24"/>
+                <w:szCs w:val="24"/>
+                <w:lang w:val="en"/>
+              </w:rPr>
+              <w:t xml:space="preserve"> </w:t>
+            </w:r>
+            <w:proofErr w:type="spellStart"/>
+            <w:r>
+              <w:rPr>
+                <w:rFonts w:ascii="Bookman Old Style" w:eastAsia="Bookman Old Style" w:hAnsi="Bookman Old Style" w:cs="Bookman Old Style"/>
+                <w:sz w:val="24"/>
+                <w:szCs w:val="24"/>
+                <w:lang w:val="en"/>
+              </w:rPr>
+              <w:t>sebesar</w:t>
+            </w:r>
+            <w:proofErr w:type="spellEnd"/>
+            <w:r>
+              <w:rPr>
+                <w:rFonts w:ascii="Bookman Old Style" w:eastAsia="Bookman Old Style" w:hAnsi="Bookman Old Style" w:cs="Bookman Old Style"/>
+                <w:sz w:val="24"/>
+                <w:szCs w:val="24"/>
+                <w:lang w:val="en"/>
+              </w:rPr>
+              <w:t xml:space="preserve"> </w:t>
             </w:r>
             <w:r>
               <w:rPr>
@@ -7575,6 +11814,7 @@
               </w:rPr>
               <w:t>{</w:t>
             </w:r>
+            <w:proofErr w:type="spellStart"/>
             <w:r>
               <w:rPr>
                 <w:rFonts w:ascii="Bookman Old Style" w:eastAsia="Bookman Old Style" w:hAnsi="Bookman Old Style" w:cs="Bookman Old Style"/>
@@ -7599,6 +11839,7 @@
               </w:rPr>
               <w:t>_ongoing</w:t>
             </w:r>
+            <w:proofErr w:type="spellEnd"/>
             <w:r>
               <w:rPr>
                 <w:rFonts w:ascii="Bookman Old Style" w:eastAsia="Bookman Old Style" w:hAnsi="Bookman Old Style" w:cs="Bookman Old Style"/>
@@ -8026,6 +12267,7 @@
                 <w:lang w:val="en"/>
               </w:rPr>
             </w:pPr>
+            <w:proofErr w:type="spellStart"/>
             <w:r>
               <w:rPr>
                 <w:rFonts w:ascii="Bookman Old Style" w:eastAsia="Bookman Old Style" w:hAnsi="Bookman Old Style" w:cs="Bookman Old Style"/>
@@ -8033,7 +12275,17 @@
                 <w:szCs w:val="24"/>
                 <w:lang w:val="en"/>
               </w:rPr>
-              <w:t>Jumlah SLS/sub-SLS</w:t>
+              <w:t>Jumlah</w:t>
+            </w:r>
+            <w:proofErr w:type="spellEnd"/>
+            <w:r>
+              <w:rPr>
+                <w:rFonts w:ascii="Bookman Old Style" w:eastAsia="Bookman Old Style" w:hAnsi="Bookman Old Style" w:cs="Bookman Old Style"/>
+                <w:sz w:val="24"/>
+                <w:szCs w:val="24"/>
+                <w:lang w:val="en"/>
+              </w:rPr>
+              <w:t xml:space="preserve"> SLS/sub-SLS</w:t>
             </w:r>
           </w:p>
         </w:tc>
@@ -8210,6 +12462,7 @@
               </w:rPr>
               <w:t>{</w:t>
             </w:r>
+            <w:proofErr w:type="spellStart"/>
             <w:r>
               <w:rPr>
                 <w:rFonts w:ascii="Bookman Old Style" w:eastAsia="Bookman Old Style" w:hAnsi="Bookman Old Style" w:cs="Bookman Old Style"/>
@@ -8219,6 +12472,7 @@
               </w:rPr>
               <w:t>kecamatan</w:t>
             </w:r>
+            <w:proofErr w:type="spellEnd"/>
             <w:r>
               <w:rPr>
                 <w:rFonts w:ascii="Bookman Old Style" w:eastAsia="Bookman Old Style" w:hAnsi="Bookman Old Style" w:cs="Bookman Old Style"/>
@@ -8253,7 +12507,27 @@
                 <w:szCs w:val="24"/>
                 <w:lang w:val="en"/>
               </w:rPr>
-              <w:t>{kelurahan}</w:t>
+              <w:t>{</w:t>
+            </w:r>
+            <w:proofErr w:type="spellStart"/>
+            <w:r>
+              <w:rPr>
+                <w:rFonts w:ascii="Bookman Old Style" w:eastAsia="Bookman Old Style" w:hAnsi="Bookman Old Style" w:cs="Bookman Old Style"/>
+                <w:sz w:val="24"/>
+                <w:szCs w:val="24"/>
+                <w:lang w:val="en"/>
+              </w:rPr>
+              <w:t>kelurahan</w:t>
+            </w:r>
+            <w:proofErr w:type="spellEnd"/>
+            <w:r>
+              <w:rPr>
+                <w:rFonts w:ascii="Bookman Old Style" w:eastAsia="Bookman Old Style" w:hAnsi="Bookman Old Style" w:cs="Bookman Old Style"/>
+                <w:sz w:val="24"/>
+                <w:szCs w:val="24"/>
+                <w:lang w:val="en"/>
+              </w:rPr>
+              <w:t>}</w:t>
             </w:r>
           </w:p>
         </w:tc>
@@ -8282,6 +12556,7 @@
               </w:rPr>
               <w:t>{</w:t>
             </w:r>
+            <w:proofErr w:type="spellStart"/>
             <w:r>
               <w:rPr>
                 <w:rFonts w:ascii="Bookman Old Style" w:eastAsia="Bookman Old Style" w:hAnsi="Bookman Old Style" w:cs="Bookman Old Style"/>
@@ -8291,6 +12566,7 @@
               </w:rPr>
               <w:t>jumlah</w:t>
             </w:r>
+            <w:proofErr w:type="spellEnd"/>
             <w:r>
               <w:rPr>
                 <w:rFonts w:ascii="Bookman Old Style" w:eastAsia="Bookman Old Style" w:hAnsi="Bookman Old Style" w:cs="Bookman Old Style"/>
@@ -8307,8 +12583,18 @@
                 <w:szCs w:val="24"/>
                 <w:lang w:val="en"/>
               </w:rPr>
+              <w:t>{</w:t>
+            </w:r>
+            <w:r>
+              <w:rPr>
+                <w:rFonts w:ascii="Bookman Old Style" w:eastAsia="Bookman Old Style" w:hAnsi="Bookman Old Style" w:cs="Bookman Old Style"/>
+                <w:sz w:val="24"/>
+                <w:szCs w:val="24"/>
+                <w:lang w:val="en"/>
+              </w:rPr>
               <w:t>/</w:t>
             </w:r>
+            <w:proofErr w:type="spellStart"/>
             <w:r>
               <w:rPr>
                 <w:rFonts w:ascii="Bookman Old Style" w:eastAsia="Bookman Old Style" w:hAnsi="Bookman Old Style" w:cs="Bookman Old Style"/>
@@ -8316,17 +12602,9 @@
                 <w:szCs w:val="24"/>
                 <w:lang w:val="en"/>
               </w:rPr>
-              <w:t>{</w:t>
-            </w:r>
-            <w:r>
-              <w:rPr>
-                <w:rFonts w:ascii="Bookman Old Style" w:eastAsia="Bookman Old Style" w:hAnsi="Bookman Old Style" w:cs="Bookman Old Style"/>
-                <w:sz w:val="24"/>
-                <w:szCs w:val="24"/>
-                <w:lang w:val="en"/>
-              </w:rPr>
               <w:t>peserta</w:t>
             </w:r>
+            <w:proofErr w:type="spellEnd"/>
             <w:r>
               <w:rPr>
                 <w:rFonts w:ascii="Bookman Old Style" w:eastAsia="Bookman Old Style" w:hAnsi="Bookman Old Style" w:cs="Bookman Old Style"/>
@@ -8366,14 +12644,45 @@
           <w:lang w:val="en"/>
         </w:rPr>
       </w:pPr>
-      <w:r>
-        <w:rPr>
-          <w:rFonts w:ascii="Bookman Old Style" w:eastAsia="Bookman Old Style" w:hAnsi="Bookman Old Style" w:cs="Bookman Old Style"/>
-          <w:sz w:val="24"/>
-          <w:szCs w:val="24"/>
-          <w:lang w:val="en"/>
-        </w:rPr>
-        <w:t>Screenshoot Aplikasi Fasih</w:t>
+      <w:proofErr w:type="spellStart"/>
+      <w:r>
+        <w:rPr>
+          <w:rFonts w:ascii="Bookman Old Style" w:eastAsia="Bookman Old Style" w:hAnsi="Bookman Old Style" w:cs="Bookman Old Style"/>
+          <w:sz w:val="24"/>
+          <w:szCs w:val="24"/>
+          <w:lang w:val="en"/>
+        </w:rPr>
+        <w:t>Screenshoot</w:t>
+      </w:r>
+      <w:proofErr w:type="spellEnd"/>
+      <w:r>
+        <w:rPr>
+          <w:rFonts w:ascii="Bookman Old Style" w:eastAsia="Bookman Old Style" w:hAnsi="Bookman Old Style" w:cs="Bookman Old Style"/>
+          <w:sz w:val="24"/>
+          <w:szCs w:val="24"/>
+          <w:lang w:val="en"/>
+        </w:rPr>
+        <w:t xml:space="preserve"> </w:t>
+      </w:r>
+      <w:proofErr w:type="spellStart"/>
+      <w:r>
+        <w:rPr>
+          <w:rFonts w:ascii="Bookman Old Style" w:eastAsia="Bookman Old Style" w:hAnsi="Bookman Old Style" w:cs="Bookman Old Style"/>
+          <w:sz w:val="24"/>
+          <w:szCs w:val="24"/>
+          <w:lang w:val="en"/>
+        </w:rPr>
+        <w:t>Aplikasi</w:t>
+      </w:r>
+      <w:proofErr w:type="spellEnd"/>
+      <w:r>
+        <w:rPr>
+          <w:rFonts w:ascii="Bookman Old Style" w:eastAsia="Bookman Old Style" w:hAnsi="Bookman Old Style" w:cs="Bookman Old Style"/>
+          <w:sz w:val="24"/>
+          <w:szCs w:val="24"/>
+          <w:lang w:val="en"/>
+        </w:rPr>
+        <w:t xml:space="preserve"> Fasih</w:t>
       </w:r>
     </w:p>
     <w:tbl>
@@ -8464,7 +12773,23 @@
                 <w:rFonts w:ascii="Arial" w:eastAsia="Arial" w:hAnsi="Arial"/>
                 <w:sz w:val="16"/>
               </w:rPr>
-              <w:t>{%foto3}{/foto_rows}</w:t>
+              <w:t>{%foto3}{/</w:t>
+            </w:r>
+            <w:proofErr w:type="spellStart"/>
+            <w:r>
+              <w:rPr>
+                <w:rFonts w:ascii="Arial" w:eastAsia="Arial" w:hAnsi="Arial"/>
+                <w:sz w:val="16"/>
+              </w:rPr>
+              <w:t>foto_rows</w:t>
+            </w:r>
+            <w:proofErr w:type="spellEnd"/>
+            <w:r>
+              <w:rPr>
+                <w:rFonts w:ascii="Arial" w:eastAsia="Arial" w:hAnsi="Arial"/>
+                <w:sz w:val="16"/>
+              </w:rPr>
+              <w:t>}</w:t>
             </w:r>
           </w:p>
         </w:tc>
@@ -8643,6 +12968,7 @@
               </w:rPr>
               <w:t>{</w:t>
             </w:r>
+            <w:proofErr w:type="spellStart"/>
             <w:r>
               <w:rPr>
                 <w:rFonts w:ascii="Bookman Old Style" w:eastAsia="Bookman Old Style" w:hAnsi="Bookman Old Style" w:cs="Bookman Old Style"/>
@@ -8652,6 +12978,7 @@
               </w:rPr>
               <w:t>nama_petugas</w:t>
             </w:r>
+            <w:proofErr w:type="spellEnd"/>
             <w:r>
               <w:rPr>
                 <w:rFonts w:ascii="Bookman Old Style" w:eastAsia="Bookman Old Style" w:hAnsi="Bookman Old Style" w:cs="Bookman Old Style"/>
@@ -9332,6 +13659,7 @@
                 <w:szCs w:val="16"/>
               </w:rPr>
             </w:pPr>
+            <w:proofErr w:type="spellStart"/>
             <w:r>
               <w:rPr>
                 <w:rFonts w:ascii="Arial" w:eastAsia="Times New Roman" w:hAnsi="Arial" w:cs="Arial"/>
@@ -9343,6 +13671,7 @@
               </w:rPr>
               <w:t>Realisasi</w:t>
             </w:r>
+            <w:proofErr w:type="spellEnd"/>
           </w:p>
         </w:tc>
         <w:tc>
@@ -9371,6 +13700,7 @@
                 <w:szCs w:val="16"/>
               </w:rPr>
             </w:pPr>
+            <w:proofErr w:type="spellStart"/>
             <w:r>
               <w:rPr>
                 <w:rFonts w:ascii="Arial" w:eastAsia="Times New Roman" w:hAnsi="Arial" w:cs="Arial"/>
@@ -9380,7 +13710,19 @@
                 <w:sz w:val="16"/>
                 <w:szCs w:val="16"/>
               </w:rPr>
-              <w:t>Persentase (%)</w:t>
+              <w:t>Persentase</w:t>
+            </w:r>
+            <w:proofErr w:type="spellEnd"/>
+            <w:r>
+              <w:rPr>
+                <w:rFonts w:ascii="Arial" w:eastAsia="Times New Roman" w:hAnsi="Arial" w:cs="Arial"/>
+                <w:b/>
+                <w:bCs/>
+                <w:color w:val="000000"/>
+                <w:sz w:val="16"/>
+                <w:szCs w:val="16"/>
+              </w:rPr>
+              <w:t xml:space="preserve"> (%)</w:t>
             </w:r>
           </w:p>
         </w:tc>
@@ -9411,6 +13753,7 @@
                 <w:szCs w:val="16"/>
               </w:rPr>
             </w:pPr>
+            <w:proofErr w:type="spellStart"/>
             <w:r>
               <w:rPr>
                 <w:rFonts w:ascii="Arial" w:eastAsia="Times New Roman" w:hAnsi="Arial" w:cs="Arial"/>
@@ -9422,6 +13765,7 @@
               </w:rPr>
               <w:t>Keterangan</w:t>
             </w:r>
+            <w:proofErr w:type="spellEnd"/>
           </w:p>
         </w:tc>
       </w:tr>
@@ -9528,8 +13872,21 @@
                 <w:sz w:val="16"/>
                 <w:szCs w:val="16"/>
               </w:rPr>
-              <w:t>Username Sobat</w:t>
-            </w:r>
+              <w:t xml:space="preserve">Username </w:t>
+            </w:r>
+            <w:proofErr w:type="spellStart"/>
+            <w:r>
+              <w:rPr>
+                <w:rFonts w:ascii="Arial" w:eastAsia="Times New Roman" w:hAnsi="Arial" w:cs="Arial"/>
+                <w:b/>
+                <w:bCs/>
+                <w:color w:val="000000"/>
+                <w:sz w:val="16"/>
+                <w:szCs w:val="16"/>
+              </w:rPr>
+              <w:t>Sobat</w:t>
+            </w:r>
+            <w:proofErr w:type="spellEnd"/>
           </w:p>
         </w:tc>
         <w:tc>
@@ -9604,8 +13961,21 @@
                 <w:sz w:val="16"/>
                 <w:szCs w:val="16"/>
               </w:rPr>
-              <w:t>Username Sobat</w:t>
-            </w:r>
+              <w:t xml:space="preserve">Username </w:t>
+            </w:r>
+            <w:proofErr w:type="spellStart"/>
+            <w:r>
+              <w:rPr>
+                <w:rFonts w:ascii="Arial" w:eastAsia="Times New Roman" w:hAnsi="Arial" w:cs="Arial"/>
+                <w:b/>
+                <w:bCs/>
+                <w:color w:val="000000"/>
+                <w:sz w:val="16"/>
+                <w:szCs w:val="16"/>
+              </w:rPr>
+              <w:t>Sobat</w:t>
+            </w:r>
+            <w:proofErr w:type="spellEnd"/>
           </w:p>
         </w:tc>
         <w:tc>
@@ -9714,6 +14084,7 @@
                 <w:szCs w:val="16"/>
               </w:rPr>
             </w:pPr>
+            <w:proofErr w:type="spellStart"/>
             <w:r>
               <w:rPr>
                 <w:rFonts w:ascii="Arial" w:eastAsia="Times New Roman" w:hAnsi="Arial" w:cs="Arial"/>
@@ -9725,6 +14096,7 @@
               </w:rPr>
               <w:t>Keluarga</w:t>
             </w:r>
+            <w:proofErr w:type="spellEnd"/>
           </w:p>
         </w:tc>
         <w:tc>
@@ -9790,6 +14162,7 @@
                 <w:szCs w:val="16"/>
               </w:rPr>
             </w:pPr>
+            <w:proofErr w:type="spellStart"/>
             <w:r>
               <w:rPr>
                 <w:rFonts w:ascii="Arial" w:eastAsia="Times New Roman" w:hAnsi="Arial" w:cs="Arial"/>
@@ -9801,6 +14174,7 @@
               </w:rPr>
               <w:t>Jumlah</w:t>
             </w:r>
+            <w:proofErr w:type="spellEnd"/>
           </w:p>
         </w:tc>
         <w:tc>
@@ -9828,6 +14202,7 @@
                 <w:szCs w:val="16"/>
               </w:rPr>
             </w:pPr>
+            <w:proofErr w:type="spellStart"/>
             <w:r>
               <w:rPr>
                 <w:rFonts w:ascii="Arial" w:eastAsia="Times New Roman" w:hAnsi="Arial" w:cs="Arial"/>
@@ -9839,6 +14214,7 @@
               </w:rPr>
               <w:t>Keluarga</w:t>
             </w:r>
+            <w:proofErr w:type="spellEnd"/>
           </w:p>
         </w:tc>
         <w:tc>
@@ -9904,6 +14280,7 @@
                 <w:szCs w:val="16"/>
               </w:rPr>
             </w:pPr>
+            <w:proofErr w:type="spellStart"/>
             <w:r>
               <w:rPr>
                 <w:rFonts w:ascii="Arial" w:eastAsia="Times New Roman" w:hAnsi="Arial" w:cs="Arial"/>
@@ -9915,6 +14292,7 @@
               </w:rPr>
               <w:t>Jumlah</w:t>
             </w:r>
+            <w:proofErr w:type="spellEnd"/>
           </w:p>
         </w:tc>
         <w:tc>
@@ -10681,7 +15059,27 @@
                 <w:sz w:val="16"/>
                 <w:szCs w:val="16"/>
               </w:rPr>
-              <w:t>{nama_petugas}</w:t>
+              <w:t>{</w:t>
+            </w:r>
+            <w:proofErr w:type="spellStart"/>
+            <w:r>
+              <w:rPr>
+                <w:rFonts w:ascii="Arial" w:eastAsia="Times New Roman" w:hAnsi="Arial" w:cs="Arial"/>
+                <w:color w:val="000000"/>
+                <w:sz w:val="16"/>
+                <w:szCs w:val="16"/>
+              </w:rPr>
+              <w:t>nama_petugas</w:t>
+            </w:r>
+            <w:proofErr w:type="spellEnd"/>
+            <w:r>
+              <w:rPr>
+                <w:rFonts w:ascii="Arial" w:eastAsia="Times New Roman" w:hAnsi="Arial" w:cs="Arial"/>
+                <w:color w:val="000000"/>
+                <w:sz w:val="16"/>
+                <w:szCs w:val="16"/>
+              </w:rPr>
+              <w:t>}</w:t>
             </w:r>
           </w:p>
           <w:p>
@@ -10745,7 +15143,27 @@
                 <w:sz w:val="16"/>
                 <w:szCs w:val="16"/>
               </w:rPr>
-              <w:t>{email_petugas}</w:t>
+              <w:t>{</w:t>
+            </w:r>
+            <w:proofErr w:type="spellStart"/>
+            <w:r>
+              <w:rPr>
+                <w:rFonts w:ascii="Arial" w:eastAsia="Times New Roman" w:hAnsi="Arial" w:cs="Arial"/>
+                <w:color w:val="000000"/>
+                <w:sz w:val="16"/>
+                <w:szCs w:val="16"/>
+              </w:rPr>
+              <w:t>email_petugas</w:t>
+            </w:r>
+            <w:proofErr w:type="spellEnd"/>
+            <w:r>
+              <w:rPr>
+                <w:rFonts w:ascii="Arial" w:eastAsia="Times New Roman" w:hAnsi="Arial" w:cs="Arial"/>
+                <w:color w:val="000000"/>
+                <w:sz w:val="16"/>
+                <w:szCs w:val="16"/>
+              </w:rPr>
+              <w:t>}</w:t>
             </w:r>
           </w:p>
           <w:p>
@@ -10809,7 +15227,27 @@
                 <w:sz w:val="16"/>
                 <w:szCs w:val="16"/>
               </w:rPr>
-              <w:t>{nama_ppl}</w:t>
+              <w:t>{</w:t>
+            </w:r>
+            <w:proofErr w:type="spellStart"/>
+            <w:r>
+              <w:rPr>
+                <w:rFonts w:ascii="Arial" w:eastAsia="Times New Roman" w:hAnsi="Arial" w:cs="Arial"/>
+                <w:color w:val="000000"/>
+                <w:sz w:val="16"/>
+                <w:szCs w:val="16"/>
+              </w:rPr>
+              <w:t>nama_ppl</w:t>
+            </w:r>
+            <w:proofErr w:type="spellEnd"/>
+            <w:r>
+              <w:rPr>
+                <w:rFonts w:ascii="Arial" w:eastAsia="Times New Roman" w:hAnsi="Arial" w:cs="Arial"/>
+                <w:color w:val="000000"/>
+                <w:sz w:val="16"/>
+                <w:szCs w:val="16"/>
+              </w:rPr>
+              <w:t>}</w:t>
             </w:r>
           </w:p>
           <w:p>
@@ -10873,7 +15311,27 @@
                 <w:sz w:val="16"/>
                 <w:szCs w:val="16"/>
               </w:rPr>
-              <w:t>{email_ppl}</w:t>
+              <w:t>{</w:t>
+            </w:r>
+            <w:proofErr w:type="spellStart"/>
+            <w:r>
+              <w:rPr>
+                <w:rFonts w:ascii="Arial" w:eastAsia="Times New Roman" w:hAnsi="Arial" w:cs="Arial"/>
+                <w:color w:val="000000"/>
+                <w:sz w:val="16"/>
+                <w:szCs w:val="16"/>
+              </w:rPr>
+              <w:t>email_ppl</w:t>
+            </w:r>
+            <w:proofErr w:type="spellEnd"/>
+            <w:r>
+              <w:rPr>
+                <w:rFonts w:ascii="Arial" w:eastAsia="Times New Roman" w:hAnsi="Arial" w:cs="Arial"/>
+                <w:color w:val="000000"/>
+                <w:sz w:val="16"/>
+                <w:szCs w:val="16"/>
+              </w:rPr>
+              <w:t>}</w:t>
             </w:r>
           </w:p>
           <w:p>
@@ -10939,7 +15397,27 @@
                 <w:sz w:val="16"/>
                 <w:szCs w:val="16"/>
               </w:rPr>
-              <w:t>{kode_kecamatan}</w:t>
+              <w:t>{</w:t>
+            </w:r>
+            <w:proofErr w:type="spellStart"/>
+            <w:r>
+              <w:rPr>
+                <w:rFonts w:ascii="Arial" w:eastAsia="Times New Roman" w:hAnsi="Arial" w:cs="Arial"/>
+                <w:color w:val="000000"/>
+                <w:sz w:val="16"/>
+                <w:szCs w:val="16"/>
+              </w:rPr>
+              <w:t>kode_kecamatan</w:t>
+            </w:r>
+            <w:proofErr w:type="spellEnd"/>
+            <w:r>
+              <w:rPr>
+                <w:rFonts w:ascii="Arial" w:eastAsia="Times New Roman" w:hAnsi="Arial" w:cs="Arial"/>
+                <w:color w:val="000000"/>
+                <w:sz w:val="16"/>
+                <w:szCs w:val="16"/>
+              </w:rPr>
+              <w:t>}</w:t>
             </w:r>
           </w:p>
           <w:p>
@@ -10985,7 +15463,27 @@
                 <w:sz w:val="16"/>
                 <w:szCs w:val="16"/>
               </w:rPr>
-              <w:t>{kode_kelurahan}</w:t>
+              <w:t>{</w:t>
+            </w:r>
+            <w:proofErr w:type="spellStart"/>
+            <w:r>
+              <w:rPr>
+                <w:rFonts w:ascii="Arial" w:eastAsia="Times New Roman" w:hAnsi="Arial" w:cs="Arial"/>
+                <w:color w:val="000000"/>
+                <w:sz w:val="16"/>
+                <w:szCs w:val="16"/>
+              </w:rPr>
+              <w:t>kode_kelurahan</w:t>
+            </w:r>
+            <w:proofErr w:type="spellEnd"/>
+            <w:r>
+              <w:rPr>
+                <w:rFonts w:ascii="Arial" w:eastAsia="Times New Roman" w:hAnsi="Arial" w:cs="Arial"/>
+                <w:color w:val="000000"/>
+                <w:sz w:val="16"/>
+                <w:szCs w:val="16"/>
+              </w:rPr>
+              <w:t>}</w:t>
             </w:r>
           </w:p>
           <w:p>
@@ -11061,7 +15559,27 @@
                 <w:sz w:val="16"/>
                 <w:szCs w:val="16"/>
               </w:rPr>
-              <w:t>{kode_sls}</w:t>
+              <w:t>{</w:t>
+            </w:r>
+            <w:proofErr w:type="spellStart"/>
+            <w:r>
+              <w:rPr>
+                <w:rFonts w:ascii="Arial" w:eastAsia="Times New Roman" w:hAnsi="Arial" w:cs="Arial"/>
+                <w:color w:val="000000"/>
+                <w:sz w:val="16"/>
+                <w:szCs w:val="16"/>
+              </w:rPr>
+              <w:t>kode_sls</w:t>
+            </w:r>
+            <w:proofErr w:type="spellEnd"/>
+            <w:r>
+              <w:rPr>
+                <w:rFonts w:ascii="Arial" w:eastAsia="Times New Roman" w:hAnsi="Arial" w:cs="Arial"/>
+                <w:color w:val="000000"/>
+                <w:sz w:val="16"/>
+                <w:szCs w:val="16"/>
+              </w:rPr>
+              <w:t>}</w:t>
             </w:r>
           </w:p>
           <w:p>
@@ -11127,7 +15645,27 @@
                 <w:sz w:val="16"/>
                 <w:szCs w:val="16"/>
               </w:rPr>
-              <w:t>{pre_keluarga}</w:t>
+              <w:t>{</w:t>
+            </w:r>
+            <w:proofErr w:type="spellStart"/>
+            <w:r>
+              <w:rPr>
+                <w:rFonts w:ascii="Arial" w:eastAsia="Times New Roman" w:hAnsi="Arial" w:cs="Arial"/>
+                <w:color w:val="000000"/>
+                <w:sz w:val="16"/>
+                <w:szCs w:val="16"/>
+              </w:rPr>
+              <w:t>pre_keluarga</w:t>
+            </w:r>
+            <w:proofErr w:type="spellEnd"/>
+            <w:r>
+              <w:rPr>
+                <w:rFonts w:ascii="Arial" w:eastAsia="Times New Roman" w:hAnsi="Arial" w:cs="Arial"/>
+                <w:color w:val="000000"/>
+                <w:sz w:val="16"/>
+                <w:szCs w:val="16"/>
+              </w:rPr>
+              <w:t>}</w:t>
             </w:r>
           </w:p>
           <w:p>
@@ -11192,7 +15730,27 @@
                 <w:sz w:val="16"/>
                 <w:szCs w:val="16"/>
               </w:rPr>
-              <w:t>{pre_usaha}</w:t>
+              <w:t>{</w:t>
+            </w:r>
+            <w:proofErr w:type="spellStart"/>
+            <w:r>
+              <w:rPr>
+                <w:rFonts w:ascii="Arial" w:eastAsia="Times New Roman" w:hAnsi="Arial" w:cs="Arial"/>
+                <w:color w:val="000000"/>
+                <w:sz w:val="16"/>
+                <w:szCs w:val="16"/>
+              </w:rPr>
+              <w:t>pre_usaha</w:t>
+            </w:r>
+            <w:proofErr w:type="spellEnd"/>
+            <w:r>
+              <w:rPr>
+                <w:rFonts w:ascii="Arial" w:eastAsia="Times New Roman" w:hAnsi="Arial" w:cs="Arial"/>
+                <w:color w:val="000000"/>
+                <w:sz w:val="16"/>
+                <w:szCs w:val="16"/>
+              </w:rPr>
+              <w:t>}</w:t>
             </w:r>
           </w:p>
           <w:p>
@@ -11257,7 +15815,27 @@
                 <w:sz w:val="16"/>
                 <w:szCs w:val="16"/>
               </w:rPr>
-              <w:t>{jumlah_pre}</w:t>
+              <w:t>{</w:t>
+            </w:r>
+            <w:proofErr w:type="spellStart"/>
+            <w:r>
+              <w:rPr>
+                <w:rFonts w:ascii="Arial" w:eastAsia="Times New Roman" w:hAnsi="Arial" w:cs="Arial"/>
+                <w:color w:val="000000"/>
+                <w:sz w:val="16"/>
+                <w:szCs w:val="16"/>
+              </w:rPr>
+              <w:t>jumlah_pre</w:t>
+            </w:r>
+            <w:proofErr w:type="spellEnd"/>
+            <w:r>
+              <w:rPr>
+                <w:rFonts w:ascii="Arial" w:eastAsia="Times New Roman" w:hAnsi="Arial" w:cs="Arial"/>
+                <w:color w:val="000000"/>
+                <w:sz w:val="16"/>
+                <w:szCs w:val="16"/>
+              </w:rPr>
+              <w:t>}</w:t>
             </w:r>
           </w:p>
           <w:p>
@@ -11322,7 +15900,27 @@
                 <w:sz w:val="16"/>
                 <w:szCs w:val="16"/>
               </w:rPr>
-              <w:t>{realisasi_keluarga}</w:t>
+              <w:t>{</w:t>
+            </w:r>
+            <w:proofErr w:type="spellStart"/>
+            <w:r>
+              <w:rPr>
+                <w:rFonts w:ascii="Arial" w:eastAsia="Times New Roman" w:hAnsi="Arial" w:cs="Arial"/>
+                <w:color w:val="000000"/>
+                <w:sz w:val="16"/>
+                <w:szCs w:val="16"/>
+              </w:rPr>
+              <w:t>realisasi_keluarga</w:t>
+            </w:r>
+            <w:proofErr w:type="spellEnd"/>
+            <w:r>
+              <w:rPr>
+                <w:rFonts w:ascii="Arial" w:eastAsia="Times New Roman" w:hAnsi="Arial" w:cs="Arial"/>
+                <w:color w:val="000000"/>
+                <w:sz w:val="16"/>
+                <w:szCs w:val="16"/>
+              </w:rPr>
+              <w:t>}</w:t>
             </w:r>
           </w:p>
           <w:p>
@@ -11387,7 +15985,27 @@
                 <w:sz w:val="16"/>
                 <w:szCs w:val="16"/>
               </w:rPr>
-              <w:t>{realisasi_usaha}</w:t>
+              <w:t>{</w:t>
+            </w:r>
+            <w:proofErr w:type="spellStart"/>
+            <w:r>
+              <w:rPr>
+                <w:rFonts w:ascii="Arial" w:eastAsia="Times New Roman" w:hAnsi="Arial" w:cs="Arial"/>
+                <w:color w:val="000000"/>
+                <w:sz w:val="16"/>
+                <w:szCs w:val="16"/>
+              </w:rPr>
+              <w:t>realisasi_usaha</w:t>
+            </w:r>
+            <w:proofErr w:type="spellEnd"/>
+            <w:r>
+              <w:rPr>
+                <w:rFonts w:ascii="Arial" w:eastAsia="Times New Roman" w:hAnsi="Arial" w:cs="Arial"/>
+                <w:color w:val="000000"/>
+                <w:sz w:val="16"/>
+                <w:szCs w:val="16"/>
+              </w:rPr>
+              <w:t>}</w:t>
             </w:r>
           </w:p>
           <w:p>
@@ -11452,7 +16070,27 @@
                 <w:sz w:val="16"/>
                 <w:szCs w:val="16"/>
               </w:rPr>
-              <w:t>{jumlah_realisasi}</w:t>
+              <w:t>{</w:t>
+            </w:r>
+            <w:proofErr w:type="spellStart"/>
+            <w:r>
+              <w:rPr>
+                <w:rFonts w:ascii="Arial" w:eastAsia="Times New Roman" w:hAnsi="Arial" w:cs="Arial"/>
+                <w:color w:val="000000"/>
+                <w:sz w:val="16"/>
+                <w:szCs w:val="16"/>
+              </w:rPr>
+              <w:t>jumlah_realisasi</w:t>
+            </w:r>
+            <w:proofErr w:type="spellEnd"/>
+            <w:r>
+              <w:rPr>
+                <w:rFonts w:ascii="Arial" w:eastAsia="Times New Roman" w:hAnsi="Arial" w:cs="Arial"/>
+                <w:color w:val="000000"/>
+                <w:sz w:val="16"/>
+                <w:szCs w:val="16"/>
+              </w:rPr>
+              <w:t>}</w:t>
             </w:r>
           </w:p>
           <w:p>
@@ -11517,7 +16155,47 @@
                 <w:sz w:val="16"/>
                 <w:szCs w:val="16"/>
               </w:rPr>
-              <w:t>{persentase}{/peserta}</w:t>
+              <w:t>{</w:t>
+            </w:r>
+            <w:proofErr w:type="spellStart"/>
+            <w:r>
+              <w:rPr>
+                <w:rFonts w:ascii="Arial" w:eastAsia="Times New Roman" w:hAnsi="Arial" w:cs="Arial"/>
+                <w:color w:val="000000"/>
+                <w:sz w:val="16"/>
+                <w:szCs w:val="16"/>
+              </w:rPr>
+              <w:t>persentase</w:t>
+            </w:r>
+            <w:proofErr w:type="spellEnd"/>
+            <w:r>
+              <w:rPr>
+                <w:rFonts w:ascii="Arial" w:eastAsia="Times New Roman" w:hAnsi="Arial" w:cs="Arial"/>
+                <w:color w:val="000000"/>
+                <w:sz w:val="16"/>
+                <w:szCs w:val="16"/>
+              </w:rPr>
+              <w:t>}{/</w:t>
+            </w:r>
+            <w:proofErr w:type="spellStart"/>
+            <w:r>
+              <w:rPr>
+                <w:rFonts w:ascii="Arial" w:eastAsia="Times New Roman" w:hAnsi="Arial" w:cs="Arial"/>
+                <w:color w:val="000000"/>
+                <w:sz w:val="16"/>
+                <w:szCs w:val="16"/>
+              </w:rPr>
+              <w:t>peserta</w:t>
+            </w:r>
+            <w:proofErr w:type="spellEnd"/>
+            <w:r>
+              <w:rPr>
+                <w:rFonts w:ascii="Arial" w:eastAsia="Times New Roman" w:hAnsi="Arial" w:cs="Arial"/>
+                <w:color w:val="000000"/>
+                <w:sz w:val="16"/>
+                <w:szCs w:val="16"/>
+              </w:rPr>
+              <w:t>}</w:t>
             </w:r>
           </w:p>
           <w:p>
@@ -11588,6 +16266,7 @@
                 <w:szCs w:val="16"/>
               </w:rPr>
             </w:pPr>
+            <w:proofErr w:type="spellStart"/>
             <w:r>
               <w:rPr>
                 <w:rFonts w:ascii="Arial" w:eastAsia="Times New Roman" w:hAnsi="Arial" w:cs="Arial"/>
@@ -11599,6 +16278,7 @@
               </w:rPr>
               <w:t>Jumlah</w:t>
             </w:r>
+            <w:proofErr w:type="spellEnd"/>
           </w:p>
         </w:tc>
         <w:tc>
@@ -11818,7 +16498,31 @@
                 <w:sz w:val="16"/>
                 <w:szCs w:val="16"/>
               </w:rPr>
-              <w:t>{average_persentase}</w:t>
+              <w:t>{</w:t>
+            </w:r>
+            <w:proofErr w:type="spellStart"/>
+            <w:r>
+              <w:rPr>
+                <w:rFonts w:ascii="Arial" w:eastAsia="Times New Roman" w:hAnsi="Arial" w:cs="Arial"/>
+                <w:b/>
+                <w:bCs/>
+                <w:color w:val="000000"/>
+                <w:sz w:val="16"/>
+                <w:szCs w:val="16"/>
+              </w:rPr>
+              <w:t>average_persentase</w:t>
+            </w:r>
+            <w:proofErr w:type="spellEnd"/>
+            <w:r>
+              <w:rPr>
+                <w:rFonts w:ascii="Arial" w:eastAsia="Times New Roman" w:hAnsi="Arial" w:cs="Arial"/>
+                <w:b/>
+                <w:bCs/>
+                <w:color w:val="000000"/>
+                <w:sz w:val="16"/>
+                <w:szCs w:val="16"/>
+              </w:rPr>
+              <w:t>}</w:t>
             </w:r>
           </w:p>
           <w:p>

--- a/public/templates/BERKAS PEMBAYARAN PPL TERMIN II (1).docx
+++ b/public/templates/BERKAS PEMBAYARAN PPL TERMIN II (1).docx
@@ -2551,7 +2551,27 @@
           <w:sz w:val="24"/>
           <w:szCs w:val="24"/>
         </w:rPr>
-        <w:t xml:space="preserve"> Lapangan  Sensus Ekonomi 2026 pada Badan Pusat </w:t>
+        <w:t xml:space="preserve"> </w:t>
+      </w:r>
+      <w:proofErr w:type="gramStart"/>
+      <w:r>
+        <w:rPr>
+          <w:rFonts w:ascii="Bookman Old Style" w:eastAsia="Bookman Old Style" w:hAnsi="Bookman Old Style" w:cs="Bookman Old Style"/>
+          <w:color w:val="000000"/>
+          <w:sz w:val="24"/>
+          <w:szCs w:val="24"/>
+        </w:rPr>
+        <w:t>Lapangan  Sensus</w:t>
+      </w:r>
+      <w:proofErr w:type="gramEnd"/>
+      <w:r>
+        <w:rPr>
+          <w:rFonts w:ascii="Bookman Old Style" w:eastAsia="Bookman Old Style" w:hAnsi="Bookman Old Style" w:cs="Bookman Old Style"/>
+          <w:color w:val="000000"/>
+          <w:sz w:val="24"/>
+          <w:szCs w:val="24"/>
+        </w:rPr>
+        <w:t xml:space="preserve"> Ekonomi 2026 pada Badan Pusat </w:t>
       </w:r>
       <w:proofErr w:type="spellStart"/>
       <w:r>
@@ -6045,6 +6065,7 @@
               </w:rPr>
               <w:t>sls_</w:t>
             </w:r>
+            <w:proofErr w:type="gramStart"/>
             <w:r>
               <w:rPr>
                 <w:rFonts w:ascii="Bookman Old Style" w:eastAsia="Bookman Old Style" w:hAnsi="Bookman Old Style" w:cs="Bookman Old Style"/>
@@ -6074,7 +6095,16 @@
                 <w:sz w:val="24"/>
                 <w:szCs w:val="24"/>
               </w:rPr>
-              <w:t xml:space="preserve">SLS/Sub-SLS </w:t>
+              <w:t>SLS</w:t>
+            </w:r>
+            <w:proofErr w:type="gramEnd"/>
+            <w:r>
+              <w:rPr>
+                <w:rFonts w:ascii="Bookman Old Style" w:eastAsia="Bookman Old Style" w:hAnsi="Bookman Old Style" w:cs="Bookman Old Style"/>
+                <w:sz w:val="24"/>
+                <w:szCs w:val="24"/>
+              </w:rPr>
+              <w:t xml:space="preserve">/Sub-SLS </w:t>
             </w:r>
           </w:p>
         </w:tc>
@@ -6409,6 +6439,58 @@
           <w:szCs w:val="24"/>
         </w:rPr>
         <w:t xml:space="preserve"> Fasih</w:t>
+      </w:r>
+    </w:p>
+    <w:p>
+      <w:pPr>
+        <w:widowControl w:val="0"/>
+        <w:spacing w:after="0" w:line="240" w:lineRule="auto"/>
+        <w:ind w:left="720"/>
+        <w:jc w:val="center"/>
+        <w:rPr>
+          <w:rFonts w:ascii="Bookman Old Style" w:eastAsia="Bookman Old Style" w:hAnsi="Bookman Old Style" w:cs="Bookman Old Style"/>
+          <w:sz w:val="24"/>
+          <w:szCs w:val="24"/>
+          <w:lang w:val="en"/>
+        </w:rPr>
+      </w:pPr>
+      <w:r>
+        <w:rPr>
+          <w:rFonts w:ascii="Bookman Old Style" w:eastAsia="Bookman Old Style" w:hAnsi="Bookman Old Style" w:cs="Bookman Old Style"/>
+          <w:sz w:val="24"/>
+          <w:szCs w:val="24"/>
+          <w:lang w:val="en"/>
+        </w:rPr>
+        <w:t>{</w:t>
+      </w:r>
+      <w:r>
+        <w:rPr>
+          <w:rFonts w:ascii="Bookman Old Style" w:eastAsia="Bookman Old Style" w:hAnsi="Bookman Old Style" w:cs="Bookman Old Style"/>
+          <w:sz w:val="24"/>
+          <w:szCs w:val="24"/>
+          <w:lang w:val="en"/>
+        </w:rPr>
+        <w:t>%</w:t>
+      </w:r>
+      <w:proofErr w:type="spellStart"/>
+      <w:r>
+        <w:rPr>
+          <w:rFonts w:ascii="Bookman Old Style" w:eastAsia="Bookman Old Style" w:hAnsi="Bookman Old Style" w:cs="Bookman Old Style"/>
+          <w:sz w:val="24"/>
+          <w:szCs w:val="24"/>
+          <w:lang w:val="en"/>
+        </w:rPr>
+        <w:t>halaman_depan</w:t>
+      </w:r>
+      <w:proofErr w:type="spellEnd"/>
+      <w:r>
+        <w:rPr>
+          <w:rFonts w:ascii="Bookman Old Style" w:eastAsia="Bookman Old Style" w:hAnsi="Bookman Old Style" w:cs="Bookman Old Style"/>
+          <w:sz w:val="24"/>
+          <w:szCs w:val="24"/>
+          <w:lang w:val="en"/>
+        </w:rPr>
+        <w:t>}</w:t>
       </w:r>
     </w:p>
     <w:tbl>
@@ -6449,7 +6531,23 @@
                 <w:rFonts w:ascii="Arial" w:eastAsia="Arial" w:hAnsi="Arial"/>
                 <w:sz w:val="16"/>
               </w:rPr>
-              <w:t>{#foto_rows}{%foto1}</w:t>
+              <w:t>{#foto_</w:t>
+            </w:r>
+            <w:proofErr w:type="gramStart"/>
+            <w:r>
+              <w:rPr>
+                <w:rFonts w:ascii="Arial" w:eastAsia="Arial" w:hAnsi="Arial"/>
+                <w:sz w:val="16"/>
+              </w:rPr>
+              <w:t>rows}{</w:t>
+            </w:r>
+            <w:proofErr w:type="gramEnd"/>
+            <w:r>
+              <w:rPr>
+                <w:rFonts w:ascii="Arial" w:eastAsia="Arial" w:hAnsi="Arial"/>
+                <w:sz w:val="16"/>
+              </w:rPr>
+              <w:t>%foto1}</w:t>
             </w:r>
           </w:p>
         </w:tc>
@@ -6499,7 +6597,23 @@
                 <w:rFonts w:ascii="Arial" w:eastAsia="Arial" w:hAnsi="Arial"/>
                 <w:sz w:val="16"/>
               </w:rPr>
-              <w:t>{%foto3}{/</w:t>
+              <w:t>{%foto</w:t>
+            </w:r>
+            <w:proofErr w:type="gramStart"/>
+            <w:r>
+              <w:rPr>
+                <w:rFonts w:ascii="Arial" w:eastAsia="Arial" w:hAnsi="Arial"/>
+                <w:sz w:val="16"/>
+              </w:rPr>
+              <w:t>3}{</w:t>
+            </w:r>
+            <w:proofErr w:type="gramEnd"/>
+            <w:r>
+              <w:rPr>
+                <w:rFonts w:ascii="Arial" w:eastAsia="Arial" w:hAnsi="Arial"/>
+                <w:sz w:val="16"/>
+              </w:rPr>
+              <w:t>/</w:t>
             </w:r>
             <w:proofErr w:type="spellStart"/>
             <w:r>
@@ -12433,7 +12547,27 @@
                 <w:szCs w:val="24"/>
                 <w:lang w:val="en"/>
               </w:rPr>
-              <w:t>{#peserta}{no}</w:t>
+              <w:t>{#</w:t>
+            </w:r>
+            <w:proofErr w:type="gramStart"/>
+            <w:r>
+              <w:rPr>
+                <w:rFonts w:ascii="Bookman Old Style" w:eastAsia="Bookman Old Style" w:hAnsi="Bookman Old Style" w:cs="Bookman Old Style"/>
+                <w:sz w:val="24"/>
+                <w:szCs w:val="24"/>
+                <w:lang w:val="en"/>
+              </w:rPr>
+              <w:t>peserta}{</w:t>
+            </w:r>
+            <w:proofErr w:type="gramEnd"/>
+            <w:r>
+              <w:rPr>
+                <w:rFonts w:ascii="Bookman Old Style" w:eastAsia="Bookman Old Style" w:hAnsi="Bookman Old Style" w:cs="Bookman Old Style"/>
+                <w:sz w:val="24"/>
+                <w:szCs w:val="24"/>
+                <w:lang w:val="en"/>
+              </w:rPr>
+              <w:t>no}</w:t>
             </w:r>
           </w:p>
         </w:tc>
@@ -12683,6 +12817,58 @@
           <w:lang w:val="en"/>
         </w:rPr>
         <w:t xml:space="preserve"> Fasih</w:t>
+      </w:r>
+    </w:p>
+    <w:p>
+      <w:pPr>
+        <w:widowControl w:val="0"/>
+        <w:spacing w:after="0" w:line="240" w:lineRule="auto"/>
+        <w:ind w:left="720"/>
+        <w:jc w:val="center"/>
+        <w:rPr>
+          <w:rFonts w:ascii="Bookman Old Style" w:eastAsia="Bookman Old Style" w:hAnsi="Bookman Old Style" w:cs="Bookman Old Style"/>
+          <w:sz w:val="24"/>
+          <w:szCs w:val="24"/>
+          <w:lang w:val="en"/>
+        </w:rPr>
+      </w:pPr>
+      <w:r>
+        <w:rPr>
+          <w:rFonts w:ascii="Bookman Old Style" w:eastAsia="Bookman Old Style" w:hAnsi="Bookman Old Style" w:cs="Bookman Old Style"/>
+          <w:sz w:val="24"/>
+          <w:szCs w:val="24"/>
+          <w:lang w:val="en"/>
+        </w:rPr>
+        <w:t>{</w:t>
+      </w:r>
+      <w:r>
+        <w:rPr>
+          <w:rFonts w:ascii="Bookman Old Style" w:eastAsia="Bookman Old Style" w:hAnsi="Bookman Old Style" w:cs="Bookman Old Style"/>
+          <w:sz w:val="24"/>
+          <w:szCs w:val="24"/>
+          <w:lang w:val="en"/>
+        </w:rPr>
+        <w:t>%</w:t>
+      </w:r>
+      <w:proofErr w:type="spellStart"/>
+      <w:r>
+        <w:rPr>
+          <w:rFonts w:ascii="Bookman Old Style" w:eastAsia="Bookman Old Style" w:hAnsi="Bookman Old Style" w:cs="Bookman Old Style"/>
+          <w:sz w:val="24"/>
+          <w:szCs w:val="24"/>
+          <w:lang w:val="en"/>
+        </w:rPr>
+        <w:t>halaman_depan</w:t>
+      </w:r>
+      <w:proofErr w:type="spellEnd"/>
+      <w:r>
+        <w:rPr>
+          <w:rFonts w:ascii="Bookman Old Style" w:eastAsia="Bookman Old Style" w:hAnsi="Bookman Old Style" w:cs="Bookman Old Style"/>
+          <w:sz w:val="24"/>
+          <w:szCs w:val="24"/>
+          <w:lang w:val="en"/>
+        </w:rPr>
+        <w:t>}</w:t>
       </w:r>
     </w:p>
     <w:tbl>
@@ -12723,7 +12909,23 @@
                 <w:rFonts w:ascii="Arial" w:eastAsia="Arial" w:hAnsi="Arial"/>
                 <w:sz w:val="16"/>
               </w:rPr>
-              <w:t>{#foto_rows}{%foto1}</w:t>
+              <w:t>{#foto_</w:t>
+            </w:r>
+            <w:proofErr w:type="gramStart"/>
+            <w:r>
+              <w:rPr>
+                <w:rFonts w:ascii="Arial" w:eastAsia="Arial" w:hAnsi="Arial"/>
+                <w:sz w:val="16"/>
+              </w:rPr>
+              <w:t>rows}{</w:t>
+            </w:r>
+            <w:proofErr w:type="gramEnd"/>
+            <w:r>
+              <w:rPr>
+                <w:rFonts w:ascii="Arial" w:eastAsia="Arial" w:hAnsi="Arial"/>
+                <w:sz w:val="16"/>
+              </w:rPr>
+              <w:t>%foto1}</w:t>
             </w:r>
           </w:p>
         </w:tc>
@@ -12773,7 +12975,23 @@
                 <w:rFonts w:ascii="Arial" w:eastAsia="Arial" w:hAnsi="Arial"/>
                 <w:sz w:val="16"/>
               </w:rPr>
-              <w:t>{%foto3}{/</w:t>
+              <w:t>{%foto</w:t>
+            </w:r>
+            <w:proofErr w:type="gramStart"/>
+            <w:r>
+              <w:rPr>
+                <w:rFonts w:ascii="Arial" w:eastAsia="Arial" w:hAnsi="Arial"/>
+                <w:sz w:val="16"/>
+              </w:rPr>
+              <w:t>3}{</w:t>
+            </w:r>
+            <w:proofErr w:type="gramEnd"/>
+            <w:r>
+              <w:rPr>
+                <w:rFonts w:ascii="Arial" w:eastAsia="Arial" w:hAnsi="Arial"/>
+                <w:sz w:val="16"/>
+              </w:rPr>
+              <w:t>/</w:t>
             </w:r>
             <w:proofErr w:type="spellStart"/>
             <w:r>
@@ -14920,7 +15138,55 @@
                 <w:sz w:val="16"/>
                 <w:szCs w:val="16"/>
               </w:rPr>
-              <w:t>(15)=(14)/(11)</w:t>
+              <w:t>(</w:t>
+            </w:r>
+            <w:proofErr w:type="gramStart"/>
+            <w:r>
+              <w:rPr>
+                <w:rFonts w:ascii="Arial" w:eastAsia="Times New Roman" w:hAnsi="Arial" w:cs="Arial"/>
+                <w:b/>
+                <w:bCs/>
+                <w:color w:val="000000"/>
+                <w:sz w:val="16"/>
+                <w:szCs w:val="16"/>
+              </w:rPr>
+              <w:t>15)=</w:t>
+            </w:r>
+            <w:proofErr w:type="gramEnd"/>
+            <w:r>
+              <w:rPr>
+                <w:rFonts w:ascii="Arial" w:eastAsia="Times New Roman" w:hAnsi="Arial" w:cs="Arial"/>
+                <w:b/>
+                <w:bCs/>
+                <w:color w:val="000000"/>
+                <w:sz w:val="16"/>
+                <w:szCs w:val="16"/>
+              </w:rPr>
+              <w:t>(14)</w:t>
+            </w:r>
+            <w:proofErr w:type="gramStart"/>
+            <w:r>
+              <w:rPr>
+                <w:rFonts w:ascii="Arial" w:eastAsia="Times New Roman" w:hAnsi="Arial" w:cs="Arial"/>
+                <w:b/>
+                <w:bCs/>
+                <w:color w:val="000000"/>
+                <w:sz w:val="16"/>
+                <w:szCs w:val="16"/>
+              </w:rPr>
+              <w:t>/(</w:t>
+            </w:r>
+            <w:proofErr w:type="gramEnd"/>
+            <w:r>
+              <w:rPr>
+                <w:rFonts w:ascii="Arial" w:eastAsia="Times New Roman" w:hAnsi="Arial" w:cs="Arial"/>
+                <w:b/>
+                <w:bCs/>
+                <w:color w:val="000000"/>
+                <w:sz w:val="16"/>
+                <w:szCs w:val="16"/>
+              </w:rPr>
+              <w:t>11)</w:t>
             </w:r>
           </w:p>
         </w:tc>
@@ -14997,7 +15263,27 @@
                 <w:sz w:val="16"/>
                 <w:szCs w:val="16"/>
               </w:rPr>
-              <w:t>{#peserta}{no}</w:t>
+              <w:t>{#</w:t>
+            </w:r>
+            <w:proofErr w:type="gramStart"/>
+            <w:r>
+              <w:rPr>
+                <w:rFonts w:ascii="Arial" w:eastAsia="Times New Roman" w:hAnsi="Arial" w:cs="Arial"/>
+                <w:color w:val="000000"/>
+                <w:sz w:val="16"/>
+                <w:szCs w:val="16"/>
+              </w:rPr>
+              <w:t>peserta}{</w:t>
+            </w:r>
+            <w:proofErr w:type="gramEnd"/>
+            <w:r>
+              <w:rPr>
+                <w:rFonts w:ascii="Arial" w:eastAsia="Times New Roman" w:hAnsi="Arial" w:cs="Arial"/>
+                <w:color w:val="000000"/>
+                <w:sz w:val="16"/>
+                <w:szCs w:val="16"/>
+              </w:rPr>
+              <w:t>no}</w:t>
             </w:r>
             <w:r>
               <w:rPr>
